--- a/docs/DA1-website-va-cms/DA1-01-thuyet-minh-san-pham.docx
+++ b/docs/DA1-website-va-cms/DA1-01-thuyet-minh-san-pham.docx
@@ -4,12 +4,12 @@
   <w:body>
     <w:p>
       <w:pPr>
-        <w:spacing w:after="1400"/>
+        <w:spacing w:after="900"/>
       </w:pPr>
     </w:p>
     <w:p>
       <w:pPr>
-        <w:spacing w:after="700"/>
+        <w:spacing w:after="350"/>
         <w:jc w:val="center"/>
       </w:pPr>
       <w:r>
@@ -77,7 +77,7 @@
           <w:top w:val="single" w:color="008E4D" w:sz="12" w:space="18"/>
           <w:bottom w:val="single" w:color="008E4D" w:sz="12" w:space="18"/>
         </w:pBdr>
-        <w:spacing w:after="900" w:before="260"/>
+        <w:spacing w:after="500" w:before="220"/>
         <w:jc w:val="center"/>
       </w:pPr>
       <w:r>
@@ -94,7 +94,7 @@
     </w:p>
     <w:p>
       <w:pPr>
-        <w:spacing w:after="700"/>
+        <w:spacing w:after="350"/>
         <w:jc w:val="center"/>
       </w:pPr>
       <w:r>
@@ -591,7 +591,7 @@
     </w:tbl>
     <w:p>
       <w:pPr>
-        <w:spacing w:after="420"/>
+        <w:spacing w:after="200"/>
       </w:pPr>
     </w:p>
     <w:p>
@@ -896,7 +896,7 @@
     </w:tbl>
     <w:p>
       <w:pPr>
-        <w:spacing w:after="420"/>
+        <w:spacing w:after="200"/>
       </w:pPr>
     </w:p>
     <w:p>

--- a/docs/DA1-website-va-cms/DA1-01-thuyet-minh-san-pham.docx
+++ b/docs/DA1-website-va-cms/DA1-01-thuyet-minh-san-pham.docx
@@ -123,8 +123,8 @@
         <w:tblLayout w:type="fixed"/>
       </w:tblPr>
       <w:tblGrid>
-        <w:gridCol w:w="2302"/>
-        <w:gridCol w:w="7058"/>
+        <w:gridCol w:w="2600"/>
+        <w:gridCol w:w="6760"/>
       </w:tblGrid>
       <w:tr>
         <w:trPr>
@@ -132,7 +132,7 @@
         </w:trPr>
         <w:tc>
           <w:tcPr>
-            <w:tcW w:type="dxa" w:w="2302"/>
+            <w:tcW w:type="dxa" w:w="2600"/>
             <w:shd w:fill="EEF6F1" w:color="auto" w:val="clear"/>
             <w:tcMar>
               <w:top w:type="dxa" w:w="90"/>
@@ -161,7 +161,7 @@
         </w:tc>
         <w:tc>
           <w:tcPr>
-            <w:tcW w:type="dxa" w:w="7058"/>
+            <w:tcW w:type="dxa" w:w="6760"/>
             <w:shd w:fill="EEF6F1" w:color="auto" w:val="clear"/>
             <w:tcMar>
               <w:top w:type="dxa" w:w="90"/>
@@ -195,7 +195,7 @@
         </w:trPr>
         <w:tc>
           <w:tcPr>
-            <w:tcW w:type="dxa" w:w="2302"/>
+            <w:tcW w:type="dxa" w:w="2600"/>
             <w:tcMar>
               <w:top w:type="dxa" w:w="90"/>
               <w:left w:type="dxa" w:w="120"/>
@@ -221,7 +221,7 @@
         </w:tc>
         <w:tc>
           <w:tcPr>
-            <w:tcW w:type="dxa" w:w="7058"/>
+            <w:tcW w:type="dxa" w:w="6760"/>
             <w:tcMar>
               <w:top w:type="dxa" w:w="90"/>
               <w:left w:type="dxa" w:w="120"/>
@@ -252,7 +252,7 @@
         </w:trPr>
         <w:tc>
           <w:tcPr>
-            <w:tcW w:type="dxa" w:w="2302"/>
+            <w:tcW w:type="dxa" w:w="2600"/>
             <w:tcMar>
               <w:top w:type="dxa" w:w="90"/>
               <w:left w:type="dxa" w:w="120"/>
@@ -278,7 +278,7 @@
         </w:tc>
         <w:tc>
           <w:tcPr>
-            <w:tcW w:type="dxa" w:w="7058"/>
+            <w:tcW w:type="dxa" w:w="6760"/>
             <w:tcMar>
               <w:top w:type="dxa" w:w="90"/>
               <w:left w:type="dxa" w:w="120"/>
@@ -309,7 +309,7 @@
         </w:trPr>
         <w:tc>
           <w:tcPr>
-            <w:tcW w:type="dxa" w:w="2302"/>
+            <w:tcW w:type="dxa" w:w="2600"/>
             <w:tcMar>
               <w:top w:type="dxa" w:w="90"/>
               <w:left w:type="dxa" w:w="120"/>
@@ -335,7 +335,7 @@
         </w:tc>
         <w:tc>
           <w:tcPr>
-            <w:tcW w:type="dxa" w:w="7058"/>
+            <w:tcW w:type="dxa" w:w="6760"/>
             <w:tcMar>
               <w:top w:type="dxa" w:w="90"/>
               <w:left w:type="dxa" w:w="120"/>
@@ -366,7 +366,7 @@
         </w:trPr>
         <w:tc>
           <w:tcPr>
-            <w:tcW w:type="dxa" w:w="2302"/>
+            <w:tcW w:type="dxa" w:w="2600"/>
             <w:tcMar>
               <w:top w:type="dxa" w:w="90"/>
               <w:left w:type="dxa" w:w="120"/>
@@ -392,7 +392,7 @@
         </w:tc>
         <w:tc>
           <w:tcPr>
-            <w:tcW w:type="dxa" w:w="7058"/>
+            <w:tcW w:type="dxa" w:w="6760"/>
             <w:tcMar>
               <w:top w:type="dxa" w:w="90"/>
               <w:left w:type="dxa" w:w="120"/>
@@ -423,7 +423,7 @@
         </w:trPr>
         <w:tc>
           <w:tcPr>
-            <w:tcW w:type="dxa" w:w="2302"/>
+            <w:tcW w:type="dxa" w:w="2600"/>
             <w:tcMar>
               <w:top w:type="dxa" w:w="90"/>
               <w:left w:type="dxa" w:w="120"/>
@@ -449,7 +449,7 @@
         </w:tc>
         <w:tc>
           <w:tcPr>
-            <w:tcW w:type="dxa" w:w="7058"/>
+            <w:tcW w:type="dxa" w:w="6760"/>
             <w:tcMar>
               <w:top w:type="dxa" w:w="90"/>
               <w:left w:type="dxa" w:w="120"/>
@@ -480,7 +480,7 @@
         </w:trPr>
         <w:tc>
           <w:tcPr>
-            <w:tcW w:type="dxa" w:w="2302"/>
+            <w:tcW w:type="dxa" w:w="2600"/>
             <w:tcMar>
               <w:top w:type="dxa" w:w="90"/>
               <w:left w:type="dxa" w:w="120"/>
@@ -506,38 +506,38 @@
         </w:tc>
         <w:tc>
           <w:tcPr>
-            <w:tcW w:type="dxa" w:w="7058"/>
-            <w:tcMar>
-              <w:top w:type="dxa" w:w="90"/>
-              <w:left w:type="dxa" w:w="120"/>
-              <w:bottom w:type="dxa" w:w="90"/>
-              <w:right w:type="dxa" w:w="120"/>
-            </w:tcMar>
-            <w:vAlign w:val="center"/>
-          </w:tcPr>
-          <w:p>
-            <w:pPr>
-              <w:spacing w:after="0" w:line="280"/>
-            </w:pPr>
-            <w:r>
-              <w:rPr>
-                <w:rFonts w:ascii="Be Vietnam Pro" w:cs="Be Vietnam Pro" w:eastAsia="Be Vietnam Pro" w:hAnsi="Be Vietnam Pro"/>
-                <w:color w:val="101814"/>
-                <w:sz w:val="20"/>
-                <w:szCs w:val="20"/>
-              </w:rPr>
-              <w:t xml:space="preserve">Bộ phận Phát triển phần mềm — Công ty Bioscope</w:t>
-            </w:r>
-          </w:p>
-        </w:tc>
-      </w:tr>
-      <w:tr>
-        <w:trPr>
-          <w:tblHeader w:val="false"/>
-        </w:trPr>
-        <w:tc>
-          <w:tcPr>
-            <w:tcW w:type="dxa" w:w="2302"/>
+            <w:tcW w:type="dxa" w:w="6760"/>
+            <w:tcMar>
+              <w:top w:type="dxa" w:w="90"/>
+              <w:left w:type="dxa" w:w="120"/>
+              <w:bottom w:type="dxa" w:w="90"/>
+              <w:right w:type="dxa" w:w="120"/>
+            </w:tcMar>
+            <w:vAlign w:val="center"/>
+          </w:tcPr>
+          <w:p>
+            <w:pPr>
+              <w:spacing w:after="0" w:line="280"/>
+            </w:pPr>
+            <w:r>
+              <w:rPr>
+                <w:rFonts w:ascii="Be Vietnam Pro" w:cs="Be Vietnam Pro" w:eastAsia="Be Vietnam Pro" w:hAnsi="Be Vietnam Pro"/>
+                <w:color w:val="101814"/>
+                <w:sz w:val="20"/>
+                <w:szCs w:val="20"/>
+              </w:rPr>
+              <w:t xml:space="preserve">HungDV — Product Owner, Công ty OPTIMAI</w:t>
+            </w:r>
+          </w:p>
+        </w:tc>
+      </w:tr>
+      <w:tr>
+        <w:trPr>
+          <w:tblHeader w:val="false"/>
+        </w:trPr>
+        <w:tc>
+          <w:tcPr>
+            <w:tcW w:type="dxa" w:w="2600"/>
             <w:tcMar>
               <w:top w:type="dxa" w:w="90"/>
               <w:left w:type="dxa" w:w="120"/>
@@ -563,27 +563,27 @@
         </w:tc>
         <w:tc>
           <w:tcPr>
-            <w:tcW w:type="dxa" w:w="7058"/>
-            <w:tcMar>
-              <w:top w:type="dxa" w:w="90"/>
-              <w:left w:type="dxa" w:w="120"/>
-              <w:bottom w:type="dxa" w:w="90"/>
-              <w:right w:type="dxa" w:w="120"/>
-            </w:tcMar>
-            <w:vAlign w:val="center"/>
-          </w:tcPr>
-          <w:p>
-            <w:pPr>
-              <w:spacing w:after="0" w:line="280"/>
-            </w:pPr>
-            <w:r>
-              <w:rPr>
-                <w:rFonts w:ascii="Be Vietnam Pro" w:cs="Be Vietnam Pro" w:eastAsia="Be Vietnam Pro" w:hAnsi="Be Vietnam Pro"/>
-                <w:color w:val="101814"/>
-                <w:sz w:val="20"/>
-                <w:szCs w:val="20"/>
-              </w:rPr>
-              <w:t xml:space="preserve">Ban Giám đốc</w:t>
+            <w:tcW w:type="dxa" w:w="6760"/>
+            <w:tcMar>
+              <w:top w:type="dxa" w:w="90"/>
+              <w:left w:type="dxa" w:w="120"/>
+              <w:bottom w:type="dxa" w:w="90"/>
+              <w:right w:type="dxa" w:w="120"/>
+            </w:tcMar>
+            <w:vAlign w:val="center"/>
+          </w:tcPr>
+          <w:p>
+            <w:pPr>
+              <w:spacing w:after="0" w:line="280"/>
+            </w:pPr>
+            <w:r>
+              <w:rPr>
+                <w:rFonts w:ascii="Be Vietnam Pro" w:cs="Be Vietnam Pro" w:eastAsia="Be Vietnam Pro" w:hAnsi="Be Vietnam Pro"/>
+                <w:color w:val="101814"/>
+                <w:sz w:val="20"/>
+                <w:szCs w:val="20"/>
+              </w:rPr>
+              <w:t xml:space="preserve">Ban Giám đốc Công ty OPTIMAI</w:t>
             </w:r>
           </w:p>
         </w:tc>

--- a/docs/DA1-website-va-cms/DA1-01-thuyet-minh-san-pham.docx
+++ b/docs/DA1-website-va-cms/DA1-01-thuyet-minh-san-pham.docx
@@ -9,48 +9,39 @@
     </w:p>
     <w:p>
       <w:pPr>
-        <w:spacing w:after="350"/>
+        <w:spacing w:after="40"/>
         <w:jc w:val="center"/>
       </w:pPr>
       <w:r>
-        <w:drawing>
-          <wp:inline distT="0" distB="0" distL="0" distR="0">
-            <wp:extent cx="2476500" cy="723900"/>
-            <wp:effectExtent t="0" r="0" b="0" l="0"/>
-            <wp:docPr id="1" name="" descr="" title=""/>
-            <wp:cNvGraphicFramePr>
-              <a:graphicFrameLocks xmlns:a="http://schemas.openxmlformats.org/drawingml/2006/main" noChangeAspect="1"/>
-            </wp:cNvGraphicFramePr>
-            <a:graphic xmlns:a="http://schemas.openxmlformats.org/drawingml/2006/main">
-              <a:graphicData uri="http://schemas.openxmlformats.org/drawingml/2006/picture">
-                <pic:pic xmlns:pic="http://schemas.openxmlformats.org/drawingml/2006/picture">
-                  <pic:nvPicPr>
-                    <pic:cNvPr id="0" name="" descr=""/>
-                    <pic:cNvPicPr>
-                      <a:picLocks noChangeAspect="1" noChangeArrowheads="1"/>
-                    </pic:cNvPicPr>
-                  </pic:nvPicPr>
-                  <pic:blipFill>
-                    <a:blip r:embed="rId9" cstate="none"/>
-                    <a:srcRect/>
-                    <a:stretch>
-                      <a:fillRect/>
-                    </a:stretch>
-                  </pic:blipFill>
-                  <pic:spPr bwMode="auto">
-                    <a:xfrm>
-                      <a:off x="0" y="0"/>
-                      <a:ext cx="2476500" cy="723900"/>
-                    </a:xfrm>
-                    <a:prstGeom prst="rect">
-                      <a:avLst/>
-                    </a:prstGeom>
-                  </pic:spPr>
-                </pic:pic>
-              </a:graphicData>
-            </a:graphic>
-          </wp:inline>
-        </w:drawing>
+        <w:rPr>
+          <w:rFonts w:ascii="Be Vietnam Pro" w:cs="Be Vietnam Pro" w:eastAsia="Be Vietnam Pro" w:hAnsi="Be Vietnam Pro"/>
+          <w:b/>
+          <w:bCs/>
+          <w:color w:val="036F3D"/>
+          <w:spacing w:val="160"/>
+          <w:sz w:val="64"/>
+          <w:szCs w:val="64"/>
+        </w:rPr>
+        <w:t xml:space="preserve">OPTIMAI</w:t>
+      </w:r>
+    </w:p>
+    <w:p>
+      <w:pPr>
+        <w:pBdr>
+          <w:top w:val="single" w:color="F58E33" w:sz="8" w:space="10"/>
+        </w:pBdr>
+        <w:spacing w:after="320"/>
+        <w:jc w:val="center"/>
+      </w:pPr>
+      <w:r>
+        <w:rPr>
+          <w:rFonts w:ascii="Be Vietnam Pro" w:cs="Be Vietnam Pro" w:eastAsia="Be Vietnam Pro" w:hAnsi="Be Vietnam Pro"/>
+          <w:color w:val="8A4B12"/>
+          <w:spacing w:val="70"/>
+          <w:sz w:val="16"/>
+          <w:szCs w:val="16"/>
+        </w:rPr>
+        <w:t xml:space="preserve">CÔNG TY PHÁT TRIỂN PHẦN MỀM</w:t>
       </w:r>
     </w:p>
     <w:p>
@@ -8304,44 +8295,16 @@
             <w:spacing w:after="0"/>
           </w:pPr>
           <w:r>
-            <w:drawing>
-              <wp:inline distT="0" distB="0" distL="0" distR="0">
-                <wp:extent cx="1009650" cy="295275"/>
-                <wp:effectExtent t="0" r="0" b="0" l="0"/>
-                <wp:docPr id="1" name="" descr="" title=""/>
-                <wp:cNvGraphicFramePr>
-                  <a:graphicFrameLocks xmlns:a="http://schemas.openxmlformats.org/drawingml/2006/main" noChangeAspect="1"/>
-                </wp:cNvGraphicFramePr>
-                <a:graphic xmlns:a="http://schemas.openxmlformats.org/drawingml/2006/main">
-                  <a:graphicData uri="http://schemas.openxmlformats.org/drawingml/2006/picture">
-                    <pic:pic xmlns:pic="http://schemas.openxmlformats.org/drawingml/2006/picture">
-                      <pic:nvPicPr>
-                        <pic:cNvPr id="0" name="" descr=""/>
-                        <pic:cNvPicPr>
-                          <a:picLocks noChangeAspect="1" noChangeArrowheads="1"/>
-                        </pic:cNvPicPr>
-                      </pic:nvPicPr>
-                      <pic:blipFill>
-                        <a:blip r:embed="rId0" cstate="none"/>
-                        <a:srcRect/>
-                        <a:stretch>
-                          <a:fillRect/>
-                        </a:stretch>
-                      </pic:blipFill>
-                      <pic:spPr bwMode="auto">
-                        <a:xfrm>
-                          <a:off x="0" y="0"/>
-                          <a:ext cx="1009650" cy="295275"/>
-                        </a:xfrm>
-                        <a:prstGeom prst="rect">
-                          <a:avLst/>
-                        </a:prstGeom>
-                      </pic:spPr>
-                    </pic:pic>
-                  </a:graphicData>
-                </a:graphic>
-              </wp:inline>
-            </w:drawing>
+            <w:rPr>
+              <w:rFonts w:ascii="Be Vietnam Pro" w:cs="Be Vietnam Pro" w:eastAsia="Be Vietnam Pro" w:hAnsi="Be Vietnam Pro"/>
+              <w:b/>
+              <w:bCs/>
+              <w:color w:val="036F3D"/>
+              <w:spacing w:val="60"/>
+              <w:sz w:val="19"/>
+              <w:szCs w:val="19"/>
+            </w:rPr>
+            <w:t xml:space="preserve">OPTIMAI</w:t>
           </w:r>
         </w:p>
       </w:tc>

--- a/docs/DA1-website-va-cms/DA1-01-thuyet-minh-san-pham.docx
+++ b/docs/DA1-website-va-cms/DA1-01-thuyet-minh-san-pham.docx
@@ -934,6 +934,661 @@
           <w:szCs w:val="28"/>
         </w:rPr>
         <w:t xml:space="preserve">Website Bioscope và Hệ quản trị nội dung</w:t>
+      </w:r>
+    </w:p>
+    <w:p>
+      <w:pPr>
+        <w:pBdr>
+          <w:bottom w:val="single" w:color="CFE3D8" w:sz="4" w:space="4"/>
+        </w:pBdr>
+        <w:spacing w:after="160" w:before="160"/>
+      </w:pPr>
+      <w:r>
+        <w:rPr>
+          <w:rFonts w:ascii="Be Vietnam Pro" w:cs="Be Vietnam Pro" w:eastAsia="Be Vietnam Pro" w:hAnsi="Be Vietnam Pro"/>
+          <w:sz w:val="2"/>
+          <w:szCs w:val="2"/>
+        </w:rPr>
+        <w:t xml:space="preserve"/>
+      </w:r>
+    </w:p>
+    <w:p>
+      <w:pPr>
+        <w:pStyle w:val="Heading1"/>
+        <w:pBdr>
+          <w:bottom w:val="single" w:color="008E4D" w:sz="12" w:space="6"/>
+        </w:pBdr>
+        <w:spacing w:after="180" w:before="380"/>
+      </w:pPr>
+      <w:r>
+        <w:rPr>
+          <w:rFonts w:ascii="Be Vietnam Pro" w:cs="Be Vietnam Pro" w:eastAsia="Be Vietnam Pro" w:hAnsi="Be Vietnam Pro"/>
+          <w:b/>
+          <w:bCs/>
+          <w:color w:val="036F3D"/>
+          <w:sz w:val="28"/>
+          <w:szCs w:val="28"/>
+        </w:rPr>
+        <w:t xml:space="preserve">0. Hai bên trong dự án</w:t>
+      </w:r>
+    </w:p>
+    <w:tbl>
+      <w:tblPr>
+        <w:tblW w:type="dxa" w:w="9360"/>
+        <w:tblBorders>
+          <w:top w:val="single" w:color="CFE3D8" w:sz="4"/>
+          <w:left w:val="single" w:color="CFE3D8" w:sz="4"/>
+          <w:bottom w:val="single" w:color="CFE3D8" w:sz="4"/>
+          <w:right w:val="single" w:color="CFE3D8" w:sz="4"/>
+          <w:insideH w:val="single" w:color="CFE3D8" w:sz="4"/>
+          <w:insideV w:val="single" w:color="CFE3D8" w:sz="4"/>
+        </w:tblBorders>
+        <w:tblLayout w:type="fixed"/>
+      </w:tblPr>
+      <w:tblGrid>
+        <w:gridCol w:w="974"/>
+        <w:gridCol w:w="3964"/>
+        <w:gridCol w:w="4422"/>
+      </w:tblGrid>
+      <w:tr>
+        <w:trPr>
+          <w:tblHeader/>
+        </w:trPr>
+        <w:tc>
+          <w:tcPr>
+            <w:tcW w:type="dxa" w:w="974"/>
+            <w:shd w:fill="EEF6F1" w:color="auto" w:val="clear"/>
+            <w:tcMar>
+              <w:top w:type="dxa" w:w="90"/>
+              <w:left w:type="dxa" w:w="120"/>
+              <w:bottom w:type="dxa" w:w="90"/>
+              <w:right w:type="dxa" w:w="120"/>
+            </w:tcMar>
+            <w:vAlign w:val="center"/>
+          </w:tcPr>
+          <w:p>
+            <w:pPr>
+              <w:spacing w:after="0" w:line="280"/>
+            </w:pPr>
+            <w:r>
+              <w:rPr>
+                <w:rFonts w:ascii="Be Vietnam Pro" w:cs="Be Vietnam Pro" w:eastAsia="Be Vietnam Pro" w:hAnsi="Be Vietnam Pro"/>
+                <w:sz w:val="21"/>
+                <w:szCs w:val="21"/>
+              </w:rPr>
+              <w:t xml:space="preserve"/>
+            </w:r>
+          </w:p>
+        </w:tc>
+        <w:tc>
+          <w:tcPr>
+            <w:tcW w:type="dxa" w:w="3964"/>
+            <w:shd w:fill="EEF6F1" w:color="auto" w:val="clear"/>
+            <w:tcMar>
+              <w:top w:type="dxa" w:w="90"/>
+              <w:left w:type="dxa" w:w="120"/>
+              <w:bottom w:type="dxa" w:w="90"/>
+              <w:right w:type="dxa" w:w="120"/>
+            </w:tcMar>
+            <w:vAlign w:val="center"/>
+          </w:tcPr>
+          <w:p>
+            <w:pPr>
+              <w:spacing w:after="0" w:line="280"/>
+            </w:pPr>
+            <w:r>
+              <w:rPr>
+                <w:rFonts w:ascii="Be Vietnam Pro" w:cs="Be Vietnam Pro" w:eastAsia="Be Vietnam Pro" w:hAnsi="Be Vietnam Pro"/>
+                <w:b/>
+                <w:bCs/>
+                <w:color w:val="036F3D"/>
+                <w:sz w:val="20"/>
+                <w:szCs w:val="20"/>
+              </w:rPr>
+              <w:t xml:space="preserve">Bên thực hiện</w:t>
+            </w:r>
+          </w:p>
+        </w:tc>
+        <w:tc>
+          <w:tcPr>
+            <w:tcW w:type="dxa" w:w="4422"/>
+            <w:shd w:fill="EEF6F1" w:color="auto" w:val="clear"/>
+            <w:tcMar>
+              <w:top w:type="dxa" w:w="90"/>
+              <w:left w:type="dxa" w:w="120"/>
+              <w:bottom w:type="dxa" w:w="90"/>
+              <w:right w:type="dxa" w:w="120"/>
+            </w:tcMar>
+            <w:vAlign w:val="center"/>
+          </w:tcPr>
+          <w:p>
+            <w:pPr>
+              <w:spacing w:after="0" w:line="280"/>
+            </w:pPr>
+            <w:r>
+              <w:rPr>
+                <w:rFonts w:ascii="Be Vietnam Pro" w:cs="Be Vietnam Pro" w:eastAsia="Be Vietnam Pro" w:hAnsi="Be Vietnam Pro"/>
+                <w:b/>
+                <w:bCs/>
+                <w:color w:val="036F3D"/>
+                <w:sz w:val="20"/>
+                <w:szCs w:val="20"/>
+              </w:rPr>
+              <w:t xml:space="preserve">Bên thụ hưởng</w:t>
+            </w:r>
+          </w:p>
+        </w:tc>
+      </w:tr>
+      <w:tr>
+        <w:trPr>
+          <w:tblHeader w:val="false"/>
+        </w:trPr>
+        <w:tc>
+          <w:tcPr>
+            <w:tcW w:type="dxa" w:w="974"/>
+            <w:tcMar>
+              <w:top w:type="dxa" w:w="90"/>
+              <w:left w:type="dxa" w:w="120"/>
+              <w:bottom w:type="dxa" w:w="90"/>
+              <w:right w:type="dxa" w:w="120"/>
+            </w:tcMar>
+            <w:vAlign w:val="center"/>
+          </w:tcPr>
+          <w:p>
+            <w:pPr>
+              <w:spacing w:after="0" w:line="280"/>
+            </w:pPr>
+            <w:r>
+              <w:rPr>
+                <w:rFonts w:ascii="Be Vietnam Pro" w:cs="Be Vietnam Pro" w:eastAsia="Be Vietnam Pro" w:hAnsi="Be Vietnam Pro"/>
+                <w:color w:val="101814"/>
+                <w:sz w:val="20"/>
+                <w:szCs w:val="20"/>
+              </w:rPr>
+              <w:t xml:space="preserve">Công ty</w:t>
+            </w:r>
+          </w:p>
+        </w:tc>
+        <w:tc>
+          <w:tcPr>
+            <w:tcW w:type="dxa" w:w="3964"/>
+            <w:tcMar>
+              <w:top w:type="dxa" w:w="90"/>
+              <w:left w:type="dxa" w:w="120"/>
+              <w:bottom w:type="dxa" w:w="90"/>
+              <w:right w:type="dxa" w:w="120"/>
+            </w:tcMar>
+            <w:vAlign w:val="center"/>
+          </w:tcPr>
+          <w:p>
+            <w:pPr>
+              <w:spacing w:after="0" w:line="280"/>
+            </w:pPr>
+            <w:r>
+              <w:rPr>
+                <w:rFonts w:ascii="Be Vietnam Pro" w:cs="Be Vietnam Pro" w:eastAsia="Be Vietnam Pro" w:hAnsi="Be Vietnam Pro"/>
+                <w:b/>
+                <w:bCs/>
+                <w:color w:val="101814"/>
+                <w:sz w:val="20"/>
+                <w:szCs w:val="20"/>
+              </w:rPr>
+              <w:t xml:space="preserve">OPTIMAI</w:t>
+            </w:r>
+          </w:p>
+        </w:tc>
+        <w:tc>
+          <w:tcPr>
+            <w:tcW w:type="dxa" w:w="4422"/>
+            <w:tcMar>
+              <w:top w:type="dxa" w:w="90"/>
+              <w:left w:type="dxa" w:w="120"/>
+              <w:bottom w:type="dxa" w:w="90"/>
+              <w:right w:type="dxa" w:w="120"/>
+            </w:tcMar>
+            <w:vAlign w:val="center"/>
+          </w:tcPr>
+          <w:p>
+            <w:pPr>
+              <w:spacing w:after="0" w:line="280"/>
+            </w:pPr>
+            <w:r>
+              <w:rPr>
+                <w:rFonts w:ascii="Be Vietnam Pro" w:cs="Be Vietnam Pro" w:eastAsia="Be Vietnam Pro" w:hAnsi="Be Vietnam Pro"/>
+                <w:b/>
+                <w:bCs/>
+                <w:color w:val="101814"/>
+                <w:sz w:val="20"/>
+                <w:szCs w:val="20"/>
+              </w:rPr>
+              <w:t xml:space="preserve">Bioscope</w:t>
+            </w:r>
+          </w:p>
+        </w:tc>
+      </w:tr>
+      <w:tr>
+        <w:trPr>
+          <w:tblHeader w:val="false"/>
+        </w:trPr>
+        <w:tc>
+          <w:tcPr>
+            <w:tcW w:type="dxa" w:w="974"/>
+            <w:tcMar>
+              <w:top w:type="dxa" w:w="90"/>
+              <w:left w:type="dxa" w:w="120"/>
+              <w:bottom w:type="dxa" w:w="90"/>
+              <w:right w:type="dxa" w:w="120"/>
+            </w:tcMar>
+            <w:vAlign w:val="center"/>
+          </w:tcPr>
+          <w:p>
+            <w:pPr>
+              <w:spacing w:after="0" w:line="280"/>
+            </w:pPr>
+            <w:r>
+              <w:rPr>
+                <w:rFonts w:ascii="Be Vietnam Pro" w:cs="Be Vietnam Pro" w:eastAsia="Be Vietnam Pro" w:hAnsi="Be Vietnam Pro"/>
+                <w:color w:val="101814"/>
+                <w:sz w:val="20"/>
+                <w:szCs w:val="20"/>
+              </w:rPr>
+              <w:t xml:space="preserve">Vai trò</w:t>
+            </w:r>
+          </w:p>
+        </w:tc>
+        <w:tc>
+          <w:tcPr>
+            <w:tcW w:type="dxa" w:w="3964"/>
+            <w:tcMar>
+              <w:top w:type="dxa" w:w="90"/>
+              <w:left w:type="dxa" w:w="120"/>
+              <w:bottom w:type="dxa" w:w="90"/>
+              <w:right w:type="dxa" w:w="120"/>
+            </w:tcMar>
+            <w:vAlign w:val="center"/>
+          </w:tcPr>
+          <w:p>
+            <w:pPr>
+              <w:spacing w:after="0" w:line="280"/>
+            </w:pPr>
+            <w:r>
+              <w:rPr>
+                <w:rFonts w:ascii="Be Vietnam Pro" w:cs="Be Vietnam Pro" w:eastAsia="Be Vietnam Pro" w:hAnsi="Be Vietnam Pro"/>
+                <w:color w:val="101814"/>
+                <w:sz w:val="20"/>
+                <w:szCs w:val="20"/>
+              </w:rPr>
+              <w:t xml:space="preserve">Phân tích, thiết kế, lập trình, kiểm thử, đóng gói, triển khai, bàn giao, bảo hành</w:t>
+            </w:r>
+          </w:p>
+        </w:tc>
+        <w:tc>
+          <w:tcPr>
+            <w:tcW w:type="dxa" w:w="4422"/>
+            <w:tcMar>
+              <w:top w:type="dxa" w:w="90"/>
+              <w:left w:type="dxa" w:w="120"/>
+              <w:bottom w:type="dxa" w:w="90"/>
+              <w:right w:type="dxa" w:w="120"/>
+            </w:tcMar>
+            <w:vAlign w:val="center"/>
+          </w:tcPr>
+          <w:p>
+            <w:pPr>
+              <w:spacing w:after="0" w:line="280"/>
+            </w:pPr>
+            <w:r>
+              <w:rPr>
+                <w:rFonts w:ascii="Be Vietnam Pro" w:cs="Be Vietnam Pro" w:eastAsia="Be Vietnam Pro" w:hAnsi="Be Vietnam Pro"/>
+                <w:color w:val="101814"/>
+                <w:sz w:val="20"/>
+                <w:szCs w:val="20"/>
+              </w:rPr>
+              <w:t xml:space="preserve">Đặt hàng, cung cấp yêu cầu nghiệp vụ, nghiệm thu, tiếp nhận, vận hành</w:t>
+            </w:r>
+          </w:p>
+        </w:tc>
+      </w:tr>
+    </w:tbl>
+    <w:p>
+      <w:pPr>
+        <w:spacing w:after="180"/>
+      </w:pPr>
+    </w:p>
+    <w:tbl>
+      <w:tblPr>
+        <w:tblW w:type="dxa" w:w="9360"/>
+        <w:tblBorders>
+          <w:top w:val="single" w:color="CFE3D8" w:sz="4"/>
+          <w:left w:val="single" w:color="CFE3D8" w:sz="4"/>
+          <w:bottom w:val="single" w:color="CFE3D8" w:sz="4"/>
+          <w:right w:val="single" w:color="CFE3D8" w:sz="4"/>
+          <w:insideH w:val="single" w:color="CFE3D8" w:sz="4"/>
+          <w:insideV w:val="single" w:color="CFE3D8" w:sz="4"/>
+        </w:tblBorders>
+        <w:tblLayout w:type="fixed"/>
+      </w:tblPr>
+      <w:tblGrid>
+        <w:gridCol w:w="4850"/>
+        <w:gridCol w:w="4510"/>
+      </w:tblGrid>
+      <w:tr>
+        <w:trPr>
+          <w:tblHeader/>
+        </w:trPr>
+        <w:tc>
+          <w:tcPr>
+            <w:tcW w:type="dxa" w:w="4850"/>
+            <w:shd w:fill="EEF6F1" w:color="auto" w:val="clear"/>
+            <w:tcMar>
+              <w:top w:type="dxa" w:w="90"/>
+              <w:left w:type="dxa" w:w="120"/>
+              <w:bottom w:type="dxa" w:w="90"/>
+              <w:right w:type="dxa" w:w="120"/>
+            </w:tcMar>
+            <w:vAlign w:val="center"/>
+          </w:tcPr>
+          <w:p>
+            <w:pPr>
+              <w:spacing w:after="0" w:line="280"/>
+            </w:pPr>
+            <w:r>
+              <w:rPr>
+                <w:rFonts w:ascii="Be Vietnam Pro" w:cs="Be Vietnam Pro" w:eastAsia="Be Vietnam Pro" w:hAnsi="Be Vietnam Pro"/>
+                <w:b/>
+                <w:bCs/>
+                <w:color w:val="036F3D"/>
+                <w:sz w:val="20"/>
+                <w:szCs w:val="20"/>
+              </w:rPr>
+              <w:t xml:space="preserve">Tài liệu nền</w:t>
+            </w:r>
+          </w:p>
+        </w:tc>
+        <w:tc>
+          <w:tcPr>
+            <w:tcW w:type="dxa" w:w="4510"/>
+            <w:shd w:fill="EEF6F1" w:color="auto" w:val="clear"/>
+            <w:tcMar>
+              <w:top w:type="dxa" w:w="90"/>
+              <w:left w:type="dxa" w:w="120"/>
+              <w:bottom w:type="dxa" w:w="90"/>
+              <w:right w:type="dxa" w:w="120"/>
+            </w:tcMar>
+            <w:vAlign w:val="center"/>
+          </w:tcPr>
+          <w:p>
+            <w:pPr>
+              <w:spacing w:after="0" w:line="280"/>
+            </w:pPr>
+            <w:r>
+              <w:rPr>
+                <w:rFonts w:ascii="Be Vietnam Pro" w:cs="Be Vietnam Pro" w:eastAsia="Be Vietnam Pro" w:hAnsi="Be Vietnam Pro"/>
+                <w:b/>
+                <w:bCs/>
+                <w:color w:val="036F3D"/>
+                <w:sz w:val="20"/>
+                <w:szCs w:val="20"/>
+              </w:rPr>
+              <w:t xml:space="preserve">Nội dung</w:t>
+            </w:r>
+          </w:p>
+        </w:tc>
+      </w:tr>
+      <w:tr>
+        <w:trPr>
+          <w:tblHeader w:val="false"/>
+        </w:trPr>
+        <w:tc>
+          <w:tcPr>
+            <w:tcW w:type="dxa" w:w="4850"/>
+            <w:tcMar>
+              <w:top w:type="dxa" w:w="90"/>
+              <w:left w:type="dxa" w:w="120"/>
+              <w:bottom w:type="dxa" w:w="90"/>
+              <w:right w:type="dxa" w:w="120"/>
+            </w:tcMar>
+            <w:vAlign w:val="center"/>
+          </w:tcPr>
+          <w:p>
+            <w:pPr>
+              <w:spacing w:after="0" w:line="280"/>
+            </w:pPr>
+            <w:r>
+              <w:rPr>
+                <w:rFonts w:ascii="Menlo" w:cs="Menlo" w:eastAsia="Menlo" w:hAnsi="Menlo"/>
+                <w:color w:val="036F3D"/>
+                <w:sz w:val="20"/>
+                <w:szCs w:val="20"/>
+                <w:shd w:fill="F1F5F3" w:color="auto" w:val="clear"/>
+              </w:rPr>
+              <w:t xml:space="preserve">00-ho-so-chung/00-1-thuyet-minh-nang-luc-va-doi-ngu.md</w:t>
+            </w:r>
+          </w:p>
+        </w:tc>
+        <w:tc>
+          <w:tcPr>
+            <w:tcW w:type="dxa" w:w="4510"/>
+            <w:tcMar>
+              <w:top w:type="dxa" w:w="90"/>
+              <w:left w:type="dxa" w:w="120"/>
+              <w:bottom w:type="dxa" w:w="90"/>
+              <w:right w:type="dxa" w:w="120"/>
+            </w:tcMar>
+            <w:vAlign w:val="center"/>
+          </w:tcPr>
+          <w:p>
+            <w:pPr>
+              <w:spacing w:after="0" w:line="280"/>
+            </w:pPr>
+            <w:r>
+              <w:rPr>
+                <w:rFonts w:ascii="Be Vietnam Pro" w:cs="Be Vietnam Pro" w:eastAsia="Be Vietnam Pro" w:hAnsi="Be Vietnam Pro"/>
+                <w:color w:val="101814"/>
+                <w:sz w:val="20"/>
+                <w:szCs w:val="20"/>
+              </w:rPr>
+              <w:t xml:space="preserve">Đội thực hiện và </w:t>
+            </w:r>
+            <w:r>
+              <w:rPr>
+                <w:rFonts w:ascii="Be Vietnam Pro" w:cs="Be Vietnam Pro" w:eastAsia="Be Vietnam Pro" w:hAnsi="Be Vietnam Pro"/>
+                <w:b/>
+                <w:bCs/>
+                <w:color w:val="101814"/>
+                <w:sz w:val="20"/>
+                <w:szCs w:val="20"/>
+              </w:rPr>
+              <w:t xml:space="preserve">ma trận phân công theo bảy công đoạn</w:t>
+            </w:r>
+          </w:p>
+        </w:tc>
+      </w:tr>
+      <w:tr>
+        <w:trPr>
+          <w:tblHeader w:val="false"/>
+        </w:trPr>
+        <w:tc>
+          <w:tcPr>
+            <w:tcW w:type="dxa" w:w="4850"/>
+            <w:tcMar>
+              <w:top w:type="dxa" w:w="90"/>
+              <w:left w:type="dxa" w:w="120"/>
+              <w:bottom w:type="dxa" w:w="90"/>
+              <w:right w:type="dxa" w:w="120"/>
+            </w:tcMar>
+            <w:vAlign w:val="center"/>
+          </w:tcPr>
+          <w:p>
+            <w:pPr>
+              <w:spacing w:after="0" w:line="280"/>
+            </w:pPr>
+            <w:r>
+              <w:rPr>
+                <w:rFonts w:ascii="Menlo" w:cs="Menlo" w:eastAsia="Menlo" w:hAnsi="Menlo"/>
+                <w:color w:val="036F3D"/>
+                <w:sz w:val="20"/>
+                <w:szCs w:val="20"/>
+                <w:shd w:fill="F1F5F3" w:color="auto" w:val="clear"/>
+              </w:rPr>
+              <w:t xml:space="preserve">00-ho-so-chung/00-7-hop-dong-ban-giao-va-quyen-so-huu.md</w:t>
+            </w:r>
+          </w:p>
+        </w:tc>
+        <w:tc>
+          <w:tcPr>
+            <w:tcW w:type="dxa" w:w="4510"/>
+            <w:tcMar>
+              <w:top w:type="dxa" w:w="90"/>
+              <w:left w:type="dxa" w:w="120"/>
+              <w:bottom w:type="dxa" w:w="90"/>
+              <w:right w:type="dxa" w:w="120"/>
+            </w:tcMar>
+            <w:vAlign w:val="center"/>
+          </w:tcPr>
+          <w:p>
+            <w:pPr>
+              <w:spacing w:after="0" w:line="280"/>
+            </w:pPr>
+            <w:r>
+              <w:rPr>
+                <w:rFonts w:ascii="Be Vietnam Pro" w:cs="Be Vietnam Pro" w:eastAsia="Be Vietnam Pro" w:hAnsi="Be Vietnam Pro"/>
+                <w:color w:val="101814"/>
+                <w:sz w:val="20"/>
+                <w:szCs w:val="20"/>
+              </w:rPr>
+              <w:t xml:space="preserve">Hợp đồng, nghiệm thu, bàn giao, </w:t>
+            </w:r>
+            <w:r>
+              <w:rPr>
+                <w:rFonts w:ascii="Be Vietnam Pro" w:cs="Be Vietnam Pro" w:eastAsia="Be Vietnam Pro" w:hAnsi="Be Vietnam Pro"/>
+                <w:b/>
+                <w:bCs/>
+                <w:color w:val="101814"/>
+                <w:sz w:val="20"/>
+                <w:szCs w:val="20"/>
+              </w:rPr>
+              <w:t xml:space="preserve">quyền sở hữu trí tuệ</w:t>
+            </w:r>
+          </w:p>
+        </w:tc>
+      </w:tr>
+      <w:tr>
+        <w:trPr>
+          <w:tblHeader w:val="false"/>
+        </w:trPr>
+        <w:tc>
+          <w:tcPr>
+            <w:tcW w:type="dxa" w:w="4850"/>
+            <w:tcMar>
+              <w:top w:type="dxa" w:w="90"/>
+              <w:left w:type="dxa" w:w="120"/>
+              <w:bottom w:type="dxa" w:w="90"/>
+              <w:right w:type="dxa" w:w="120"/>
+            </w:tcMar>
+            <w:vAlign w:val="center"/>
+          </w:tcPr>
+          <w:p>
+            <w:pPr>
+              <w:spacing w:after="0" w:line="280"/>
+            </w:pPr>
+            <w:r>
+              <w:rPr>
+                <w:rFonts w:ascii="Menlo" w:cs="Menlo" w:eastAsia="Menlo" w:hAnsi="Menlo"/>
+                <w:color w:val="036F3D"/>
+                <w:sz w:val="20"/>
+                <w:szCs w:val="20"/>
+                <w:shd w:fill="F1F5F3" w:color="auto" w:val="clear"/>
+              </w:rPr>
+              <w:t xml:space="preserve">00-ho-so-chung/00-2-quy-trinh-san-xuat-phan-mem-noi-bo.md</w:t>
+            </w:r>
+          </w:p>
+        </w:tc>
+        <w:tc>
+          <w:tcPr>
+            <w:tcW w:type="dxa" w:w="4510"/>
+            <w:tcMar>
+              <w:top w:type="dxa" w:w="90"/>
+              <w:left w:type="dxa" w:w="120"/>
+              <w:bottom w:type="dxa" w:w="90"/>
+              <w:right w:type="dxa" w:w="120"/>
+            </w:tcMar>
+            <w:vAlign w:val="center"/>
+          </w:tcPr>
+          <w:p>
+            <w:pPr>
+              <w:spacing w:after="0" w:line="280"/>
+            </w:pPr>
+            <w:r>
+              <w:rPr>
+                <w:rFonts w:ascii="Be Vietnam Pro" w:cs="Be Vietnam Pro" w:eastAsia="Be Vietnam Pro" w:hAnsi="Be Vietnam Pro"/>
+                <w:color w:val="101814"/>
+                <w:sz w:val="20"/>
+                <w:szCs w:val="20"/>
+              </w:rPr>
+              <w:t xml:space="preserve">Quy trình bảy công đoạn OPTIMAI áp dụng</w:t>
+            </w:r>
+          </w:p>
+        </w:tc>
+      </w:tr>
+    </w:tbl>
+    <w:p>
+      <w:pPr>
+        <w:spacing w:after="180"/>
+      </w:pPr>
+    </w:p>
+    <w:p>
+      <w:pPr>
+        <w:spacing w:after="130" w:line="300"/>
+      </w:pPr>
+      <w:r>
+        <w:rPr>
+          <w:rFonts w:ascii="Be Vietnam Pro" w:cs="Be Vietnam Pro" w:eastAsia="Be Vietnam Pro" w:hAnsi="Be Vietnam Pro"/>
+          <w:color w:val="101814"/>
+          <w:sz w:val="21"/>
+          <w:szCs w:val="21"/>
+        </w:rPr>
+        <w:t xml:space="preserve">Trong tài liệu này, </w:t>
+      </w:r>
+      <w:r>
+        <w:rPr>
+          <w:rFonts w:ascii="Be Vietnam Pro" w:cs="Be Vietnam Pro" w:eastAsia="Be Vietnam Pro" w:hAnsi="Be Vietnam Pro"/>
+          <w:b/>
+          <w:bCs/>
+          <w:color w:val="101814"/>
+          <w:sz w:val="21"/>
+          <w:szCs w:val="21"/>
+        </w:rPr>
+        <w:t xml:space="preserve">"Bioscope"</w:t>
+      </w:r>
+      <w:r>
+        <w:rPr>
+          <w:rFonts w:ascii="Be Vietnam Pro" w:cs="Be Vietnam Pro" w:eastAsia="Be Vietnam Pro" w:hAnsi="Be Vietnam Pro"/>
+          <w:color w:val="101814"/>
+          <w:sz w:val="21"/>
+          <w:szCs w:val="21"/>
+        </w:rPr>
+        <w:t xml:space="preserve"> chỉ doanh nghiệp thụ hưởng và nghiệp vụ của họ — nguyên liệu, khách hàng, dữ liệu. </w:t>
+      </w:r>
+      <w:r>
+        <w:rPr>
+          <w:rFonts w:ascii="Be Vietnam Pro" w:cs="Be Vietnam Pro" w:eastAsia="Be Vietnam Pro" w:hAnsi="Be Vietnam Pro"/>
+          <w:b/>
+          <w:bCs/>
+          <w:color w:val="101814"/>
+          <w:sz w:val="21"/>
+          <w:szCs w:val="21"/>
+        </w:rPr>
+        <w:t xml:space="preserve">"OPTIMAI"</w:t>
+      </w:r>
+      <w:r>
+        <w:rPr>
+          <w:rFonts w:ascii="Be Vietnam Pro" w:cs="Be Vietnam Pro" w:eastAsia="Be Vietnam Pro" w:hAnsi="Be Vietnam Pro"/>
+          <w:color w:val="101814"/>
+          <w:sz w:val="21"/>
+          <w:szCs w:val="21"/>
+        </w:rPr>
+        <w:t xml:space="preserve"> chỉ bên thực hiện phần mềm.</w:t>
       </w:r>
     </w:p>
     <w:p>

--- a/docs/DA1-website-va-cms/DA1-01-thuyet-minh-san-pham.docx
+++ b/docs/DA1-website-va-cms/DA1-01-thuyet-minh-san-pham.docx
@@ -517,7 +517,7 @@
                 <w:sz w:val="20"/>
                 <w:szCs w:val="20"/>
               </w:rPr>
-              <w:t xml:space="preserve">HungDV — Product Owner, Công ty OPTIMAI</w:t>
+              <w:t xml:space="preserve">A Hùng — Product Owner, Công ty OPTIMAI</w:t>
             </w:r>
           </w:p>
         </w:tc>
@@ -915,6 +915,204 @@
           <w:docGrid w:linePitch="360"/>
         </w:sectPr>
       </w:pPr>
+    </w:p>
+    <w:p>
+      <w:pPr>
+        <w:spacing w:after="140" w:before="120"/>
+      </w:pPr>
+      <w:r>
+        <w:rPr>
+          <w:rFonts w:ascii="Be Vietnam Pro" w:cs="Be Vietnam Pro" w:eastAsia="Be Vietnam Pro" w:hAnsi="Be Vietnam Pro"/>
+          <w:b/>
+          <w:bCs/>
+          <w:color w:val="036F3D"/>
+          <w:spacing w:val="50"/>
+          <w:sz w:val="21"/>
+          <w:szCs w:val="21"/>
+        </w:rPr>
+        <w:t xml:space="preserve">MỤC LỤC</w:t>
+      </w:r>
+    </w:p>
+    <w:p>
+      <w:pPr>
+        <w:spacing w:after="40" w:line="260"/>
+        <w:ind w:left="220"/>
+      </w:pPr>
+      <w:r>
+        <w:rPr>
+          <w:rFonts w:ascii="Be Vietnam Pro" w:cs="Be Vietnam Pro" w:eastAsia="Be Vietnam Pro" w:hAnsi="Be Vietnam Pro"/>
+          <w:color w:val="4A5551"/>
+          <w:sz w:val="19"/>
+          <w:szCs w:val="19"/>
+        </w:rPr>
+        <w:t xml:space="preserve">0. Hai bên trong dự án</w:t>
+      </w:r>
+    </w:p>
+    <w:p>
+      <w:pPr>
+        <w:spacing w:after="40" w:line="260"/>
+        <w:ind w:left="220"/>
+      </w:pPr>
+      <w:r>
+        <w:rPr>
+          <w:rFonts w:ascii="Be Vietnam Pro" w:cs="Be Vietnam Pro" w:eastAsia="Be Vietnam Pro" w:hAnsi="Be Vietnam Pro"/>
+          <w:color w:val="4A5551"/>
+          <w:sz w:val="19"/>
+          <w:szCs w:val="19"/>
+        </w:rPr>
+        <w:t xml:space="preserve">1. Tên sản phẩm</w:t>
+      </w:r>
+    </w:p>
+    <w:p>
+      <w:pPr>
+        <w:spacing w:after="40" w:line="260"/>
+        <w:ind w:left="220"/>
+      </w:pPr>
+      <w:r>
+        <w:rPr>
+          <w:rFonts w:ascii="Be Vietnam Pro" w:cs="Be Vietnam Pro" w:eastAsia="Be Vietnam Pro" w:hAnsi="Be Vietnam Pro"/>
+          <w:color w:val="4A5551"/>
+          <w:sz w:val="19"/>
+          <w:szCs w:val="19"/>
+        </w:rPr>
+        <w:t xml:space="preserve">2. Sản phẩm này là gì</w:t>
+      </w:r>
+    </w:p>
+    <w:p>
+      <w:pPr>
+        <w:spacing w:after="40" w:line="260"/>
+        <w:ind w:left="220"/>
+      </w:pPr>
+      <w:r>
+        <w:rPr>
+          <w:rFonts w:ascii="Be Vietnam Pro" w:cs="Be Vietnam Pro" w:eastAsia="Be Vietnam Pro" w:hAnsi="Be Vietnam Pro"/>
+          <w:color w:val="4A5551"/>
+          <w:sz w:val="19"/>
+          <w:szCs w:val="19"/>
+        </w:rPr>
+        <w:t xml:space="preserve">3. Vấn đề sản phẩm giải quyết</w:t>
+      </w:r>
+    </w:p>
+    <w:p>
+      <w:pPr>
+        <w:spacing w:after="40" w:line="260"/>
+        <w:ind w:left="220"/>
+      </w:pPr>
+      <w:r>
+        <w:rPr>
+          <w:rFonts w:ascii="Be Vietnam Pro" w:cs="Be Vietnam Pro" w:eastAsia="Be Vietnam Pro" w:hAnsi="Be Vietnam Pro"/>
+          <w:color w:val="4A5551"/>
+          <w:sz w:val="19"/>
+          <w:szCs w:val="19"/>
+        </w:rPr>
+        <w:t xml:space="preserve">4. Người dùng và vai trò</w:t>
+      </w:r>
+    </w:p>
+    <w:p>
+      <w:pPr>
+        <w:spacing w:after="40" w:line="260"/>
+        <w:ind w:left="220"/>
+      </w:pPr>
+      <w:r>
+        <w:rPr>
+          <w:rFonts w:ascii="Be Vietnam Pro" w:cs="Be Vietnam Pro" w:eastAsia="Be Vietnam Pro" w:hAnsi="Be Vietnam Pro"/>
+          <w:color w:val="4A5551"/>
+          <w:sz w:val="19"/>
+          <w:szCs w:val="19"/>
+        </w:rPr>
+        <w:t xml:space="preserve">5. Phạm vi chức năng</w:t>
+      </w:r>
+    </w:p>
+    <w:p>
+      <w:pPr>
+        <w:spacing w:after="40" w:line="260"/>
+        <w:ind w:left="220"/>
+      </w:pPr>
+      <w:r>
+        <w:rPr>
+          <w:rFonts w:ascii="Be Vietnam Pro" w:cs="Be Vietnam Pro" w:eastAsia="Be Vietnam Pro" w:hAnsi="Be Vietnam Pro"/>
+          <w:color w:val="4A5551"/>
+          <w:sz w:val="19"/>
+          <w:szCs w:val="19"/>
+        </w:rPr>
+        <w:t xml:space="preserve">6. Phạm vi loại trừ</w:t>
+      </w:r>
+    </w:p>
+    <w:p>
+      <w:pPr>
+        <w:spacing w:after="40" w:line="260"/>
+        <w:ind w:left="220"/>
+      </w:pPr>
+      <w:r>
+        <w:rPr>
+          <w:rFonts w:ascii="Be Vietnam Pro" w:cs="Be Vietnam Pro" w:eastAsia="Be Vietnam Pro" w:hAnsi="Be Vietnam Pro"/>
+          <w:color w:val="4A5551"/>
+          <w:sz w:val="19"/>
+          <w:szCs w:val="19"/>
+        </w:rPr>
+        <w:t xml:space="preserve">7. Quy mô sản phẩm</w:t>
+      </w:r>
+    </w:p>
+    <w:p>
+      <w:pPr>
+        <w:spacing w:after="40" w:line="260"/>
+        <w:ind w:left="220"/>
+      </w:pPr>
+      <w:r>
+        <w:rPr>
+          <w:rFonts w:ascii="Be Vietnam Pro" w:cs="Be Vietnam Pro" w:eastAsia="Be Vietnam Pro" w:hAnsi="Be Vietnam Pro"/>
+          <w:color w:val="4A5551"/>
+          <w:sz w:val="19"/>
+          <w:szCs w:val="19"/>
+        </w:rPr>
+        <w:t xml:space="preserve">8. Kiến trúc mô-đun</w:t>
+      </w:r>
+    </w:p>
+    <w:p>
+      <w:pPr>
+        <w:spacing w:after="40" w:line="260"/>
+        <w:ind w:left="220"/>
+      </w:pPr>
+      <w:r>
+        <w:rPr>
+          <w:rFonts w:ascii="Be Vietnam Pro" w:cs="Be Vietnam Pro" w:eastAsia="Be Vietnam Pro" w:hAnsi="Be Vietnam Pro"/>
+          <w:color w:val="4A5551"/>
+          <w:sz w:val="19"/>
+          <w:szCs w:val="19"/>
+        </w:rPr>
+        <w:t xml:space="preserve">9. Trạng thái hiện tại</w:t>
+      </w:r>
+    </w:p>
+    <w:p>
+      <w:pPr>
+        <w:spacing w:after="40" w:line="260"/>
+        <w:ind w:left="220"/>
+      </w:pPr>
+      <w:r>
+        <w:rPr>
+          <w:rFonts w:ascii="Be Vietnam Pro" w:cs="Be Vietnam Pro" w:eastAsia="Be Vietnam Pro" w:hAnsi="Be Vietnam Pro"/>
+          <w:color w:val="4A5551"/>
+          <w:sz w:val="19"/>
+          <w:szCs w:val="19"/>
+        </w:rPr>
+        <w:t xml:space="preserve">10. Lịch sử phát triển tóm tắt</w:t>
+      </w:r>
+    </w:p>
+    <w:p>
+      <w:pPr>
+        <w:pBdr>
+          <w:bottom w:val="single" w:color="CFE3D8" w:sz="4" w:space="4"/>
+        </w:pBdr>
+        <w:spacing w:after="260" w:before="160"/>
+      </w:pPr>
+      <w:r>
+        <w:rPr>
+          <w:rFonts w:ascii="Be Vietnam Pro" w:cs="Be Vietnam Pro" w:eastAsia="Be Vietnam Pro" w:hAnsi="Be Vietnam Pro"/>
+          <w:sz w:val="2"/>
+          <w:szCs w:val="2"/>
+        </w:rPr>
+        <w:t xml:space="preserve"/>
+      </w:r>
     </w:p>
     <w:p>
       <w:pPr>

--- a/docs/DA1-website-va-cms/DA1-01-thuyet-minh-san-pham.docx
+++ b/docs/DA1-website-va-cms/DA1-01-thuyet-minh-san-pham.docx
@@ -1080,7 +1080,7 @@
           <w:sz w:val="19"/>
           <w:szCs w:val="19"/>
         </w:rPr>
-        <w:t xml:space="preserve">9. Trạng thái hiện tại</w:t>
+        <w:t xml:space="preserve">9. Nguyên tắc nền tảng: mặc định đóng, mở có kiểm soát</w:t>
       </w:r>
     </w:p>
     <w:p>
@@ -1095,7 +1095,37 @@
           <w:sz w:val="19"/>
           <w:szCs w:val="19"/>
         </w:rPr>
-        <w:t xml:space="preserve">10. Lịch sử phát triển tóm tắt</w:t>
+        <w:t xml:space="preserve">10. Ranh giới: cái gì là công cụ, cái gì OPTIMAI tự viết</w:t>
+      </w:r>
+    </w:p>
+    <w:p>
+      <w:pPr>
+        <w:spacing w:after="40" w:line="260"/>
+        <w:ind w:left="220"/>
+      </w:pPr>
+      <w:r>
+        <w:rPr>
+          <w:rFonts w:ascii="Be Vietnam Pro" w:cs="Be Vietnam Pro" w:eastAsia="Be Vietnam Pro" w:hAnsi="Be Vietnam Pro"/>
+          <w:color w:val="4A5551"/>
+          <w:sz w:val="19"/>
+          <w:szCs w:val="19"/>
+        </w:rPr>
+        <w:t xml:space="preserve">11. Trạng thái hiện tại</w:t>
+      </w:r>
+    </w:p>
+    <w:p>
+      <w:pPr>
+        <w:spacing w:after="40" w:line="260"/>
+        <w:ind w:left="220"/>
+      </w:pPr>
+      <w:r>
+        <w:rPr>
+          <w:rFonts w:ascii="Be Vietnam Pro" w:cs="Be Vietnam Pro" w:eastAsia="Be Vietnam Pro" w:hAnsi="Be Vietnam Pro"/>
+          <w:color w:val="4A5551"/>
+          <w:sz w:val="19"/>
+          <w:szCs w:val="19"/>
+        </w:rPr>
+        <w:t xml:space="preserve">12. Lịch sử phát triển tóm tắt</w:t>
       </w:r>
     </w:p>
     <w:p>
@@ -7774,7 +7804,3596 @@
           <w:sz w:val="28"/>
           <w:szCs w:val="28"/>
         </w:rPr>
-        <w:t xml:space="preserve">9. Trạng thái hiện tại</w:t>
+        <w:t xml:space="preserve">9. Nguyên tắc nền tảng: mặc định đóng, mở có kiểm soát</w:t>
+      </w:r>
+    </w:p>
+    <w:p>
+      <w:pPr>
+        <w:spacing w:after="130" w:line="300"/>
+      </w:pPr>
+      <w:r>
+        <w:rPr>
+          <w:rFonts w:ascii="Be Vietnam Pro" w:cs="Be Vietnam Pro" w:eastAsia="Be Vietnam Pro" w:hAnsi="Be Vietnam Pro"/>
+          <w:color w:val="101814"/>
+          <w:sz w:val="21"/>
+          <w:szCs w:val="21"/>
+        </w:rPr>
+        <w:t xml:space="preserve">Nguyên tắc chi phối toàn bộ thiết kế của DA1. Nói rõ ngay từ đầu vì nó giải thích nhiều quyết định trông có vẻ khắt khe ở các tài liệu sau.</w:t>
+      </w:r>
+    </w:p>
+    <w:p>
+      <w:pPr>
+        <w:pStyle w:val="Heading2"/>
+        <w:spacing w:after="120" w:before="280"/>
+      </w:pPr>
+      <w:r>
+        <w:rPr>
+          <w:rFonts w:ascii="Be Vietnam Pro" w:cs="Be Vietnam Pro" w:eastAsia="Be Vietnam Pro" w:hAnsi="Be Vietnam Pro"/>
+          <w:b/>
+          <w:bCs/>
+          <w:color w:val="008E4D"/>
+          <w:sz w:val="24"/>
+          <w:szCs w:val="24"/>
+        </w:rPr>
+        <w:t xml:space="preserve">9.1 Ba biểu hiện</w:t>
+      </w:r>
+    </w:p>
+    <w:tbl>
+      <w:tblPr>
+        <w:tblW w:type="dxa" w:w="9360"/>
+        <w:tblBorders>
+          <w:top w:val="single" w:color="CFE3D8" w:sz="4"/>
+          <w:left w:val="single" w:color="CFE3D8" w:sz="4"/>
+          <w:bottom w:val="single" w:color="CFE3D8" w:sz="4"/>
+          <w:right w:val="single" w:color="CFE3D8" w:sz="4"/>
+          <w:insideH w:val="single" w:color="CFE3D8" w:sz="4"/>
+          <w:insideV w:val="single" w:color="CFE3D8" w:sz="4"/>
+        </w:tblBorders>
+        <w:tblLayout w:type="fixed"/>
+      </w:tblPr>
+      <w:tblGrid>
+        <w:gridCol w:w="2296"/>
+        <w:gridCol w:w="3532"/>
+        <w:gridCol w:w="3532"/>
+      </w:tblGrid>
+      <w:tr>
+        <w:trPr>
+          <w:tblHeader/>
+        </w:trPr>
+        <w:tc>
+          <w:tcPr>
+            <w:tcW w:type="dxa" w:w="2296"/>
+            <w:shd w:fill="EEF6F1" w:color="auto" w:val="clear"/>
+            <w:tcMar>
+              <w:top w:type="dxa" w:w="90"/>
+              <w:left w:type="dxa" w:w="120"/>
+              <w:bottom w:type="dxa" w:w="90"/>
+              <w:right w:type="dxa" w:w="120"/>
+            </w:tcMar>
+            <w:vAlign w:val="center"/>
+          </w:tcPr>
+          <w:p>
+            <w:pPr>
+              <w:spacing w:after="0" w:line="280"/>
+            </w:pPr>
+            <w:r>
+              <w:rPr>
+                <w:rFonts w:ascii="Be Vietnam Pro" w:cs="Be Vietnam Pro" w:eastAsia="Be Vietnam Pro" w:hAnsi="Be Vietnam Pro"/>
+                <w:b/>
+                <w:bCs/>
+                <w:color w:val="036F3D"/>
+                <w:sz w:val="20"/>
+                <w:szCs w:val="20"/>
+              </w:rPr>
+              <w:t xml:space="preserve">Biểu hiện</w:t>
+            </w:r>
+          </w:p>
+        </w:tc>
+        <w:tc>
+          <w:tcPr>
+            <w:tcW w:type="dxa" w:w="3532"/>
+            <w:shd w:fill="EEF6F1" w:color="auto" w:val="clear"/>
+            <w:tcMar>
+              <w:top w:type="dxa" w:w="90"/>
+              <w:left w:type="dxa" w:w="120"/>
+              <w:bottom w:type="dxa" w:w="90"/>
+              <w:right w:type="dxa" w:w="120"/>
+            </w:tcMar>
+            <w:vAlign w:val="center"/>
+          </w:tcPr>
+          <w:p>
+            <w:pPr>
+              <w:spacing w:after="0" w:line="280"/>
+            </w:pPr>
+            <w:r>
+              <w:rPr>
+                <w:rFonts w:ascii="Be Vietnam Pro" w:cs="Be Vietnam Pro" w:eastAsia="Be Vietnam Pro" w:hAnsi="Be Vietnam Pro"/>
+                <w:b/>
+                <w:bCs/>
+                <w:color w:val="036F3D"/>
+                <w:sz w:val="20"/>
+                <w:szCs w:val="20"/>
+              </w:rPr>
+              <w:t xml:space="preserve">Cách làm</w:t>
+            </w:r>
+          </w:p>
+        </w:tc>
+        <w:tc>
+          <w:tcPr>
+            <w:tcW w:type="dxa" w:w="3532"/>
+            <w:shd w:fill="EEF6F1" w:color="auto" w:val="clear"/>
+            <w:tcMar>
+              <w:top w:type="dxa" w:w="90"/>
+              <w:left w:type="dxa" w:w="120"/>
+              <w:bottom w:type="dxa" w:w="90"/>
+              <w:right w:type="dxa" w:w="120"/>
+            </w:tcMar>
+            <w:vAlign w:val="center"/>
+          </w:tcPr>
+          <w:p>
+            <w:pPr>
+              <w:spacing w:after="0" w:line="280"/>
+            </w:pPr>
+            <w:r>
+              <w:rPr>
+                <w:rFonts w:ascii="Be Vietnam Pro" w:cs="Be Vietnam Pro" w:eastAsia="Be Vietnam Pro" w:hAnsi="Be Vietnam Pro"/>
+                <w:b/>
+                <w:bCs/>
+                <w:color w:val="036F3D"/>
+                <w:sz w:val="20"/>
+                <w:szCs w:val="20"/>
+              </w:rPr>
+              <w:t xml:space="preserve">Ví dụ trong hệ thống</w:t>
+            </w:r>
+          </w:p>
+        </w:tc>
+      </w:tr>
+      <w:tr>
+        <w:trPr>
+          <w:tblHeader w:val="false"/>
+        </w:trPr>
+        <w:tc>
+          <w:tcPr>
+            <w:tcW w:type="dxa" w:w="2296"/>
+            <w:tcMar>
+              <w:top w:type="dxa" w:w="90"/>
+              <w:left w:type="dxa" w:w="120"/>
+              <w:bottom w:type="dxa" w:w="90"/>
+              <w:right w:type="dxa" w:w="120"/>
+            </w:tcMar>
+            <w:vAlign w:val="center"/>
+          </w:tcPr>
+          <w:p>
+            <w:pPr>
+              <w:spacing w:after="0" w:line="280"/>
+            </w:pPr>
+            <w:r>
+              <w:rPr>
+                <w:rFonts w:ascii="Be Vietnam Pro" w:cs="Be Vietnam Pro" w:eastAsia="Be Vietnam Pro" w:hAnsi="Be Vietnam Pro"/>
+                <w:b/>
+                <w:bCs/>
+                <w:color w:val="101814"/>
+                <w:sz w:val="20"/>
+                <w:szCs w:val="20"/>
+              </w:rPr>
+              <w:t xml:space="preserve">Quyền đọc mặc định đóng</w:t>
+            </w:r>
+          </w:p>
+        </w:tc>
+        <w:tc>
+          <w:tcPr>
+            <w:tcW w:type="dxa" w:w="3532"/>
+            <w:tcMar>
+              <w:top w:type="dxa" w:w="90"/>
+              <w:left w:type="dxa" w:w="120"/>
+              <w:bottom w:type="dxa" w:w="90"/>
+              <w:right w:type="dxa" w:w="120"/>
+            </w:tcMar>
+            <w:vAlign w:val="center"/>
+          </w:tcPr>
+          <w:p>
+            <w:pPr>
+              <w:spacing w:after="0" w:line="280"/>
+            </w:pPr>
+            <w:r>
+              <w:rPr>
+                <w:rFonts w:ascii="Be Vietnam Pro" w:cs="Be Vietnam Pro" w:eastAsia="Be Vietnam Pro" w:hAnsi="Be Vietnam Pro"/>
+                <w:color w:val="101814"/>
+                <w:sz w:val="20"/>
+                <w:szCs w:val="20"/>
+              </w:rPr>
+              <w:t xml:space="preserve">Nhóm dữ liệu nào chưa khai quyền thì công chúng không đọc được</w:t>
+            </w:r>
+          </w:p>
+        </w:tc>
+        <w:tc>
+          <w:tcPr>
+            <w:tcW w:type="dxa" w:w="3532"/>
+            <w:tcMar>
+              <w:top w:type="dxa" w:w="90"/>
+              <w:left w:type="dxa" w:w="120"/>
+              <w:bottom w:type="dxa" w:w="90"/>
+              <w:right w:type="dxa" w:w="120"/>
+            </w:tcMar>
+            <w:vAlign w:val="center"/>
+          </w:tcPr>
+          <w:p>
+            <w:pPr>
+              <w:spacing w:after="0" w:line="280"/>
+            </w:pPr>
+            <w:r>
+              <w:rPr>
+                <w:rFonts w:ascii="Menlo" w:cs="Menlo" w:eastAsia="Menlo" w:hAnsi="Menlo"/>
+                <w:color w:val="036F3D"/>
+                <w:sz w:val="20"/>
+                <w:szCs w:val="20"/>
+                <w:shd w:fill="F1F5F3" w:color="auto" w:val="clear"/>
+              </w:rPr>
+              <w:t xml:space="preserve">post-comments</w:t>
+            </w:r>
+            <w:r>
+              <w:rPr>
+                <w:rFonts w:ascii="Be Vietnam Pro" w:cs="Be Vietnam Pro" w:eastAsia="Be Vietnam Pro" w:hAnsi="Be Vietnam Pro"/>
+                <w:color w:val="101814"/>
+                <w:sz w:val="20"/>
+                <w:szCs w:val="20"/>
+              </w:rPr>
+              <w:t xml:space="preserve"> chứa thư điện tử và địa chỉ mạng — đóng hoàn toàn, trang web đọc qua điểm truy cập riêng chỉ trả ba trường</w:t>
+            </w:r>
+          </w:p>
+        </w:tc>
+      </w:tr>
+      <w:tr>
+        <w:trPr>
+          <w:tblHeader w:val="false"/>
+        </w:trPr>
+        <w:tc>
+          <w:tcPr>
+            <w:tcW w:type="dxa" w:w="2296"/>
+            <w:tcMar>
+              <w:top w:type="dxa" w:w="90"/>
+              <w:left w:type="dxa" w:w="120"/>
+              <w:bottom w:type="dxa" w:w="90"/>
+              <w:right w:type="dxa" w:w="120"/>
+            </w:tcMar>
+            <w:vAlign w:val="center"/>
+          </w:tcPr>
+          <w:p>
+            <w:pPr>
+              <w:spacing w:after="0" w:line="280"/>
+            </w:pPr>
+            <w:r>
+              <w:rPr>
+                <w:rFonts w:ascii="Be Vietnam Pro" w:cs="Be Vietnam Pro" w:eastAsia="Be Vietnam Pro" w:hAnsi="Be Vietnam Pro"/>
+                <w:b/>
+                <w:bCs/>
+                <w:color w:val="101814"/>
+                <w:sz w:val="20"/>
+                <w:szCs w:val="20"/>
+              </w:rPr>
+              <w:t xml:space="preserve">Danh sách trắng, không danh sách đen</w:t>
+            </w:r>
+          </w:p>
+        </w:tc>
+        <w:tc>
+          <w:tcPr>
+            <w:tcW w:type="dxa" w:w="3532"/>
+            <w:tcMar>
+              <w:top w:type="dxa" w:w="90"/>
+              <w:left w:type="dxa" w:w="120"/>
+              <w:bottom w:type="dxa" w:w="90"/>
+              <w:right w:type="dxa" w:w="120"/>
+            </w:tcMar>
+            <w:vAlign w:val="center"/>
+          </w:tcPr>
+          <w:p>
+            <w:pPr>
+              <w:spacing w:after="0" w:line="280"/>
+            </w:pPr>
+            <w:r>
+              <w:rPr>
+                <w:rFonts w:ascii="Be Vietnam Pro" w:cs="Be Vietnam Pro" w:eastAsia="Be Vietnam Pro" w:hAnsi="Be Vietnam Pro"/>
+                <w:color w:val="101814"/>
+                <w:sz w:val="20"/>
+                <w:szCs w:val="20"/>
+              </w:rPr>
+              <w:t xml:space="preserve">Chỉ những gì được liệt kê rõ mới lọt ra ngoài</w:t>
+            </w:r>
+          </w:p>
+        </w:tc>
+        <w:tc>
+          <w:tcPr>
+            <w:tcW w:type="dxa" w:w="3532"/>
+            <w:tcMar>
+              <w:top w:type="dxa" w:w="90"/>
+              <w:left w:type="dxa" w:w="120"/>
+              <w:bottom w:type="dxa" w:w="90"/>
+              <w:right w:type="dxa" w:w="120"/>
+            </w:tcMar>
+            <w:vAlign w:val="center"/>
+          </w:tcPr>
+          <w:p>
+            <w:pPr>
+              <w:spacing w:after="0" w:line="280"/>
+            </w:pPr>
+            <w:r>
+              <w:rPr>
+                <w:rFonts w:ascii="Be Vietnam Pro" w:cs="Be Vietnam Pro" w:eastAsia="Be Vietnam Pro" w:hAnsi="Be Vietnam Pro"/>
+                <w:color w:val="101814"/>
+                <w:sz w:val="20"/>
+                <w:szCs w:val="20"/>
+              </w:rPr>
+              <w:t xml:space="preserve">Giao diện lập trình công khai: trường mới thêm vào mô hình dữ liệu mà chưa khai thì </w:t>
+            </w:r>
+            <w:r>
+              <w:rPr>
+                <w:rFonts w:ascii="Be Vietnam Pro" w:cs="Be Vietnam Pro" w:eastAsia="Be Vietnam Pro" w:hAnsi="Be Vietnam Pro"/>
+                <w:b/>
+                <w:bCs/>
+                <w:color w:val="101814"/>
+                <w:sz w:val="20"/>
+                <w:szCs w:val="20"/>
+              </w:rPr>
+              <w:t xml:space="preserve">mặc định không ra ngoài</w:t>
+            </w:r>
+          </w:p>
+        </w:tc>
+      </w:tr>
+      <w:tr>
+        <w:trPr>
+          <w:tblHeader w:val="false"/>
+        </w:trPr>
+        <w:tc>
+          <w:tcPr>
+            <w:tcW w:type="dxa" w:w="2296"/>
+            <w:tcMar>
+              <w:top w:type="dxa" w:w="90"/>
+              <w:left w:type="dxa" w:w="120"/>
+              <w:bottom w:type="dxa" w:w="90"/>
+              <w:right w:type="dxa" w:w="120"/>
+            </w:tcMar>
+            <w:vAlign w:val="center"/>
+          </w:tcPr>
+          <w:p>
+            <w:pPr>
+              <w:spacing w:after="0" w:line="280"/>
+            </w:pPr>
+            <w:r>
+              <w:rPr>
+                <w:rFonts w:ascii="Be Vietnam Pro" w:cs="Be Vietnam Pro" w:eastAsia="Be Vietnam Pro" w:hAnsi="Be Vietnam Pro"/>
+                <w:b/>
+                <w:bCs/>
+                <w:color w:val="101814"/>
+                <w:sz w:val="20"/>
+                <w:szCs w:val="20"/>
+              </w:rPr>
+              <w:t xml:space="preserve">Chức năng mở đường ghi thì mặc định tắt</w:t>
+            </w:r>
+          </w:p>
+        </w:tc>
+        <w:tc>
+          <w:tcPr>
+            <w:tcW w:type="dxa" w:w="3532"/>
+            <w:tcMar>
+              <w:top w:type="dxa" w:w="90"/>
+              <w:left w:type="dxa" w:w="120"/>
+              <w:bottom w:type="dxa" w:w="90"/>
+              <w:right w:type="dxa" w:w="120"/>
+            </w:tcMar>
+            <w:vAlign w:val="center"/>
+          </w:tcPr>
+          <w:p>
+            <w:pPr>
+              <w:spacing w:after="0" w:line="280"/>
+            </w:pPr>
+            <w:r>
+              <w:rPr>
+                <w:rFonts w:ascii="Be Vietnam Pro" w:cs="Be Vietnam Pro" w:eastAsia="Be Vietnam Pro" w:hAnsi="Be Vietnam Pro"/>
+                <w:color w:val="101814"/>
+                <w:sz w:val="20"/>
+                <w:szCs w:val="20"/>
+              </w:rPr>
+              <w:t xml:space="preserve">Bật là quyết định có chủ ý của quản trị viên</w:t>
+            </w:r>
+          </w:p>
+        </w:tc>
+        <w:tc>
+          <w:tcPr>
+            <w:tcW w:type="dxa" w:w="3532"/>
+            <w:tcMar>
+              <w:top w:type="dxa" w:w="90"/>
+              <w:left w:type="dxa" w:w="120"/>
+              <w:bottom w:type="dxa" w:w="90"/>
+              <w:right w:type="dxa" w:w="120"/>
+            </w:tcMar>
+            <w:vAlign w:val="center"/>
+          </w:tcPr>
+          <w:p>
+            <w:pPr>
+              <w:spacing w:after="0" w:line="280"/>
+            </w:pPr>
+            <w:r>
+              <w:rPr>
+                <w:rFonts w:ascii="Be Vietnam Pro" w:cs="Be Vietnam Pro" w:eastAsia="Be Vietnam Pro" w:hAnsi="Be Vietnam Pro"/>
+                <w:color w:val="101814"/>
+                <w:sz w:val="20"/>
+                <w:szCs w:val="20"/>
+              </w:rPr>
+              <w:t xml:space="preserve">Bình luận mặc định </w:t>
+            </w:r>
+            <w:r>
+              <w:rPr>
+                <w:rFonts w:ascii="Menlo" w:cs="Menlo" w:eastAsia="Menlo" w:hAnsi="Menlo"/>
+                <w:color w:val="036F3D"/>
+                <w:sz w:val="20"/>
+                <w:szCs w:val="20"/>
+                <w:shd w:fill="F1F5F3" w:color="auto" w:val="clear"/>
+              </w:rPr>
+              <w:t xml:space="preserve">enabled = false</w:t>
+            </w:r>
+            <w:r>
+              <w:rPr>
+                <w:rFonts w:ascii="Be Vietnam Pro" w:cs="Be Vietnam Pro" w:eastAsia="Be Vietnam Pro" w:hAnsi="Be Vietnam Pro"/>
+                <w:color w:val="101814"/>
+                <w:sz w:val="20"/>
+                <w:szCs w:val="20"/>
+              </w:rPr>
+              <w:t xml:space="preserve">; triển khai xong khu bình luận không xuất hiện cho tới khi có người chủ động bật</w:t>
+            </w:r>
+          </w:p>
+        </w:tc>
+      </w:tr>
+    </w:tbl>
+    <w:p>
+      <w:pPr>
+        <w:spacing w:after="180"/>
+      </w:pPr>
+    </w:p>
+    <w:p>
+      <w:pPr>
+        <w:pStyle w:val="Heading2"/>
+        <w:spacing w:after="120" w:before="280"/>
+      </w:pPr>
+      <w:r>
+        <w:rPr>
+          <w:rFonts w:ascii="Be Vietnam Pro" w:cs="Be Vietnam Pro" w:eastAsia="Be Vietnam Pro" w:hAnsi="Be Vietnam Pro"/>
+          <w:b/>
+          <w:bCs/>
+          <w:color w:val="008E4D"/>
+          <w:sz w:val="24"/>
+          <w:szCs w:val="24"/>
+        </w:rPr>
+        <w:t xml:space="preserve">9.2 Vì sao chọn hướng này</w:t>
+      </w:r>
+    </w:p>
+    <w:tbl>
+      <w:tblPr>
+        <w:tblW w:type="dxa" w:w="9360"/>
+        <w:tblBorders>
+          <w:top w:val="single" w:color="CFE3D8" w:sz="4"/>
+          <w:left w:val="single" w:color="CFE3D8" w:sz="4"/>
+          <w:bottom w:val="single" w:color="CFE3D8" w:sz="4"/>
+          <w:right w:val="single" w:color="CFE3D8" w:sz="4"/>
+          <w:insideH w:val="single" w:color="CFE3D8" w:sz="4"/>
+          <w:insideV w:val="single" w:color="CFE3D8" w:sz="4"/>
+        </w:tblBorders>
+        <w:tblLayout w:type="fixed"/>
+      </w:tblPr>
+      <w:tblGrid>
+        <w:gridCol w:w="2702"/>
+        <w:gridCol w:w="2991"/>
+        <w:gridCol w:w="3667"/>
+      </w:tblGrid>
+      <w:tr>
+        <w:trPr>
+          <w:tblHeader/>
+        </w:trPr>
+        <w:tc>
+          <w:tcPr>
+            <w:tcW w:type="dxa" w:w="2702"/>
+            <w:shd w:fill="EEF6F1" w:color="auto" w:val="clear"/>
+            <w:tcMar>
+              <w:top w:type="dxa" w:w="90"/>
+              <w:left w:type="dxa" w:w="120"/>
+              <w:bottom w:type="dxa" w:w="90"/>
+              <w:right w:type="dxa" w:w="120"/>
+            </w:tcMar>
+            <w:vAlign w:val="center"/>
+          </w:tcPr>
+          <w:p>
+            <w:pPr>
+              <w:spacing w:after="0" w:line="280"/>
+            </w:pPr>
+            <w:r>
+              <w:rPr>
+                <w:rFonts w:ascii="Be Vietnam Pro" w:cs="Be Vietnam Pro" w:eastAsia="Be Vietnam Pro" w:hAnsi="Be Vietnam Pro"/>
+                <w:sz w:val="21"/>
+                <w:szCs w:val="21"/>
+              </w:rPr>
+              <w:t xml:space="preserve"/>
+            </w:r>
+          </w:p>
+        </w:tc>
+        <w:tc>
+          <w:tcPr>
+            <w:tcW w:type="dxa" w:w="2991"/>
+            <w:shd w:fill="EEF6F1" w:color="auto" w:val="clear"/>
+            <w:tcMar>
+              <w:top w:type="dxa" w:w="90"/>
+              <w:left w:type="dxa" w:w="120"/>
+              <w:bottom w:type="dxa" w:w="90"/>
+              <w:right w:type="dxa" w:w="120"/>
+            </w:tcMar>
+            <w:vAlign w:val="center"/>
+          </w:tcPr>
+          <w:p>
+            <w:pPr>
+              <w:spacing w:after="0" w:line="280"/>
+            </w:pPr>
+            <w:r>
+              <w:rPr>
+                <w:rFonts w:ascii="Be Vietnam Pro" w:cs="Be Vietnam Pro" w:eastAsia="Be Vietnam Pro" w:hAnsi="Be Vietnam Pro"/>
+                <w:b/>
+                <w:bCs/>
+                <w:color w:val="036F3D"/>
+                <w:sz w:val="20"/>
+                <w:szCs w:val="20"/>
+              </w:rPr>
+              <w:t xml:space="preserve">Danh sách đen — liệt kê cái cấm</w:t>
+            </w:r>
+          </w:p>
+        </w:tc>
+        <w:tc>
+          <w:tcPr>
+            <w:tcW w:type="dxa" w:w="3667"/>
+            <w:shd w:fill="EEF6F1" w:color="auto" w:val="clear"/>
+            <w:tcMar>
+              <w:top w:type="dxa" w:w="90"/>
+              <w:left w:type="dxa" w:w="120"/>
+              <w:bottom w:type="dxa" w:w="90"/>
+              <w:right w:type="dxa" w:w="120"/>
+            </w:tcMar>
+            <w:vAlign w:val="center"/>
+          </w:tcPr>
+          <w:p>
+            <w:pPr>
+              <w:spacing w:after="0" w:line="280"/>
+            </w:pPr>
+            <w:r>
+              <w:rPr>
+                <w:rFonts w:ascii="Be Vietnam Pro" w:cs="Be Vietnam Pro" w:eastAsia="Be Vietnam Pro" w:hAnsi="Be Vietnam Pro"/>
+                <w:b/>
+                <w:bCs/>
+                <w:color w:val="036F3D"/>
+                <w:sz w:val="20"/>
+                <w:szCs w:val="20"/>
+              </w:rPr>
+              <w:t xml:space="preserve">Danh sách trắng — liệt kê cái cho phép</w:t>
+            </w:r>
+          </w:p>
+        </w:tc>
+      </w:tr>
+      <w:tr>
+        <w:trPr>
+          <w:tblHeader w:val="false"/>
+        </w:trPr>
+        <w:tc>
+          <w:tcPr>
+            <w:tcW w:type="dxa" w:w="2702"/>
+            <w:tcMar>
+              <w:top w:type="dxa" w:w="90"/>
+              <w:left w:type="dxa" w:w="120"/>
+              <w:bottom w:type="dxa" w:w="90"/>
+              <w:right w:type="dxa" w:w="120"/>
+            </w:tcMar>
+            <w:vAlign w:val="center"/>
+          </w:tcPr>
+          <w:p>
+            <w:pPr>
+              <w:spacing w:after="0" w:line="280"/>
+            </w:pPr>
+            <w:r>
+              <w:rPr>
+                <w:rFonts w:ascii="Be Vietnam Pro" w:cs="Be Vietnam Pro" w:eastAsia="Be Vietnam Pro" w:hAnsi="Be Vietnam Pro"/>
+                <w:color w:val="101814"/>
+                <w:sz w:val="20"/>
+                <w:szCs w:val="20"/>
+              </w:rPr>
+              <w:t xml:space="preserve">Thêm trường mới mà quên khai</w:t>
+            </w:r>
+          </w:p>
+        </w:tc>
+        <w:tc>
+          <w:tcPr>
+            <w:tcW w:type="dxa" w:w="2991"/>
+            <w:tcMar>
+              <w:top w:type="dxa" w:w="90"/>
+              <w:left w:type="dxa" w:w="120"/>
+              <w:bottom w:type="dxa" w:w="90"/>
+              <w:right w:type="dxa" w:w="120"/>
+            </w:tcMar>
+            <w:vAlign w:val="center"/>
+          </w:tcPr>
+          <w:p>
+            <w:pPr>
+              <w:spacing w:after="0" w:line="280"/>
+            </w:pPr>
+            <w:r>
+              <w:rPr>
+                <w:rFonts w:ascii="Be Vietnam Pro" w:cs="Be Vietnam Pro" w:eastAsia="Be Vietnam Pro" w:hAnsi="Be Vietnam Pro"/>
+                <w:b/>
+                <w:bCs/>
+                <w:color w:val="101814"/>
+                <w:sz w:val="20"/>
+                <w:szCs w:val="20"/>
+              </w:rPr>
+              <w:t xml:space="preserve">Lộ dữ liệu</w:t>
+            </w:r>
+          </w:p>
+        </w:tc>
+        <w:tc>
+          <w:tcPr>
+            <w:tcW w:type="dxa" w:w="3667"/>
+            <w:tcMar>
+              <w:top w:type="dxa" w:w="90"/>
+              <w:left w:type="dxa" w:w="120"/>
+              <w:bottom w:type="dxa" w:w="90"/>
+              <w:right w:type="dxa" w:w="120"/>
+            </w:tcMar>
+            <w:vAlign w:val="center"/>
+          </w:tcPr>
+          <w:p>
+            <w:pPr>
+              <w:spacing w:after="0" w:line="280"/>
+            </w:pPr>
+            <w:r>
+              <w:rPr>
+                <w:rFonts w:ascii="Be Vietnam Pro" w:cs="Be Vietnam Pro" w:eastAsia="Be Vietnam Pro" w:hAnsi="Be Vietnam Pro"/>
+                <w:color w:val="101814"/>
+                <w:sz w:val="20"/>
+                <w:szCs w:val="20"/>
+              </w:rPr>
+              <w:t xml:space="preserve">Thiếu dữ liệu</w:t>
+            </w:r>
+          </w:p>
+        </w:tc>
+      </w:tr>
+      <w:tr>
+        <w:trPr>
+          <w:tblHeader w:val="false"/>
+        </w:trPr>
+        <w:tc>
+          <w:tcPr>
+            <w:tcW w:type="dxa" w:w="2702"/>
+            <w:tcMar>
+              <w:top w:type="dxa" w:w="90"/>
+              <w:left w:type="dxa" w:w="120"/>
+              <w:bottom w:type="dxa" w:w="90"/>
+              <w:right w:type="dxa" w:w="120"/>
+            </w:tcMar>
+            <w:vAlign w:val="center"/>
+          </w:tcPr>
+          <w:p>
+            <w:pPr>
+              <w:spacing w:after="0" w:line="280"/>
+            </w:pPr>
+            <w:r>
+              <w:rPr>
+                <w:rFonts w:ascii="Be Vietnam Pro" w:cs="Be Vietnam Pro" w:eastAsia="Be Vietnam Pro" w:hAnsi="Be Vietnam Pro"/>
+                <w:color w:val="101814"/>
+                <w:sz w:val="20"/>
+                <w:szCs w:val="20"/>
+              </w:rPr>
+              <w:t xml:space="preserve">Hậu quả khi sai</w:t>
+            </w:r>
+          </w:p>
+        </w:tc>
+        <w:tc>
+          <w:tcPr>
+            <w:tcW w:type="dxa" w:w="2991"/>
+            <w:tcMar>
+              <w:top w:type="dxa" w:w="90"/>
+              <w:left w:type="dxa" w:w="120"/>
+              <w:bottom w:type="dxa" w:w="90"/>
+              <w:right w:type="dxa" w:w="120"/>
+            </w:tcMar>
+            <w:vAlign w:val="center"/>
+          </w:tcPr>
+          <w:p>
+            <w:pPr>
+              <w:spacing w:after="0" w:line="280"/>
+            </w:pPr>
+            <w:r>
+              <w:rPr>
+                <w:rFonts w:ascii="Be Vietnam Pro" w:cs="Be Vietnam Pro" w:eastAsia="Be Vietnam Pro" w:hAnsi="Be Vietnam Pro"/>
+                <w:color w:val="101814"/>
+                <w:sz w:val="20"/>
+                <w:szCs w:val="20"/>
+              </w:rPr>
+              <w:t xml:space="preserve">Không thu lại được</w:t>
+            </w:r>
+          </w:p>
+        </w:tc>
+        <w:tc>
+          <w:tcPr>
+            <w:tcW w:type="dxa" w:w="3667"/>
+            <w:tcMar>
+              <w:top w:type="dxa" w:w="90"/>
+              <w:left w:type="dxa" w:w="120"/>
+              <w:bottom w:type="dxa" w:w="90"/>
+              <w:right w:type="dxa" w:w="120"/>
+            </w:tcMar>
+            <w:vAlign w:val="center"/>
+          </w:tcPr>
+          <w:p>
+            <w:pPr>
+              <w:spacing w:after="0" w:line="280"/>
+            </w:pPr>
+            <w:r>
+              <w:rPr>
+                <w:rFonts w:ascii="Be Vietnam Pro" w:cs="Be Vietnam Pro" w:eastAsia="Be Vietnam Pro" w:hAnsi="Be Vietnam Pro"/>
+                <w:color w:val="101814"/>
+                <w:sz w:val="20"/>
+                <w:szCs w:val="20"/>
+              </w:rPr>
+              <w:t xml:space="preserve">Sửa một dòng khai báo</w:t>
+            </w:r>
+          </w:p>
+        </w:tc>
+      </w:tr>
+      <w:tr>
+        <w:trPr>
+          <w:tblHeader w:val="false"/>
+        </w:trPr>
+        <w:tc>
+          <w:tcPr>
+            <w:tcW w:type="dxa" w:w="2702"/>
+            <w:tcMar>
+              <w:top w:type="dxa" w:w="90"/>
+              <w:left w:type="dxa" w:w="120"/>
+              <w:bottom w:type="dxa" w:w="90"/>
+              <w:right w:type="dxa" w:w="120"/>
+            </w:tcMar>
+            <w:vAlign w:val="center"/>
+          </w:tcPr>
+          <w:p>
+            <w:pPr>
+              <w:spacing w:after="0" w:line="280"/>
+            </w:pPr>
+            <w:r>
+              <w:rPr>
+                <w:rFonts w:ascii="Be Vietnam Pro" w:cs="Be Vietnam Pro" w:eastAsia="Be Vietnam Pro" w:hAnsi="Be Vietnam Pro"/>
+                <w:color w:val="101814"/>
+                <w:sz w:val="20"/>
+                <w:szCs w:val="20"/>
+              </w:rPr>
+              <w:t xml:space="preserve">Ai phát hiện trước</w:t>
+            </w:r>
+          </w:p>
+        </w:tc>
+        <w:tc>
+          <w:tcPr>
+            <w:tcW w:type="dxa" w:w="2991"/>
+            <w:tcMar>
+              <w:top w:type="dxa" w:w="90"/>
+              <w:left w:type="dxa" w:w="120"/>
+              <w:bottom w:type="dxa" w:w="90"/>
+              <w:right w:type="dxa" w:w="120"/>
+            </w:tcMar>
+            <w:vAlign w:val="center"/>
+          </w:tcPr>
+          <w:p>
+            <w:pPr>
+              <w:spacing w:after="0" w:line="280"/>
+            </w:pPr>
+            <w:r>
+              <w:rPr>
+                <w:rFonts w:ascii="Be Vietnam Pro" w:cs="Be Vietnam Pro" w:eastAsia="Be Vietnam Pro" w:hAnsi="Be Vietnam Pro"/>
+                <w:color w:val="101814"/>
+                <w:sz w:val="20"/>
+                <w:szCs w:val="20"/>
+              </w:rPr>
+              <w:t xml:space="preserve">Người ngoài</w:t>
+            </w:r>
+          </w:p>
+        </w:tc>
+        <w:tc>
+          <w:tcPr>
+            <w:tcW w:type="dxa" w:w="3667"/>
+            <w:tcMar>
+              <w:top w:type="dxa" w:w="90"/>
+              <w:left w:type="dxa" w:w="120"/>
+              <w:bottom w:type="dxa" w:w="90"/>
+              <w:right w:type="dxa" w:w="120"/>
+            </w:tcMar>
+            <w:vAlign w:val="center"/>
+          </w:tcPr>
+          <w:p>
+            <w:pPr>
+              <w:spacing w:after="0" w:line="280"/>
+            </w:pPr>
+            <w:r>
+              <w:rPr>
+                <w:rFonts w:ascii="Be Vietnam Pro" w:cs="Be Vietnam Pro" w:eastAsia="Be Vietnam Pro" w:hAnsi="Be Vietnam Pro"/>
+                <w:color w:val="101814"/>
+                <w:sz w:val="20"/>
+                <w:szCs w:val="20"/>
+              </w:rPr>
+              <w:t xml:space="preserve">Người trong</w:t>
+            </w:r>
+          </w:p>
+        </w:tc>
+      </w:tr>
+    </w:tbl>
+    <w:p>
+      <w:pPr>
+        <w:spacing w:after="180"/>
+      </w:pPr>
+    </w:p>
+    <w:p>
+      <w:pPr>
+        <w:spacing w:after="130" w:line="300"/>
+      </w:pPr>
+      <w:r>
+        <w:rPr>
+          <w:rFonts w:ascii="Be Vietnam Pro" w:cs="Be Vietnam Pro" w:eastAsia="Be Vietnam Pro" w:hAnsi="Be Vietnam Pro"/>
+          <w:color w:val="101814"/>
+          <w:sz w:val="21"/>
+          <w:szCs w:val="21"/>
+        </w:rPr>
+        <w:t xml:space="preserve">Cột bên phải </w:t>
+      </w:r>
+      <w:r>
+        <w:rPr>
+          <w:rFonts w:ascii="Be Vietnam Pro" w:cs="Be Vietnam Pro" w:eastAsia="Be Vietnam Pro" w:hAnsi="Be Vietnam Pro"/>
+          <w:b/>
+          <w:bCs/>
+          <w:color w:val="101814"/>
+          <w:sz w:val="21"/>
+          <w:szCs w:val="21"/>
+        </w:rPr>
+        <w:t xml:space="preserve">sai theo hướng an toàn</w:t>
+      </w:r>
+      <w:r>
+        <w:rPr>
+          <w:rFonts w:ascii="Be Vietnam Pro" w:cs="Be Vietnam Pro" w:eastAsia="Be Vietnam Pro" w:hAnsi="Be Vietnam Pro"/>
+          <w:color w:val="101814"/>
+          <w:sz w:val="21"/>
+          <w:szCs w:val="21"/>
+        </w:rPr>
+        <w:t xml:space="preserve">. Đó là lý do chọn.</w:t>
+      </w:r>
+    </w:p>
+    <w:p>
+      <w:pPr>
+        <w:pStyle w:val="Heading2"/>
+        <w:spacing w:after="120" w:before="280"/>
+      </w:pPr>
+      <w:r>
+        <w:rPr>
+          <w:rFonts w:ascii="Be Vietnam Pro" w:cs="Be Vietnam Pro" w:eastAsia="Be Vietnam Pro" w:hAnsi="Be Vietnam Pro"/>
+          <w:b/>
+          <w:bCs/>
+          <w:color w:val="008E4D"/>
+          <w:sz w:val="24"/>
+          <w:szCs w:val="24"/>
+        </w:rPr>
+        <w:t xml:space="preserve">9.3 Chốt chặn cứng ở khâu khởi động</w:t>
+      </w:r>
+    </w:p>
+    <w:p>
+      <w:pPr>
+        <w:spacing w:after="130" w:line="300"/>
+      </w:pPr>
+      <w:r>
+        <w:rPr>
+          <w:rFonts w:ascii="Be Vietnam Pro" w:cs="Be Vietnam Pro" w:eastAsia="Be Vietnam Pro" w:hAnsi="Be Vietnam Pro"/>
+          <w:color w:val="101814"/>
+          <w:sz w:val="21"/>
+          <w:szCs w:val="21"/>
+        </w:rPr>
+        <w:t xml:space="preserve">Danh sách nhóm dữ liệu </w:t>
+      </w:r>
+      <w:r>
+        <w:rPr>
+          <w:rFonts w:ascii="Be Vietnam Pro" w:cs="Be Vietnam Pro" w:eastAsia="Be Vietnam Pro" w:hAnsi="Be Vietnam Pro"/>
+          <w:b/>
+          <w:bCs/>
+          <w:color w:val="101814"/>
+          <w:sz w:val="21"/>
+          <w:szCs w:val="21"/>
+        </w:rPr>
+        <w:t xml:space="preserve">tuyệt đối không được công bố</w:t>
+      </w:r>
+      <w:r>
+        <w:rPr>
+          <w:rFonts w:ascii="Be Vietnam Pro" w:cs="Be Vietnam Pro" w:eastAsia="Be Vietnam Pro" w:hAnsi="Be Vietnam Pro"/>
+          <w:color w:val="101814"/>
+          <w:sz w:val="21"/>
+          <w:szCs w:val="21"/>
+        </w:rPr>
+        <w:t xml:space="preserve"> — 23 nhóm gồm toàn bộ dữ liệu cá nhân và dữ liệu vận hành nội bộ — được đối chiếu </w:t>
+      </w:r>
+      <w:r>
+        <w:rPr>
+          <w:rFonts w:ascii="Be Vietnam Pro" w:cs="Be Vietnam Pro" w:eastAsia="Be Vietnam Pro" w:hAnsi="Be Vietnam Pro"/>
+          <w:b/>
+          <w:bCs/>
+          <w:color w:val="101814"/>
+          <w:sz w:val="21"/>
+          <w:szCs w:val="21"/>
+        </w:rPr>
+        <w:t xml:space="preserve">ngay lúc ứng dụng khởi động</w:t>
+      </w:r>
+      <w:r>
+        <w:rPr>
+          <w:rFonts w:ascii="Be Vietnam Pro" w:cs="Be Vietnam Pro" w:eastAsia="Be Vietnam Pro" w:hAnsi="Be Vietnam Pro"/>
+          <w:color w:val="101814"/>
+          <w:sz w:val="21"/>
+          <w:szCs w:val="21"/>
+        </w:rPr>
+        <w:t xml:space="preserve">. Có xung đột thì ứng dụng </w:t>
+      </w:r>
+      <w:r>
+        <w:rPr>
+          <w:rFonts w:ascii="Be Vietnam Pro" w:cs="Be Vietnam Pro" w:eastAsia="Be Vietnam Pro" w:hAnsi="Be Vietnam Pro"/>
+          <w:b/>
+          <w:bCs/>
+          <w:color w:val="101814"/>
+          <w:sz w:val="21"/>
+          <w:szCs w:val="21"/>
+        </w:rPr>
+        <w:t xml:space="preserve">không khởi động</w:t>
+      </w:r>
+      <w:r>
+        <w:rPr>
+          <w:rFonts w:ascii="Be Vietnam Pro" w:cs="Be Vietnam Pro" w:eastAsia="Be Vietnam Pro" w:hAnsi="Be Vietnam Pro"/>
+          <w:color w:val="101814"/>
+          <w:sz w:val="21"/>
+          <w:szCs w:val="21"/>
+        </w:rPr>
+        <w:t xml:space="preserve">, kèm thông báo nêu đích danh nhóm dữ liệu vi phạm.</w:t>
+      </w:r>
+    </w:p>
+    <w:p>
+      <w:pPr>
+        <w:spacing w:after="130" w:line="300"/>
+      </w:pPr>
+      <w:r>
+        <w:rPr>
+          <w:rFonts w:ascii="Be Vietnam Pro" w:cs="Be Vietnam Pro" w:eastAsia="Be Vietnam Pro" w:hAnsi="Be Vietnam Pro"/>
+          <w:color w:val="101814"/>
+          <w:sz w:val="21"/>
+          <w:szCs w:val="21"/>
+        </w:rPr>
+        <w:t xml:space="preserve">Lỗi cấu hình vì thế bị chặn ở khâu triển khai, trước khi có bất kỳ lời gọi nào. Nếu chỉ chặn lúc trả dữ liệu thì lỗi chỉ lộ ra khi đã có người gọi — lúc đó có thể đã muộn.</w:t>
+      </w:r>
+    </w:p>
+    <w:p>
+      <w:pPr>
+        <w:pStyle w:val="Heading2"/>
+        <w:spacing w:after="120" w:before="280"/>
+      </w:pPr>
+      <w:r>
+        <w:rPr>
+          <w:rFonts w:ascii="Be Vietnam Pro" w:cs="Be Vietnam Pro" w:eastAsia="Be Vietnam Pro" w:hAnsi="Be Vietnam Pro"/>
+          <w:b/>
+          <w:bCs/>
+          <w:color w:val="008E4D"/>
+          <w:sz w:val="24"/>
+          <w:szCs w:val="24"/>
+        </w:rPr>
+        <w:t xml:space="preserve">9.4 Không tin dữ liệu gửi lên</w:t>
+      </w:r>
+    </w:p>
+    <w:p>
+      <w:pPr>
+        <w:spacing w:after="130" w:line="300"/>
+      </w:pPr>
+      <w:r>
+        <w:rPr>
+          <w:rFonts w:ascii="Be Vietnam Pro" w:cs="Be Vietnam Pro" w:eastAsia="Be Vietnam Pro" w:hAnsi="Be Vietnam Pro"/>
+          <w:color w:val="101814"/>
+          <w:sz w:val="21"/>
+          <w:szCs w:val="21"/>
+        </w:rPr>
+        <w:t xml:space="preserve">Mọi giá trị do người dùng gửi đều bị coi là </w:t>
+      </w:r>
+      <w:r>
+        <w:rPr>
+          <w:rFonts w:ascii="Be Vietnam Pro" w:cs="Be Vietnam Pro" w:eastAsia="Be Vietnam Pro" w:hAnsi="Be Vietnam Pro"/>
+          <w:b/>
+          <w:bCs/>
+          <w:color w:val="101814"/>
+          <w:sz w:val="21"/>
+          <w:szCs w:val="21"/>
+        </w:rPr>
+        <w:t xml:space="preserve">có thể đã bị sửa</w:t>
+      </w:r>
+      <w:r>
+        <w:rPr>
+          <w:rFonts w:ascii="Be Vietnam Pro" w:cs="Be Vietnam Pro" w:eastAsia="Be Vietnam Pro" w:hAnsi="Be Vietnam Pro"/>
+          <w:color w:val="101814"/>
+          <w:sz w:val="21"/>
+          <w:szCs w:val="21"/>
+        </w:rPr>
+        <w:t xml:space="preserve">. Trạng thái quan trọng luôn được tính lại ở máy chủ.</w:t>
+      </w:r>
+    </w:p>
+    <w:p>
+      <w:pPr>
+        <w:spacing w:after="130" w:line="300"/>
+      </w:pPr>
+      <w:r>
+        <w:rPr>
+          <w:rFonts w:ascii="Be Vietnam Pro" w:cs="Be Vietnam Pro" w:eastAsia="Be Vietnam Pro" w:hAnsi="Be Vietnam Pro"/>
+          <w:color w:val="101814"/>
+          <w:sz w:val="21"/>
+          <w:szCs w:val="21"/>
+        </w:rPr>
+        <w:t xml:space="preserve">Ví dụ đã kiểm chứng bằng lời gọi thật: kẻ tấn công gửi bình luận kèm trạng thái </w:t>
+      </w:r>
+      <w:r>
+        <w:rPr>
+          <w:rFonts w:ascii="Menlo" w:cs="Menlo" w:eastAsia="Menlo" w:hAnsi="Menlo"/>
+          <w:color w:val="036F3D"/>
+          <w:sz w:val="19"/>
+          <w:szCs w:val="19"/>
+          <w:shd w:fill="F1F5F3" w:color="auto" w:val="clear"/>
+        </w:rPr>
+        <w:t xml:space="preserve">"approved"</w:t>
+      </w:r>
+      <w:r>
+        <w:rPr>
+          <w:rFonts w:ascii="Be Vietnam Pro" w:cs="Be Vietnam Pro" w:eastAsia="Be Vietnam Pro" w:hAnsi="Be Vietnam Pro"/>
+          <w:color w:val="101814"/>
+          <w:sz w:val="21"/>
+          <w:szCs w:val="21"/>
+        </w:rPr>
+        <w:t xml:space="preserve"> để hiện ngay không cần duyệt. Hệ thống bỏ qua hoàn toàn giá trị gửi lên và tự tính từ cấu hình — bản ghi vẫn vào trạng thái chờ duyệt.</w:t>
+      </w:r>
+    </w:p>
+    <w:p>
+      <w:pPr>
+        <w:spacing w:after="130" w:line="300"/>
+      </w:pPr>
+      <w:r>
+        <w:rPr>
+          <w:rFonts w:ascii="Be Vietnam Pro" w:cs="Be Vietnam Pro" w:eastAsia="Be Vietnam Pro" w:hAnsi="Be Vietnam Pro"/>
+          <w:color w:val="101814"/>
+          <w:sz w:val="21"/>
+          <w:szCs w:val="21"/>
+        </w:rPr>
+        <w:t xml:space="preserve">Chi tiết ở </w:t>
+      </w:r>
+      <w:r>
+        <w:rPr>
+          <w:rFonts w:ascii="Menlo" w:cs="Menlo" w:eastAsia="Menlo" w:hAnsi="Menlo"/>
+          <w:color w:val="036F3D"/>
+          <w:sz w:val="19"/>
+          <w:szCs w:val="19"/>
+          <w:shd w:fill="F1F5F3" w:color="auto" w:val="clear"/>
+        </w:rPr>
+        <w:t xml:space="preserve">DA1-03</w:t>
+      </w:r>
+      <w:r>
+        <w:rPr>
+          <w:rFonts w:ascii="Be Vietnam Pro" w:cs="Be Vietnam Pro" w:eastAsia="Be Vietnam Pro" w:hAnsi="Be Vietnam Pro"/>
+          <w:color w:val="101814"/>
+          <w:sz w:val="21"/>
+          <w:szCs w:val="21"/>
+        </w:rPr>
+        <w:t xml:space="preserve"> mục 5 và </w:t>
+      </w:r>
+      <w:r>
+        <w:rPr>
+          <w:rFonts w:ascii="Menlo" w:cs="Menlo" w:eastAsia="Menlo" w:hAnsi="Menlo"/>
+          <w:color w:val="036F3D"/>
+          <w:sz w:val="19"/>
+          <w:szCs w:val="19"/>
+          <w:shd w:fill="F1F5F3" w:color="auto" w:val="clear"/>
+        </w:rPr>
+        <w:t xml:space="preserve">DA1-07</w:t>
+      </w:r>
+      <w:r>
+        <w:rPr>
+          <w:rFonts w:ascii="Be Vietnam Pro" w:cs="Be Vietnam Pro" w:eastAsia="Be Vietnam Pro" w:hAnsi="Be Vietnam Pro"/>
+          <w:color w:val="101814"/>
+          <w:sz w:val="21"/>
+          <w:szCs w:val="21"/>
+        </w:rPr>
+        <w:t xml:space="preserve"> mục 5.</w:t>
+      </w:r>
+    </w:p>
+    <w:p>
+      <w:pPr>
+        <w:pBdr>
+          <w:bottom w:val="single" w:color="CFE3D8" w:sz="4" w:space="4"/>
+        </w:pBdr>
+        <w:spacing w:after="160" w:before="160"/>
+      </w:pPr>
+      <w:r>
+        <w:rPr>
+          <w:rFonts w:ascii="Be Vietnam Pro" w:cs="Be Vietnam Pro" w:eastAsia="Be Vietnam Pro" w:hAnsi="Be Vietnam Pro"/>
+          <w:sz w:val="2"/>
+          <w:szCs w:val="2"/>
+        </w:rPr>
+        <w:t xml:space="preserve"/>
+      </w:r>
+    </w:p>
+    <w:p>
+      <w:pPr>
+        <w:pStyle w:val="Heading1"/>
+        <w:pBdr>
+          <w:bottom w:val="single" w:color="008E4D" w:sz="12" w:space="6"/>
+        </w:pBdr>
+        <w:spacing w:after="180" w:before="380"/>
+      </w:pPr>
+      <w:r>
+        <w:rPr>
+          <w:rFonts w:ascii="Be Vietnam Pro" w:cs="Be Vietnam Pro" w:eastAsia="Be Vietnam Pro" w:hAnsi="Be Vietnam Pro"/>
+          <w:b/>
+          <w:bCs/>
+          <w:color w:val="036F3D"/>
+          <w:sz w:val="28"/>
+          <w:szCs w:val="28"/>
+        </w:rPr>
+        <w:t xml:space="preserve">10. Ranh giới: cái gì là công cụ, cái gì OPTIMAI tự viết</w:t>
+      </w:r>
+    </w:p>
+    <w:p>
+      <w:pPr>
+        <w:spacing w:after="130" w:line="300"/>
+      </w:pPr>
+      <w:r>
+        <w:rPr>
+          <w:rFonts w:ascii="Be Vietnam Pro" w:cs="Be Vietnam Pro" w:eastAsia="Be Vietnam Pro" w:hAnsi="Be Vietnam Pro"/>
+          <w:color w:val="101814"/>
+          <w:sz w:val="21"/>
+          <w:szCs w:val="21"/>
+        </w:rPr>
+        <w:t xml:space="preserve">Mục này trả lời trực tiếp câu hỏi </w:t>
+      </w:r>
+      <w:r>
+        <w:rPr>
+          <w:rFonts w:ascii="Be Vietnam Pro" w:cs="Be Vietnam Pro" w:eastAsia="Be Vietnam Pro" w:hAnsi="Be Vietnam Pro"/>
+          <w:i/>
+          <w:iCs/>
+          <w:color w:val="101814"/>
+          <w:sz w:val="21"/>
+          <w:szCs w:val="21"/>
+        </w:rPr>
+        <w:t xml:space="preserve">"phần mềm này thực sự do ai làm ra"</w:t>
+      </w:r>
+      <w:r>
+        <w:rPr>
+          <w:rFonts w:ascii="Be Vietnam Pro" w:cs="Be Vietnam Pro" w:eastAsia="Be Vietnam Pro" w:hAnsi="Be Vietnam Pro"/>
+          <w:color w:val="101814"/>
+          <w:sz w:val="21"/>
+          <w:szCs w:val="21"/>
+        </w:rPr>
+        <w:t xml:space="preserve">.</w:t>
+      </w:r>
+    </w:p>
+    <w:p>
+      <w:pPr>
+        <w:pStyle w:val="Heading2"/>
+        <w:spacing w:after="120" w:before="280"/>
+      </w:pPr>
+      <w:r>
+        <w:rPr>
+          <w:rFonts w:ascii="Be Vietnam Pro" w:cs="Be Vietnam Pro" w:eastAsia="Be Vietnam Pro" w:hAnsi="Be Vietnam Pro"/>
+          <w:b/>
+          <w:bCs/>
+          <w:color w:val="008E4D"/>
+          <w:sz w:val="24"/>
+          <w:szCs w:val="24"/>
+        </w:rPr>
+        <w:t xml:space="preserve">10.1 Nền tảng công cụ — vật tư đầu vào</w:t>
+      </w:r>
+    </w:p>
+    <w:tbl>
+      <w:tblPr>
+        <w:tblW w:type="dxa" w:w="9360"/>
+        <w:tblBorders>
+          <w:top w:val="single" w:color="CFE3D8" w:sz="4"/>
+          <w:left w:val="single" w:color="CFE3D8" w:sz="4"/>
+          <w:bottom w:val="single" w:color="CFE3D8" w:sz="4"/>
+          <w:right w:val="single" w:color="CFE3D8" w:sz="4"/>
+          <w:insideH w:val="single" w:color="CFE3D8" w:sz="4"/>
+          <w:insideV w:val="single" w:color="CFE3D8" w:sz="4"/>
+        </w:tblBorders>
+        <w:tblLayout w:type="fixed"/>
+      </w:tblPr>
+      <w:tblGrid>
+        <w:gridCol w:w="3393"/>
+        <w:gridCol w:w="3861"/>
+        <w:gridCol w:w="2106"/>
+      </w:tblGrid>
+      <w:tr>
+        <w:trPr>
+          <w:tblHeader/>
+        </w:trPr>
+        <w:tc>
+          <w:tcPr>
+            <w:tcW w:type="dxa" w:w="3393"/>
+            <w:shd w:fill="EEF6F1" w:color="auto" w:val="clear"/>
+            <w:tcMar>
+              <w:top w:type="dxa" w:w="90"/>
+              <w:left w:type="dxa" w:w="120"/>
+              <w:bottom w:type="dxa" w:w="90"/>
+              <w:right w:type="dxa" w:w="120"/>
+            </w:tcMar>
+            <w:vAlign w:val="center"/>
+          </w:tcPr>
+          <w:p>
+            <w:pPr>
+              <w:spacing w:after="0" w:line="280"/>
+            </w:pPr>
+            <w:r>
+              <w:rPr>
+                <w:rFonts w:ascii="Be Vietnam Pro" w:cs="Be Vietnam Pro" w:eastAsia="Be Vietnam Pro" w:hAnsi="Be Vietnam Pro"/>
+                <w:b/>
+                <w:bCs/>
+                <w:color w:val="036F3D"/>
+                <w:sz w:val="20"/>
+                <w:szCs w:val="20"/>
+              </w:rPr>
+              <w:t xml:space="preserve">Thành phần</w:t>
+            </w:r>
+          </w:p>
+        </w:tc>
+        <w:tc>
+          <w:tcPr>
+            <w:tcW w:type="dxa" w:w="3861"/>
+            <w:shd w:fill="EEF6F1" w:color="auto" w:val="clear"/>
+            <w:tcMar>
+              <w:top w:type="dxa" w:w="90"/>
+              <w:left w:type="dxa" w:w="120"/>
+              <w:bottom w:type="dxa" w:w="90"/>
+              <w:right w:type="dxa" w:w="120"/>
+            </w:tcMar>
+            <w:vAlign w:val="center"/>
+          </w:tcPr>
+          <w:p>
+            <w:pPr>
+              <w:spacing w:after="0" w:line="280"/>
+            </w:pPr>
+            <w:r>
+              <w:rPr>
+                <w:rFonts w:ascii="Be Vietnam Pro" w:cs="Be Vietnam Pro" w:eastAsia="Be Vietnam Pro" w:hAnsi="Be Vietnam Pro"/>
+                <w:b/>
+                <w:bCs/>
+                <w:color w:val="036F3D"/>
+                <w:sz w:val="20"/>
+                <w:szCs w:val="20"/>
+              </w:rPr>
+              <w:t xml:space="preserve">Vai trò</w:t>
+            </w:r>
+          </w:p>
+        </w:tc>
+        <w:tc>
+          <w:tcPr>
+            <w:tcW w:type="dxa" w:w="2106"/>
+            <w:shd w:fill="EEF6F1" w:color="auto" w:val="clear"/>
+            <w:tcMar>
+              <w:top w:type="dxa" w:w="90"/>
+              <w:left w:type="dxa" w:w="120"/>
+              <w:bottom w:type="dxa" w:w="90"/>
+              <w:right w:type="dxa" w:w="120"/>
+            </w:tcMar>
+            <w:vAlign w:val="center"/>
+          </w:tcPr>
+          <w:p>
+            <w:pPr>
+              <w:spacing w:after="0" w:line="280"/>
+            </w:pPr>
+            <w:r>
+              <w:rPr>
+                <w:rFonts w:ascii="Be Vietnam Pro" w:cs="Be Vietnam Pro" w:eastAsia="Be Vietnam Pro" w:hAnsi="Be Vietnam Pro"/>
+                <w:b/>
+                <w:bCs/>
+                <w:color w:val="036F3D"/>
+                <w:sz w:val="20"/>
+                <w:szCs w:val="20"/>
+              </w:rPr>
+              <w:t xml:space="preserve">Giấy phép</w:t>
+            </w:r>
+          </w:p>
+        </w:tc>
+      </w:tr>
+      <w:tr>
+        <w:trPr>
+          <w:tblHeader w:val="false"/>
+        </w:trPr>
+        <w:tc>
+          <w:tcPr>
+            <w:tcW w:type="dxa" w:w="3393"/>
+            <w:tcMar>
+              <w:top w:type="dxa" w:w="90"/>
+              <w:left w:type="dxa" w:w="120"/>
+              <w:bottom w:type="dxa" w:w="90"/>
+              <w:right w:type="dxa" w:w="120"/>
+            </w:tcMar>
+            <w:vAlign w:val="center"/>
+          </w:tcPr>
+          <w:p>
+            <w:pPr>
+              <w:spacing w:after="0" w:line="280"/>
+            </w:pPr>
+            <w:r>
+              <w:rPr>
+                <w:rFonts w:ascii="Be Vietnam Pro" w:cs="Be Vietnam Pro" w:eastAsia="Be Vietnam Pro" w:hAnsi="Be Vietnam Pro"/>
+                <w:color w:val="101814"/>
+                <w:sz w:val="20"/>
+                <w:szCs w:val="20"/>
+              </w:rPr>
+              <w:t xml:space="preserve">TypeScript 5.9.3</w:t>
+            </w:r>
+          </w:p>
+        </w:tc>
+        <w:tc>
+          <w:tcPr>
+            <w:tcW w:type="dxa" w:w="3861"/>
+            <w:tcMar>
+              <w:top w:type="dxa" w:w="90"/>
+              <w:left w:type="dxa" w:w="120"/>
+              <w:bottom w:type="dxa" w:w="90"/>
+              <w:right w:type="dxa" w:w="120"/>
+            </w:tcMar>
+            <w:vAlign w:val="center"/>
+          </w:tcPr>
+          <w:p>
+            <w:pPr>
+              <w:spacing w:after="0" w:line="280"/>
+            </w:pPr>
+            <w:r>
+              <w:rPr>
+                <w:rFonts w:ascii="Be Vietnam Pro" w:cs="Be Vietnam Pro" w:eastAsia="Be Vietnam Pro" w:hAnsi="Be Vietnam Pro"/>
+                <w:color w:val="101814"/>
+                <w:sz w:val="20"/>
+                <w:szCs w:val="20"/>
+              </w:rPr>
+              <w:t xml:space="preserve">Ngôn ngữ lập trình</w:t>
+            </w:r>
+          </w:p>
+        </w:tc>
+        <w:tc>
+          <w:tcPr>
+            <w:tcW w:type="dxa" w:w="2106"/>
+            <w:tcMar>
+              <w:top w:type="dxa" w:w="90"/>
+              <w:left w:type="dxa" w:w="120"/>
+              <w:bottom w:type="dxa" w:w="90"/>
+              <w:right w:type="dxa" w:w="120"/>
+            </w:tcMar>
+            <w:vAlign w:val="center"/>
+          </w:tcPr>
+          <w:p>
+            <w:pPr>
+              <w:spacing w:after="0" w:line="280"/>
+            </w:pPr>
+            <w:r>
+              <w:rPr>
+                <w:rFonts w:ascii="Be Vietnam Pro" w:cs="Be Vietnam Pro" w:eastAsia="Be Vietnam Pro" w:hAnsi="Be Vietnam Pro"/>
+                <w:color w:val="101814"/>
+                <w:sz w:val="20"/>
+                <w:szCs w:val="20"/>
+              </w:rPr>
+              <w:t xml:space="preserve">Apache 2.0</w:t>
+            </w:r>
+          </w:p>
+        </w:tc>
+      </w:tr>
+      <w:tr>
+        <w:trPr>
+          <w:tblHeader w:val="false"/>
+        </w:trPr>
+        <w:tc>
+          <w:tcPr>
+            <w:tcW w:type="dxa" w:w="3393"/>
+            <w:tcMar>
+              <w:top w:type="dxa" w:w="90"/>
+              <w:left w:type="dxa" w:w="120"/>
+              <w:bottom w:type="dxa" w:w="90"/>
+              <w:right w:type="dxa" w:w="120"/>
+            </w:tcMar>
+            <w:vAlign w:val="center"/>
+          </w:tcPr>
+          <w:p>
+            <w:pPr>
+              <w:spacing w:after="0" w:line="280"/>
+            </w:pPr>
+            <w:r>
+              <w:rPr>
+                <w:rFonts w:ascii="Be Vietnam Pro" w:cs="Be Vietnam Pro" w:eastAsia="Be Vietnam Pro" w:hAnsi="Be Vietnam Pro"/>
+                <w:color w:val="101814"/>
+                <w:sz w:val="20"/>
+                <w:szCs w:val="20"/>
+              </w:rPr>
+              <w:t xml:space="preserve">Next.js 16.2.9 · React 19.2.7</w:t>
+            </w:r>
+          </w:p>
+        </w:tc>
+        <w:tc>
+          <w:tcPr>
+            <w:tcW w:type="dxa" w:w="3861"/>
+            <w:tcMar>
+              <w:top w:type="dxa" w:w="90"/>
+              <w:left w:type="dxa" w:w="120"/>
+              <w:bottom w:type="dxa" w:w="90"/>
+              <w:right w:type="dxa" w:w="120"/>
+            </w:tcMar>
+            <w:vAlign w:val="center"/>
+          </w:tcPr>
+          <w:p>
+            <w:pPr>
+              <w:spacing w:after="0" w:line="280"/>
+            </w:pPr>
+            <w:r>
+              <w:rPr>
+                <w:rFonts w:ascii="Be Vietnam Pro" w:cs="Be Vietnam Pro" w:eastAsia="Be Vietnam Pro" w:hAnsi="Be Vietnam Pro"/>
+                <w:color w:val="101814"/>
+                <w:sz w:val="20"/>
+                <w:szCs w:val="20"/>
+              </w:rPr>
+              <w:t xml:space="preserve">Bộ dựng ứng dụng và giao diện web</w:t>
+            </w:r>
+          </w:p>
+        </w:tc>
+        <w:tc>
+          <w:tcPr>
+            <w:tcW w:type="dxa" w:w="2106"/>
+            <w:tcMar>
+              <w:top w:type="dxa" w:w="90"/>
+              <w:left w:type="dxa" w:w="120"/>
+              <w:bottom w:type="dxa" w:w="90"/>
+              <w:right w:type="dxa" w:w="120"/>
+            </w:tcMar>
+            <w:vAlign w:val="center"/>
+          </w:tcPr>
+          <w:p>
+            <w:pPr>
+              <w:spacing w:after="0" w:line="280"/>
+            </w:pPr>
+            <w:r>
+              <w:rPr>
+                <w:rFonts w:ascii="Be Vietnam Pro" w:cs="Be Vietnam Pro" w:eastAsia="Be Vietnam Pro" w:hAnsi="Be Vietnam Pro"/>
+                <w:color w:val="101814"/>
+                <w:sz w:val="20"/>
+                <w:szCs w:val="20"/>
+              </w:rPr>
+              <w:t xml:space="preserve">MIT</w:t>
+            </w:r>
+          </w:p>
+        </w:tc>
+      </w:tr>
+      <w:tr>
+        <w:trPr>
+          <w:tblHeader w:val="false"/>
+        </w:trPr>
+        <w:tc>
+          <w:tcPr>
+            <w:tcW w:type="dxa" w:w="3393"/>
+            <w:tcMar>
+              <w:top w:type="dxa" w:w="90"/>
+              <w:left w:type="dxa" w:w="120"/>
+              <w:bottom w:type="dxa" w:w="90"/>
+              <w:right w:type="dxa" w:w="120"/>
+            </w:tcMar>
+            <w:vAlign w:val="center"/>
+          </w:tcPr>
+          <w:p>
+            <w:pPr>
+              <w:spacing w:after="0" w:line="280"/>
+            </w:pPr>
+            <w:r>
+              <w:rPr>
+                <w:rFonts w:ascii="Be Vietnam Pro" w:cs="Be Vietnam Pro" w:eastAsia="Be Vietnam Pro" w:hAnsi="Be Vietnam Pro"/>
+                <w:color w:val="101814"/>
+                <w:sz w:val="20"/>
+                <w:szCs w:val="20"/>
+              </w:rPr>
+              <w:t xml:space="preserve">Payload 3.85.1</w:t>
+            </w:r>
+          </w:p>
+        </w:tc>
+        <w:tc>
+          <w:tcPr>
+            <w:tcW w:type="dxa" w:w="3861"/>
+            <w:tcMar>
+              <w:top w:type="dxa" w:w="90"/>
+              <w:left w:type="dxa" w:w="120"/>
+              <w:bottom w:type="dxa" w:w="90"/>
+              <w:right w:type="dxa" w:w="120"/>
+            </w:tcMar>
+            <w:vAlign w:val="center"/>
+          </w:tcPr>
+          <w:p>
+            <w:pPr>
+              <w:spacing w:after="0" w:line="280"/>
+            </w:pPr>
+            <w:r>
+              <w:rPr>
+                <w:rFonts w:ascii="Be Vietnam Pro" w:cs="Be Vietnam Pro" w:eastAsia="Be Vietnam Pro" w:hAnsi="Be Vietnam Pro"/>
+                <w:color w:val="101814"/>
+                <w:sz w:val="20"/>
+                <w:szCs w:val="20"/>
+              </w:rPr>
+              <w:t xml:space="preserve">Bộ khung hệ quản trị nội dung</w:t>
+            </w:r>
+          </w:p>
+        </w:tc>
+        <w:tc>
+          <w:tcPr>
+            <w:tcW w:type="dxa" w:w="2106"/>
+            <w:tcMar>
+              <w:top w:type="dxa" w:w="90"/>
+              <w:left w:type="dxa" w:w="120"/>
+              <w:bottom w:type="dxa" w:w="90"/>
+              <w:right w:type="dxa" w:w="120"/>
+            </w:tcMar>
+            <w:vAlign w:val="center"/>
+          </w:tcPr>
+          <w:p>
+            <w:pPr>
+              <w:spacing w:after="0" w:line="280"/>
+            </w:pPr>
+            <w:r>
+              <w:rPr>
+                <w:rFonts w:ascii="Be Vietnam Pro" w:cs="Be Vietnam Pro" w:eastAsia="Be Vietnam Pro" w:hAnsi="Be Vietnam Pro"/>
+                <w:color w:val="101814"/>
+                <w:sz w:val="20"/>
+                <w:szCs w:val="20"/>
+              </w:rPr>
+              <w:t xml:space="preserve">MIT</w:t>
+            </w:r>
+          </w:p>
+        </w:tc>
+      </w:tr>
+      <w:tr>
+        <w:trPr>
+          <w:tblHeader w:val="false"/>
+        </w:trPr>
+        <w:tc>
+          <w:tcPr>
+            <w:tcW w:type="dxa" w:w="3393"/>
+            <w:tcMar>
+              <w:top w:type="dxa" w:w="90"/>
+              <w:left w:type="dxa" w:w="120"/>
+              <w:bottom w:type="dxa" w:w="90"/>
+              <w:right w:type="dxa" w:w="120"/>
+            </w:tcMar>
+            <w:vAlign w:val="center"/>
+          </w:tcPr>
+          <w:p>
+            <w:pPr>
+              <w:spacing w:after="0" w:line="280"/>
+            </w:pPr>
+            <w:r>
+              <w:rPr>
+                <w:rFonts w:ascii="Be Vietnam Pro" w:cs="Be Vietnam Pro" w:eastAsia="Be Vietnam Pro" w:hAnsi="Be Vietnam Pro"/>
+                <w:color w:val="101814"/>
+                <w:sz w:val="20"/>
+                <w:szCs w:val="20"/>
+              </w:rPr>
+              <w:t xml:space="preserve">PostgreSQL 16</w:t>
+            </w:r>
+          </w:p>
+        </w:tc>
+        <w:tc>
+          <w:tcPr>
+            <w:tcW w:type="dxa" w:w="3861"/>
+            <w:tcMar>
+              <w:top w:type="dxa" w:w="90"/>
+              <w:left w:type="dxa" w:w="120"/>
+              <w:bottom w:type="dxa" w:w="90"/>
+              <w:right w:type="dxa" w:w="120"/>
+            </w:tcMar>
+            <w:vAlign w:val="center"/>
+          </w:tcPr>
+          <w:p>
+            <w:pPr>
+              <w:spacing w:after="0" w:line="280"/>
+            </w:pPr>
+            <w:r>
+              <w:rPr>
+                <w:rFonts w:ascii="Be Vietnam Pro" w:cs="Be Vietnam Pro" w:eastAsia="Be Vietnam Pro" w:hAnsi="Be Vietnam Pro"/>
+                <w:color w:val="101814"/>
+                <w:sz w:val="20"/>
+                <w:szCs w:val="20"/>
+              </w:rPr>
+              <w:t xml:space="preserve">Hệ quản trị cơ sở dữ liệu</w:t>
+            </w:r>
+          </w:p>
+        </w:tc>
+        <w:tc>
+          <w:tcPr>
+            <w:tcW w:type="dxa" w:w="2106"/>
+            <w:tcMar>
+              <w:top w:type="dxa" w:w="90"/>
+              <w:left w:type="dxa" w:w="120"/>
+              <w:bottom w:type="dxa" w:w="90"/>
+              <w:right w:type="dxa" w:w="120"/>
+            </w:tcMar>
+            <w:vAlign w:val="center"/>
+          </w:tcPr>
+          <w:p>
+            <w:pPr>
+              <w:spacing w:after="0" w:line="280"/>
+            </w:pPr>
+            <w:r>
+              <w:rPr>
+                <w:rFonts w:ascii="Be Vietnam Pro" w:cs="Be Vietnam Pro" w:eastAsia="Be Vietnam Pro" w:hAnsi="Be Vietnam Pro"/>
+                <w:color w:val="101814"/>
+                <w:sz w:val="20"/>
+                <w:szCs w:val="20"/>
+              </w:rPr>
+              <w:t xml:space="preserve">PostgreSQL License</w:t>
+            </w:r>
+          </w:p>
+        </w:tc>
+      </w:tr>
+      <w:tr>
+        <w:trPr>
+          <w:tblHeader w:val="false"/>
+        </w:trPr>
+        <w:tc>
+          <w:tcPr>
+            <w:tcW w:type="dxa" w:w="3393"/>
+            <w:tcMar>
+              <w:top w:type="dxa" w:w="90"/>
+              <w:left w:type="dxa" w:w="120"/>
+              <w:bottom w:type="dxa" w:w="90"/>
+              <w:right w:type="dxa" w:w="120"/>
+            </w:tcMar>
+            <w:vAlign w:val="center"/>
+          </w:tcPr>
+          <w:p>
+            <w:pPr>
+              <w:spacing w:after="0" w:line="280"/>
+            </w:pPr>
+            <w:r>
+              <w:rPr>
+                <w:rFonts w:ascii="Be Vietnam Pro" w:cs="Be Vietnam Pro" w:eastAsia="Be Vietnam Pro" w:hAnsi="Be Vietnam Pro"/>
+                <w:color w:val="101814"/>
+                <w:sz w:val="20"/>
+                <w:szCs w:val="20"/>
+              </w:rPr>
+              <w:t xml:space="preserve">Docker</w:t>
+            </w:r>
+          </w:p>
+        </w:tc>
+        <w:tc>
+          <w:tcPr>
+            <w:tcW w:type="dxa" w:w="3861"/>
+            <w:tcMar>
+              <w:top w:type="dxa" w:w="90"/>
+              <w:left w:type="dxa" w:w="120"/>
+              <w:bottom w:type="dxa" w:w="90"/>
+              <w:right w:type="dxa" w:w="120"/>
+            </w:tcMar>
+            <w:vAlign w:val="center"/>
+          </w:tcPr>
+          <w:p>
+            <w:pPr>
+              <w:spacing w:after="0" w:line="280"/>
+            </w:pPr>
+            <w:r>
+              <w:rPr>
+                <w:rFonts w:ascii="Be Vietnam Pro" w:cs="Be Vietnam Pro" w:eastAsia="Be Vietnam Pro" w:hAnsi="Be Vietnam Pro"/>
+                <w:color w:val="101814"/>
+                <w:sz w:val="20"/>
+                <w:szCs w:val="20"/>
+              </w:rPr>
+              <w:t xml:space="preserve">Đóng gói và triển khai</w:t>
+            </w:r>
+          </w:p>
+        </w:tc>
+        <w:tc>
+          <w:tcPr>
+            <w:tcW w:type="dxa" w:w="2106"/>
+            <w:tcMar>
+              <w:top w:type="dxa" w:w="90"/>
+              <w:left w:type="dxa" w:w="120"/>
+              <w:bottom w:type="dxa" w:w="90"/>
+              <w:right w:type="dxa" w:w="120"/>
+            </w:tcMar>
+            <w:vAlign w:val="center"/>
+          </w:tcPr>
+          <w:p>
+            <w:pPr>
+              <w:spacing w:after="0" w:line="280"/>
+            </w:pPr>
+            <w:r>
+              <w:rPr>
+                <w:rFonts w:ascii="Be Vietnam Pro" w:cs="Be Vietnam Pro" w:eastAsia="Be Vietnam Pro" w:hAnsi="Be Vietnam Pro"/>
+                <w:color w:val="101814"/>
+                <w:sz w:val="20"/>
+                <w:szCs w:val="20"/>
+              </w:rPr>
+              <w:t xml:space="preserve">Apache 2.0</w:t>
+            </w:r>
+          </w:p>
+        </w:tc>
+      </w:tr>
+      <w:tr>
+        <w:trPr>
+          <w:tblHeader w:val="false"/>
+        </w:trPr>
+        <w:tc>
+          <w:tcPr>
+            <w:tcW w:type="dxa" w:w="3393"/>
+            <w:tcMar>
+              <w:top w:type="dxa" w:w="90"/>
+              <w:left w:type="dxa" w:w="120"/>
+              <w:bottom w:type="dxa" w:w="90"/>
+              <w:right w:type="dxa" w:w="120"/>
+            </w:tcMar>
+            <w:vAlign w:val="center"/>
+          </w:tcPr>
+          <w:p>
+            <w:pPr>
+              <w:spacing w:after="0" w:line="280"/>
+            </w:pPr>
+            <w:r>
+              <w:rPr>
+                <w:rFonts w:ascii="Be Vietnam Pro" w:cs="Be Vietnam Pro" w:eastAsia="Be Vietnam Pro" w:hAnsi="Be Vietnam Pro"/>
+                <w:color w:val="101814"/>
+                <w:sz w:val="20"/>
+                <w:szCs w:val="20"/>
+              </w:rPr>
+              <w:t xml:space="preserve">pnpm · Turborepo</w:t>
+            </w:r>
+          </w:p>
+        </w:tc>
+        <w:tc>
+          <w:tcPr>
+            <w:tcW w:type="dxa" w:w="3861"/>
+            <w:tcMar>
+              <w:top w:type="dxa" w:w="90"/>
+              <w:left w:type="dxa" w:w="120"/>
+              <w:bottom w:type="dxa" w:w="90"/>
+              <w:right w:type="dxa" w:w="120"/>
+            </w:tcMar>
+            <w:vAlign w:val="center"/>
+          </w:tcPr>
+          <w:p>
+            <w:pPr>
+              <w:spacing w:after="0" w:line="280"/>
+            </w:pPr>
+            <w:r>
+              <w:rPr>
+                <w:rFonts w:ascii="Be Vietnam Pro" w:cs="Be Vietnam Pro" w:eastAsia="Be Vietnam Pro" w:hAnsi="Be Vietnam Pro"/>
+                <w:color w:val="101814"/>
+                <w:sz w:val="20"/>
+                <w:szCs w:val="20"/>
+              </w:rPr>
+              <w:t xml:space="preserve">Quản lý gói và điều phối dựng</w:t>
+            </w:r>
+          </w:p>
+        </w:tc>
+        <w:tc>
+          <w:tcPr>
+            <w:tcW w:type="dxa" w:w="2106"/>
+            <w:tcMar>
+              <w:top w:type="dxa" w:w="90"/>
+              <w:left w:type="dxa" w:w="120"/>
+              <w:bottom w:type="dxa" w:w="90"/>
+              <w:right w:type="dxa" w:w="120"/>
+            </w:tcMar>
+            <w:vAlign w:val="center"/>
+          </w:tcPr>
+          <w:p>
+            <w:pPr>
+              <w:spacing w:after="0" w:line="280"/>
+            </w:pPr>
+            <w:r>
+              <w:rPr>
+                <w:rFonts w:ascii="Be Vietnam Pro" w:cs="Be Vietnam Pro" w:eastAsia="Be Vietnam Pro" w:hAnsi="Be Vietnam Pro"/>
+                <w:color w:val="101814"/>
+                <w:sz w:val="20"/>
+                <w:szCs w:val="20"/>
+              </w:rPr>
+              <w:t xml:space="preserve">MIT</w:t>
+            </w:r>
+          </w:p>
+        </w:tc>
+      </w:tr>
+    </w:tbl>
+    <w:p>
+      <w:pPr>
+        <w:spacing w:after="180"/>
+      </w:pPr>
+    </w:p>
+    <w:p>
+      <w:pPr>
+        <w:spacing w:after="130" w:line="300"/>
+      </w:pPr>
+      <w:r>
+        <w:rPr>
+          <w:rFonts w:ascii="Be Vietnam Pro" w:cs="Be Vietnam Pro" w:eastAsia="Be Vietnam Pro" w:hAnsi="Be Vietnam Pro"/>
+          <w:color w:val="101814"/>
+          <w:sz w:val="21"/>
+          <w:szCs w:val="21"/>
+        </w:rPr>
+        <w:t xml:space="preserve">OPTIMAI </w:t>
+      </w:r>
+      <w:r>
+        <w:rPr>
+          <w:rFonts w:ascii="Be Vietnam Pro" w:cs="Be Vietnam Pro" w:eastAsia="Be Vietnam Pro" w:hAnsi="Be Vietnam Pro"/>
+          <w:b/>
+          <w:bCs/>
+          <w:color w:val="101814"/>
+          <w:sz w:val="21"/>
+          <w:szCs w:val="21"/>
+        </w:rPr>
+        <w:t xml:space="preserve">không</w:t>
+      </w:r>
+      <w:r>
+        <w:rPr>
+          <w:rFonts w:ascii="Be Vietnam Pro" w:cs="Be Vietnam Pro" w:eastAsia="Be Vietnam Pro" w:hAnsi="Be Vietnam Pro"/>
+          <w:color w:val="101814"/>
+          <w:sz w:val="21"/>
+          <w:szCs w:val="21"/>
+        </w:rPr>
+        <w:t xml:space="preserve"> tuyên bố sở hữu các thành phần này.</w:t>
+      </w:r>
+    </w:p>
+    <w:p>
+      <w:pPr>
+        <w:pStyle w:val="Heading2"/>
+        <w:spacing w:after="120" w:before="280"/>
+      </w:pPr>
+      <w:r>
+        <w:rPr>
+          <w:rFonts w:ascii="Be Vietnam Pro" w:cs="Be Vietnam Pro" w:eastAsia="Be Vietnam Pro" w:hAnsi="Be Vietnam Pro"/>
+          <w:b/>
+          <w:bCs/>
+          <w:color w:val="008E4D"/>
+          <w:sz w:val="24"/>
+          <w:szCs w:val="24"/>
+        </w:rPr>
+        <w:t xml:space="preserve">10.2 Sản phẩm do OPTIMAI tự viết</w:t>
+      </w:r>
+    </w:p>
+    <w:tbl>
+      <w:tblPr>
+        <w:tblW w:type="dxa" w:w="9360"/>
+        <w:tblBorders>
+          <w:top w:val="single" w:color="CFE3D8" w:sz="4"/>
+          <w:left w:val="single" w:color="CFE3D8" w:sz="4"/>
+          <w:bottom w:val="single" w:color="CFE3D8" w:sz="4"/>
+          <w:right w:val="single" w:color="CFE3D8" w:sz="4"/>
+          <w:insideH w:val="single" w:color="CFE3D8" w:sz="4"/>
+          <w:insideV w:val="single" w:color="CFE3D8" w:sz="4"/>
+        </w:tblBorders>
+        <w:tblLayout w:type="fixed"/>
+      </w:tblPr>
+      <w:tblGrid>
+        <w:gridCol w:w="2633"/>
+        <w:gridCol w:w="2340"/>
+        <w:gridCol w:w="4387"/>
+      </w:tblGrid>
+      <w:tr>
+        <w:trPr>
+          <w:tblHeader/>
+        </w:trPr>
+        <w:tc>
+          <w:tcPr>
+            <w:tcW w:type="dxa" w:w="2633"/>
+            <w:shd w:fill="EEF6F1" w:color="auto" w:val="clear"/>
+            <w:tcMar>
+              <w:top w:type="dxa" w:w="90"/>
+              <w:left w:type="dxa" w:w="120"/>
+              <w:bottom w:type="dxa" w:w="90"/>
+              <w:right w:type="dxa" w:w="120"/>
+            </w:tcMar>
+            <w:vAlign w:val="center"/>
+          </w:tcPr>
+          <w:p>
+            <w:pPr>
+              <w:spacing w:after="0" w:line="280"/>
+            </w:pPr>
+            <w:r>
+              <w:rPr>
+                <w:rFonts w:ascii="Be Vietnam Pro" w:cs="Be Vietnam Pro" w:eastAsia="Be Vietnam Pro" w:hAnsi="Be Vietnam Pro"/>
+                <w:b/>
+                <w:bCs/>
+                <w:color w:val="036F3D"/>
+                <w:sz w:val="20"/>
+                <w:szCs w:val="20"/>
+              </w:rPr>
+              <w:t xml:space="preserve">Nội dung</w:t>
+            </w:r>
+          </w:p>
+        </w:tc>
+        <w:tc>
+          <w:tcPr>
+            <w:tcW w:type="dxa" w:w="2340"/>
+            <w:shd w:fill="EEF6F1" w:color="auto" w:val="clear"/>
+            <w:tcMar>
+              <w:top w:type="dxa" w:w="90"/>
+              <w:left w:type="dxa" w:w="120"/>
+              <w:bottom w:type="dxa" w:w="90"/>
+              <w:right w:type="dxa" w:w="120"/>
+            </w:tcMar>
+            <w:vAlign w:val="center"/>
+          </w:tcPr>
+          <w:p>
+            <w:pPr>
+              <w:spacing w:after="0" w:line="280"/>
+            </w:pPr>
+            <w:r>
+              <w:rPr>
+                <w:rFonts w:ascii="Be Vietnam Pro" w:cs="Be Vietnam Pro" w:eastAsia="Be Vietnam Pro" w:hAnsi="Be Vietnam Pro"/>
+                <w:b/>
+                <w:bCs/>
+                <w:color w:val="036F3D"/>
+                <w:sz w:val="20"/>
+                <w:szCs w:val="20"/>
+              </w:rPr>
+              <w:t xml:space="preserve">Quy mô</w:t>
+            </w:r>
+          </w:p>
+        </w:tc>
+        <w:tc>
+          <w:tcPr>
+            <w:tcW w:type="dxa" w:w="4387"/>
+            <w:shd w:fill="EEF6F1" w:color="auto" w:val="clear"/>
+            <w:tcMar>
+              <w:top w:type="dxa" w:w="90"/>
+              <w:left w:type="dxa" w:w="120"/>
+              <w:bottom w:type="dxa" w:w="90"/>
+              <w:right w:type="dxa" w:w="120"/>
+            </w:tcMar>
+            <w:vAlign w:val="center"/>
+          </w:tcPr>
+          <w:p>
+            <w:pPr>
+              <w:spacing w:after="0" w:line="280"/>
+            </w:pPr>
+            <w:r>
+              <w:rPr>
+                <w:rFonts w:ascii="Be Vietnam Pro" w:cs="Be Vietnam Pro" w:eastAsia="Be Vietnam Pro" w:hAnsi="Be Vietnam Pro"/>
+                <w:b/>
+                <w:bCs/>
+                <w:color w:val="036F3D"/>
+                <w:sz w:val="20"/>
+                <w:szCs w:val="20"/>
+              </w:rPr>
+              <w:t xml:space="preserve">Vì sao đây là sản phẩm</w:t>
+            </w:r>
+          </w:p>
+        </w:tc>
+      </w:tr>
+      <w:tr>
+        <w:trPr>
+          <w:tblHeader w:val="false"/>
+        </w:trPr>
+        <w:tc>
+          <w:tcPr>
+            <w:tcW w:type="dxa" w:w="2633"/>
+            <w:tcMar>
+              <w:top w:type="dxa" w:w="90"/>
+              <w:left w:type="dxa" w:w="120"/>
+              <w:bottom w:type="dxa" w:w="90"/>
+              <w:right w:type="dxa" w:w="120"/>
+            </w:tcMar>
+            <w:vAlign w:val="center"/>
+          </w:tcPr>
+          <w:p>
+            <w:pPr>
+              <w:spacing w:after="0" w:line="280"/>
+            </w:pPr>
+            <w:r>
+              <w:rPr>
+                <w:rFonts w:ascii="Be Vietnam Pro" w:cs="Be Vietnam Pro" w:eastAsia="Be Vietnam Pro" w:hAnsi="Be Vietnam Pro"/>
+                <w:b/>
+                <w:bCs/>
+                <w:color w:val="101814"/>
+                <w:sz w:val="20"/>
+                <w:szCs w:val="20"/>
+              </w:rPr>
+              <w:t xml:space="preserve">Mô hình dữ liệu nghiệp vụ</w:t>
+            </w:r>
+          </w:p>
+        </w:tc>
+        <w:tc>
+          <w:tcPr>
+            <w:tcW w:type="dxa" w:w="2340"/>
+            <w:tcMar>
+              <w:top w:type="dxa" w:w="90"/>
+              <w:left w:type="dxa" w:w="120"/>
+              <w:bottom w:type="dxa" w:w="90"/>
+              <w:right w:type="dxa" w:w="120"/>
+            </w:tcMar>
+            <w:vAlign w:val="center"/>
+          </w:tcPr>
+          <w:p>
+            <w:pPr>
+              <w:spacing w:after="0" w:line="280"/>
+            </w:pPr>
+            <w:r>
+              <w:rPr>
+                <w:rFonts w:ascii="Be Vietnam Pro" w:cs="Be Vietnam Pro" w:eastAsia="Be Vietnam Pro" w:hAnsi="Be Vietnam Pro"/>
+                <w:color w:val="101814"/>
+                <w:sz w:val="20"/>
+                <w:szCs w:val="20"/>
+              </w:rPr>
+              <w:t xml:space="preserve">49 nhóm dữ liệu và bảng cấu hình</w:t>
+            </w:r>
+          </w:p>
+        </w:tc>
+        <w:tc>
+          <w:tcPr>
+            <w:tcW w:type="dxa" w:w="4387"/>
+            <w:tcMar>
+              <w:top w:type="dxa" w:w="90"/>
+              <w:left w:type="dxa" w:w="120"/>
+              <w:bottom w:type="dxa" w:w="90"/>
+              <w:right w:type="dxa" w:w="120"/>
+            </w:tcMar>
+            <w:vAlign w:val="center"/>
+          </w:tcPr>
+          <w:p>
+            <w:pPr>
+              <w:spacing w:after="0" w:line="280"/>
+            </w:pPr>
+            <w:r>
+              <w:rPr>
+                <w:rFonts w:ascii="Be Vietnam Pro" w:cs="Be Vietnam Pro" w:eastAsia="Be Vietnam Pro" w:hAnsi="Be Vietnam Pro"/>
+                <w:color w:val="101814"/>
+                <w:sz w:val="20"/>
+                <w:szCs w:val="20"/>
+              </w:rPr>
+              <w:t xml:space="preserve">Định nghĩa nguyên liệu, dịch vụ, chứng nhận, hội thoại gồm những gì trong nghiệp vụ Bioscope</w:t>
+            </w:r>
+          </w:p>
+        </w:tc>
+      </w:tr>
+      <w:tr>
+        <w:trPr>
+          <w:tblHeader w:val="false"/>
+        </w:trPr>
+        <w:tc>
+          <w:tcPr>
+            <w:tcW w:type="dxa" w:w="2633"/>
+            <w:tcMar>
+              <w:top w:type="dxa" w:w="90"/>
+              <w:left w:type="dxa" w:w="120"/>
+              <w:bottom w:type="dxa" w:w="90"/>
+              <w:right w:type="dxa" w:w="120"/>
+            </w:tcMar>
+            <w:vAlign w:val="center"/>
+          </w:tcPr>
+          <w:p>
+            <w:pPr>
+              <w:spacing w:after="0" w:line="280"/>
+            </w:pPr>
+            <w:r>
+              <w:rPr>
+                <w:rFonts w:ascii="Be Vietnam Pro" w:cs="Be Vietnam Pro" w:eastAsia="Be Vietnam Pro" w:hAnsi="Be Vietnam Pro"/>
+                <w:b/>
+                <w:bCs/>
+                <w:color w:val="101814"/>
+                <w:sz w:val="20"/>
+                <w:szCs w:val="20"/>
+              </w:rPr>
+              <w:t xml:space="preserve">Bảng nguyên liệu</w:t>
+            </w:r>
+          </w:p>
+        </w:tc>
+        <w:tc>
+          <w:tcPr>
+            <w:tcW w:type="dxa" w:w="2340"/>
+            <w:tcMar>
+              <w:top w:type="dxa" w:w="90"/>
+              <w:left w:type="dxa" w:w="120"/>
+              <w:bottom w:type="dxa" w:w="90"/>
+              <w:right w:type="dxa" w:w="120"/>
+            </w:tcMar>
+            <w:vAlign w:val="center"/>
+          </w:tcPr>
+          <w:p>
+            <w:pPr>
+              <w:spacing w:after="0" w:line="280"/>
+            </w:pPr>
+            <w:r>
+              <w:rPr>
+                <w:rFonts w:ascii="Be Vietnam Pro" w:cs="Be Vietnam Pro" w:eastAsia="Be Vietnam Pro" w:hAnsi="Be Vietnam Pro"/>
+                <w:color w:val="101814"/>
+                <w:sz w:val="20"/>
+                <w:szCs w:val="20"/>
+              </w:rPr>
+              <w:t xml:space="preserve">73 trường, 8 thẻ</w:t>
+            </w:r>
+          </w:p>
+        </w:tc>
+        <w:tc>
+          <w:tcPr>
+            <w:tcW w:type="dxa" w:w="4387"/>
+            <w:tcMar>
+              <w:top w:type="dxa" w:w="90"/>
+              <w:left w:type="dxa" w:w="120"/>
+              <w:bottom w:type="dxa" w:w="90"/>
+              <w:right w:type="dxa" w:w="120"/>
+            </w:tcMar>
+            <w:vAlign w:val="center"/>
+          </w:tcPr>
+          <w:p>
+            <w:pPr>
+              <w:spacing w:after="0" w:line="280"/>
+            </w:pPr>
+            <w:r>
+              <w:rPr>
+                <w:rFonts w:ascii="Be Vietnam Pro" w:cs="Be Vietnam Pro" w:eastAsia="Be Vietnam Pro" w:hAnsi="Be Vietnam Pro"/>
+                <w:color w:val="101814"/>
+                <w:sz w:val="20"/>
+                <w:szCs w:val="20"/>
+              </w:rPr>
+              <w:t xml:space="preserve">Không bộ khung nào có sẵn khái niệm </w:t>
+            </w:r>
+            <w:r>
+              <w:rPr>
+                <w:rFonts w:ascii="Be Vietnam Pro" w:cs="Be Vietnam Pro" w:eastAsia="Be Vietnam Pro" w:hAnsi="Be Vietnam Pro"/>
+                <w:i/>
+                <w:iCs/>
+                <w:color w:val="101814"/>
+                <w:sz w:val="20"/>
+                <w:szCs w:val="20"/>
+              </w:rPr>
+              <w:t xml:space="preserve">chỉ tiêu kỹ thuật</w:t>
+            </w:r>
+            <w:r>
+              <w:rPr>
+                <w:rFonts w:ascii="Be Vietnam Pro" w:cs="Be Vietnam Pro" w:eastAsia="Be Vietnam Pro" w:hAnsi="Be Vietnam Pro"/>
+                <w:color w:val="101814"/>
+                <w:sz w:val="20"/>
+                <w:szCs w:val="20"/>
+              </w:rPr>
+              <w:t xml:space="preserve">, </w:t>
+            </w:r>
+            <w:r>
+              <w:rPr>
+                <w:rFonts w:ascii="Be Vietnam Pro" w:cs="Be Vietnam Pro" w:eastAsia="Be Vietnam Pro" w:hAnsi="Be Vietnam Pro"/>
+                <w:i/>
+                <w:iCs/>
+                <w:color w:val="101814"/>
+                <w:sz w:val="20"/>
+                <w:szCs w:val="20"/>
+              </w:rPr>
+              <w:t xml:space="preserve">trạng thái pháp lý</w:t>
+            </w:r>
+            <w:r>
+              <w:rPr>
+                <w:rFonts w:ascii="Be Vietnam Pro" w:cs="Be Vietnam Pro" w:eastAsia="Be Vietnam Pro" w:hAnsi="Be Vietnam Pro"/>
+                <w:color w:val="101814"/>
+                <w:sz w:val="20"/>
+                <w:szCs w:val="20"/>
+              </w:rPr>
+              <w:t xml:space="preserve">, </w:t>
+            </w:r>
+            <w:r>
+              <w:rPr>
+                <w:rFonts w:ascii="Be Vietnam Pro" w:cs="Be Vietnam Pro" w:eastAsia="Be Vietnam Pro" w:hAnsi="Be Vietnam Pro"/>
+                <w:i/>
+                <w:iCs/>
+                <w:color w:val="101814"/>
+                <w:sz w:val="20"/>
+                <w:szCs w:val="20"/>
+              </w:rPr>
+              <w:t xml:space="preserve">bảng giá nhiều bậc</w:t>
+            </w:r>
+          </w:p>
+        </w:tc>
+      </w:tr>
+      <w:tr>
+        <w:trPr>
+          <w:tblHeader w:val="false"/>
+        </w:trPr>
+        <w:tc>
+          <w:tcPr>
+            <w:tcW w:type="dxa" w:w="2633"/>
+            <w:tcMar>
+              <w:top w:type="dxa" w:w="90"/>
+              <w:left w:type="dxa" w:w="120"/>
+              <w:bottom w:type="dxa" w:w="90"/>
+              <w:right w:type="dxa" w:w="120"/>
+            </w:tcMar>
+            <w:vAlign w:val="center"/>
+          </w:tcPr>
+          <w:p>
+            <w:pPr>
+              <w:spacing w:after="0" w:line="280"/>
+            </w:pPr>
+            <w:r>
+              <w:rPr>
+                <w:rFonts w:ascii="Be Vietnam Pro" w:cs="Be Vietnam Pro" w:eastAsia="Be Vietnam Pro" w:hAnsi="Be Vietnam Pro"/>
+                <w:b/>
+                <w:bCs/>
+                <w:color w:val="101814"/>
+                <w:sz w:val="20"/>
+                <w:szCs w:val="20"/>
+              </w:rPr>
+              <w:t xml:space="preserve">Quy tắc phân quyền</w:t>
+            </w:r>
+          </w:p>
+        </w:tc>
+        <w:tc>
+          <w:tcPr>
+            <w:tcW w:type="dxa" w:w="2340"/>
+            <w:tcMar>
+              <w:top w:type="dxa" w:w="90"/>
+              <w:left w:type="dxa" w:w="120"/>
+              <w:bottom w:type="dxa" w:w="90"/>
+              <w:right w:type="dxa" w:w="120"/>
+            </w:tcMar>
+            <w:vAlign w:val="center"/>
+          </w:tcPr>
+          <w:p>
+            <w:pPr>
+              <w:spacing w:after="0" w:line="280"/>
+            </w:pPr>
+            <w:r>
+              <w:rPr>
+                <w:rFonts w:ascii="Be Vietnam Pro" w:cs="Be Vietnam Pro" w:eastAsia="Be Vietnam Pro" w:hAnsi="Be Vietnam Pro"/>
+                <w:color w:val="101814"/>
+                <w:sz w:val="20"/>
+                <w:szCs w:val="20"/>
+              </w:rPr>
+              <w:t xml:space="preserve">Gom vào một tệp dùng chung</w:t>
+            </w:r>
+          </w:p>
+        </w:tc>
+        <w:tc>
+          <w:tcPr>
+            <w:tcW w:type="dxa" w:w="4387"/>
+            <w:tcMar>
+              <w:top w:type="dxa" w:w="90"/>
+              <w:left w:type="dxa" w:w="120"/>
+              <w:bottom w:type="dxa" w:w="90"/>
+              <w:right w:type="dxa" w:w="120"/>
+            </w:tcMar>
+            <w:vAlign w:val="center"/>
+          </w:tcPr>
+          <w:p>
+            <w:pPr>
+              <w:spacing w:after="0" w:line="280"/>
+            </w:pPr>
+            <w:r>
+              <w:rPr>
+                <w:rFonts w:ascii="Be Vietnam Pro" w:cs="Be Vietnam Pro" w:eastAsia="Be Vietnam Pro" w:hAnsi="Be Vietnam Pro"/>
+                <w:color w:val="101814"/>
+                <w:sz w:val="20"/>
+                <w:szCs w:val="20"/>
+              </w:rPr>
+              <w:t xml:space="preserve">Ba vai trò, quyền theo nhóm dữ liệu </w:t>
+            </w:r>
+            <w:r>
+              <w:rPr>
+                <w:rFonts w:ascii="Be Vietnam Pro" w:cs="Be Vietnam Pro" w:eastAsia="Be Vietnam Pro" w:hAnsi="Be Vietnam Pro"/>
+                <w:b/>
+                <w:bCs/>
+                <w:color w:val="101814"/>
+                <w:sz w:val="20"/>
+                <w:szCs w:val="20"/>
+              </w:rPr>
+              <w:t xml:space="preserve">và theo từng trường</w:t>
+            </w:r>
+          </w:p>
+        </w:tc>
+      </w:tr>
+      <w:tr>
+        <w:trPr>
+          <w:tblHeader w:val="false"/>
+        </w:trPr>
+        <w:tc>
+          <w:tcPr>
+            <w:tcW w:type="dxa" w:w="2633"/>
+            <w:tcMar>
+              <w:top w:type="dxa" w:w="90"/>
+              <w:left w:type="dxa" w:w="120"/>
+              <w:bottom w:type="dxa" w:w="90"/>
+              <w:right w:type="dxa" w:w="120"/>
+            </w:tcMar>
+            <w:vAlign w:val="center"/>
+          </w:tcPr>
+          <w:p>
+            <w:pPr>
+              <w:spacing w:after="0" w:line="280"/>
+            </w:pPr>
+            <w:r>
+              <w:rPr>
+                <w:rFonts w:ascii="Be Vietnam Pro" w:cs="Be Vietnam Pro" w:eastAsia="Be Vietnam Pro" w:hAnsi="Be Vietnam Pro"/>
+                <w:b/>
+                <w:bCs/>
+                <w:color w:val="101814"/>
+                <w:sz w:val="20"/>
+                <w:szCs w:val="20"/>
+              </w:rPr>
+              <w:t xml:space="preserve">Khoá bảng giá ở tầng trường</w:t>
+            </w:r>
+          </w:p>
+        </w:tc>
+        <w:tc>
+          <w:tcPr>
+            <w:tcW w:type="dxa" w:w="2340"/>
+            <w:tcMar>
+              <w:top w:type="dxa" w:w="90"/>
+              <w:left w:type="dxa" w:w="120"/>
+              <w:bottom w:type="dxa" w:w="90"/>
+              <w:right w:type="dxa" w:w="120"/>
+            </w:tcMar>
+            <w:vAlign w:val="center"/>
+          </w:tcPr>
+          <w:p>
+            <w:pPr>
+              <w:spacing w:after="0" w:line="280"/>
+            </w:pPr>
+            <w:r>
+              <w:rPr>
+                <w:rFonts w:ascii="Be Vietnam Pro" w:cs="Be Vietnam Pro" w:eastAsia="Be Vietnam Pro" w:hAnsi="Be Vietnam Pro"/>
+                <w:color w:val="101814"/>
+                <w:sz w:val="20"/>
+                <w:szCs w:val="20"/>
+              </w:rPr>
+              <w:t xml:space="preserve">—</w:t>
+            </w:r>
+          </w:p>
+        </w:tc>
+        <w:tc>
+          <w:tcPr>
+            <w:tcW w:type="dxa" w:w="4387"/>
+            <w:tcMar>
+              <w:top w:type="dxa" w:w="90"/>
+              <w:left w:type="dxa" w:w="120"/>
+              <w:bottom w:type="dxa" w:w="90"/>
+              <w:right w:type="dxa" w:w="120"/>
+            </w:tcMar>
+            <w:vAlign w:val="center"/>
+          </w:tcPr>
+          <w:p>
+            <w:pPr>
+              <w:spacing w:after="0" w:line="280"/>
+            </w:pPr>
+            <w:r>
+              <w:rPr>
+                <w:rFonts w:ascii="Be Vietnam Pro" w:cs="Be Vietnam Pro" w:eastAsia="Be Vietnam Pro" w:hAnsi="Be Vietnam Pro"/>
+                <w:color w:val="101814"/>
+                <w:sz w:val="20"/>
+                <w:szCs w:val="20"/>
+              </w:rPr>
+              <w:t xml:space="preserve">Nhóm dữ liệu mở cho công chúng đọc nhưng một trường bên trong vẫn đóng — logic này phải tự viết</w:t>
+            </w:r>
+          </w:p>
+        </w:tc>
+      </w:tr>
+      <w:tr>
+        <w:trPr>
+          <w:tblHeader w:val="false"/>
+        </w:trPr>
+        <w:tc>
+          <w:tcPr>
+            <w:tcW w:type="dxa" w:w="2633"/>
+            <w:tcMar>
+              <w:top w:type="dxa" w:w="90"/>
+              <w:left w:type="dxa" w:w="120"/>
+              <w:bottom w:type="dxa" w:w="90"/>
+              <w:right w:type="dxa" w:w="120"/>
+            </w:tcMar>
+            <w:vAlign w:val="center"/>
+          </w:tcPr>
+          <w:p>
+            <w:pPr>
+              <w:spacing w:after="0" w:line="280"/>
+            </w:pPr>
+            <w:r>
+              <w:rPr>
+                <w:rFonts w:ascii="Be Vietnam Pro" w:cs="Be Vietnam Pro" w:eastAsia="Be Vietnam Pro" w:hAnsi="Be Vietnam Pro"/>
+                <w:b/>
+                <w:bCs/>
+                <w:color w:val="101814"/>
+                <w:sz w:val="20"/>
+                <w:szCs w:val="20"/>
+              </w:rPr>
+              <w:t xml:space="preserve">Giao diện lập trình có khoá</w:t>
+            </w:r>
+          </w:p>
+        </w:tc>
+        <w:tc>
+          <w:tcPr>
+            <w:tcW w:type="dxa" w:w="2340"/>
+            <w:tcMar>
+              <w:top w:type="dxa" w:w="90"/>
+              <w:left w:type="dxa" w:w="120"/>
+              <w:bottom w:type="dxa" w:w="90"/>
+              <w:right w:type="dxa" w:w="120"/>
+            </w:tcMar>
+            <w:vAlign w:val="center"/>
+          </w:tcPr>
+          <w:p>
+            <w:pPr>
+              <w:spacing w:after="0" w:line="280"/>
+            </w:pPr>
+            <w:r>
+              <w:rPr>
+                <w:rFonts w:ascii="Be Vietnam Pro" w:cs="Be Vietnam Pro" w:eastAsia="Be Vietnam Pro" w:hAnsi="Be Vietnam Pro"/>
+                <w:color w:val="101814"/>
+                <w:sz w:val="20"/>
+                <w:szCs w:val="20"/>
+              </w:rPr>
+              <w:t xml:space="preserve">52 điểm truy cập, 5 phạm vi</w:t>
+            </w:r>
+          </w:p>
+        </w:tc>
+        <w:tc>
+          <w:tcPr>
+            <w:tcW w:type="dxa" w:w="4387"/>
+            <w:tcMar>
+              <w:top w:type="dxa" w:w="90"/>
+              <w:left w:type="dxa" w:w="120"/>
+              <w:bottom w:type="dxa" w:w="90"/>
+              <w:right w:type="dxa" w:w="120"/>
+            </w:tcMar>
+            <w:vAlign w:val="center"/>
+          </w:tcPr>
+          <w:p>
+            <w:pPr>
+              <w:spacing w:after="0" w:line="280"/>
+            </w:pPr>
+            <w:r>
+              <w:rPr>
+                <w:rFonts w:ascii="Be Vietnam Pro" w:cs="Be Vietnam Pro" w:eastAsia="Be Vietnam Pro" w:hAnsi="Be Vietnam Pro"/>
+                <w:color w:val="101814"/>
+                <w:sz w:val="20"/>
+                <w:szCs w:val="20"/>
+              </w:rPr>
+              <w:t xml:space="preserve">Cấp khoá, giới hạn phạm vi, giới hạn tần suất, danh sách trắng trường</w:t>
+            </w:r>
+          </w:p>
+        </w:tc>
+      </w:tr>
+      <w:tr>
+        <w:trPr>
+          <w:tblHeader w:val="false"/>
+        </w:trPr>
+        <w:tc>
+          <w:tcPr>
+            <w:tcW w:type="dxa" w:w="2633"/>
+            <w:tcMar>
+              <w:top w:type="dxa" w:w="90"/>
+              <w:left w:type="dxa" w:w="120"/>
+              <w:bottom w:type="dxa" w:w="90"/>
+              <w:right w:type="dxa" w:w="120"/>
+            </w:tcMar>
+            <w:vAlign w:val="center"/>
+          </w:tcPr>
+          <w:p>
+            <w:pPr>
+              <w:spacing w:after="0" w:line="280"/>
+            </w:pPr>
+            <w:r>
+              <w:rPr>
+                <w:rFonts w:ascii="Be Vietnam Pro" w:cs="Be Vietnam Pro" w:eastAsia="Be Vietnam Pro" w:hAnsi="Be Vietnam Pro"/>
+                <w:b/>
+                <w:bCs/>
+                <w:color w:val="101814"/>
+                <w:sz w:val="20"/>
+                <w:szCs w:val="20"/>
+              </w:rPr>
+              <w:t xml:space="preserve">Cơ chế đa ngữ theo nghiệp vụ</w:t>
+            </w:r>
+          </w:p>
+        </w:tc>
+        <w:tc>
+          <w:tcPr>
+            <w:tcW w:type="dxa" w:w="2340"/>
+            <w:tcMar>
+              <w:top w:type="dxa" w:w="90"/>
+              <w:left w:type="dxa" w:w="120"/>
+              <w:bottom w:type="dxa" w:w="90"/>
+              <w:right w:type="dxa" w:w="120"/>
+            </w:tcMar>
+            <w:vAlign w:val="center"/>
+          </w:tcPr>
+          <w:p>
+            <w:pPr>
+              <w:spacing w:after="0" w:line="280"/>
+            </w:pPr>
+            <w:r>
+              <w:rPr>
+                <w:rFonts w:ascii="Be Vietnam Pro" w:cs="Be Vietnam Pro" w:eastAsia="Be Vietnam Pro" w:hAnsi="Be Vietnam Pro"/>
+                <w:color w:val="101814"/>
+                <w:sz w:val="20"/>
+                <w:szCs w:val="20"/>
+              </w:rPr>
+              <w:t xml:space="preserve">—</w:t>
+            </w:r>
+          </w:p>
+        </w:tc>
+        <w:tc>
+          <w:tcPr>
+            <w:tcW w:type="dxa" w:w="4387"/>
+            <w:tcMar>
+              <w:top w:type="dxa" w:w="90"/>
+              <w:left w:type="dxa" w:w="120"/>
+              <w:bottom w:type="dxa" w:w="90"/>
+              <w:right w:type="dxa" w:w="120"/>
+            </w:tcMar>
+            <w:vAlign w:val="center"/>
+          </w:tcPr>
+          <w:p>
+            <w:pPr>
+              <w:spacing w:after="0" w:line="280"/>
+            </w:pPr>
+            <w:r>
+              <w:rPr>
+                <w:rFonts w:ascii="Be Vietnam Pro" w:cs="Be Vietnam Pro" w:eastAsia="Be Vietnam Pro" w:hAnsi="Be Vietnam Pro"/>
+                <w:color w:val="101814"/>
+                <w:sz w:val="20"/>
+                <w:szCs w:val="20"/>
+              </w:rPr>
+              <w:t xml:space="preserve">Tắt cơ chế lấy bản dự phòng của bộ khung và tự lọc, vì mặc định của thư viện sai với nghiệp vụ</w:t>
+            </w:r>
+          </w:p>
+        </w:tc>
+      </w:tr>
+      <w:tr>
+        <w:trPr>
+          <w:tblHeader w:val="false"/>
+        </w:trPr>
+        <w:tc>
+          <w:tcPr>
+            <w:tcW w:type="dxa" w:w="2633"/>
+            <w:tcMar>
+              <w:top w:type="dxa" w:w="90"/>
+              <w:left w:type="dxa" w:w="120"/>
+              <w:bottom w:type="dxa" w:w="90"/>
+              <w:right w:type="dxa" w:w="120"/>
+            </w:tcMar>
+            <w:vAlign w:val="center"/>
+          </w:tcPr>
+          <w:p>
+            <w:pPr>
+              <w:spacing w:after="0" w:line="280"/>
+            </w:pPr>
+            <w:r>
+              <w:rPr>
+                <w:rFonts w:ascii="Be Vietnam Pro" w:cs="Be Vietnam Pro" w:eastAsia="Be Vietnam Pro" w:hAnsi="Be Vietnam Pro"/>
+                <w:b/>
+                <w:bCs/>
+                <w:color w:val="101814"/>
+                <w:sz w:val="20"/>
+                <w:szCs w:val="20"/>
+              </w:rPr>
+              <w:t xml:space="preserve">Toàn bộ giao diện cổng thông tin</w:t>
+            </w:r>
+          </w:p>
+        </w:tc>
+        <w:tc>
+          <w:tcPr>
+            <w:tcW w:type="dxa" w:w="2340"/>
+            <w:tcMar>
+              <w:top w:type="dxa" w:w="90"/>
+              <w:left w:type="dxa" w:w="120"/>
+              <w:bottom w:type="dxa" w:w="90"/>
+              <w:right w:type="dxa" w:w="120"/>
+            </w:tcMar>
+            <w:vAlign w:val="center"/>
+          </w:tcPr>
+          <w:p>
+            <w:pPr>
+              <w:spacing w:after="0" w:line="280"/>
+            </w:pPr>
+            <w:r>
+              <w:rPr>
+                <w:rFonts w:ascii="Be Vietnam Pro" w:cs="Be Vietnam Pro" w:eastAsia="Be Vietnam Pro" w:hAnsi="Be Vietnam Pro"/>
+                <w:color w:val="101814"/>
+                <w:sz w:val="20"/>
+                <w:szCs w:val="20"/>
+              </w:rPr>
+              <w:t xml:space="preserve">68 thành phần, 27 đường dẫn</w:t>
+            </w:r>
+          </w:p>
+        </w:tc>
+        <w:tc>
+          <w:tcPr>
+            <w:tcW w:type="dxa" w:w="4387"/>
+            <w:tcMar>
+              <w:top w:type="dxa" w:w="90"/>
+              <w:left w:type="dxa" w:w="120"/>
+              <w:bottom w:type="dxa" w:w="90"/>
+              <w:right w:type="dxa" w:w="120"/>
+            </w:tcMar>
+            <w:vAlign w:val="center"/>
+          </w:tcPr>
+          <w:p>
+            <w:pPr>
+              <w:spacing w:after="0" w:line="280"/>
+            </w:pPr>
+            <w:r>
+              <w:rPr>
+                <w:rFonts w:ascii="Be Vietnam Pro" w:cs="Be Vietnam Pro" w:eastAsia="Be Vietnam Pro" w:hAnsi="Be Vietnam Pro"/>
+                <w:sz w:val="21"/>
+                <w:szCs w:val="21"/>
+              </w:rPr>
+              <w:t xml:space="preserve"/>
+            </w:r>
+          </w:p>
+        </w:tc>
+      </w:tr>
+      <w:tr>
+        <w:trPr>
+          <w:tblHeader w:val="false"/>
+        </w:trPr>
+        <w:tc>
+          <w:tcPr>
+            <w:tcW w:type="dxa" w:w="2633"/>
+            <w:tcMar>
+              <w:top w:type="dxa" w:w="90"/>
+              <w:left w:type="dxa" w:w="120"/>
+              <w:bottom w:type="dxa" w:w="90"/>
+              <w:right w:type="dxa" w:w="120"/>
+            </w:tcMar>
+            <w:vAlign w:val="center"/>
+          </w:tcPr>
+          <w:p>
+            <w:pPr>
+              <w:spacing w:after="0" w:line="280"/>
+            </w:pPr>
+            <w:r>
+              <w:rPr>
+                <w:rFonts w:ascii="Be Vietnam Pro" w:cs="Be Vietnam Pro" w:eastAsia="Be Vietnam Pro" w:hAnsi="Be Vietnam Pro"/>
+                <w:b/>
+                <w:bCs/>
+                <w:color w:val="101814"/>
+                <w:sz w:val="20"/>
+                <w:szCs w:val="20"/>
+              </w:rPr>
+              <w:t xml:space="preserve">Bộ khối dựng trang</w:t>
+            </w:r>
+          </w:p>
+        </w:tc>
+        <w:tc>
+          <w:tcPr>
+            <w:tcW w:type="dxa" w:w="2340"/>
+            <w:tcMar>
+              <w:top w:type="dxa" w:w="90"/>
+              <w:left w:type="dxa" w:w="120"/>
+              <w:bottom w:type="dxa" w:w="90"/>
+              <w:right w:type="dxa" w:w="120"/>
+            </w:tcMar>
+            <w:vAlign w:val="center"/>
+          </w:tcPr>
+          <w:p>
+            <w:pPr>
+              <w:spacing w:after="0" w:line="280"/>
+            </w:pPr>
+            <w:r>
+              <w:rPr>
+                <w:rFonts w:ascii="Be Vietnam Pro" w:cs="Be Vietnam Pro" w:eastAsia="Be Vietnam Pro" w:hAnsi="Be Vietnam Pro"/>
+                <w:color w:val="101814"/>
+                <w:sz w:val="20"/>
+                <w:szCs w:val="20"/>
+              </w:rPr>
+              <w:t xml:space="preserve">18 khối</w:t>
+            </w:r>
+          </w:p>
+        </w:tc>
+        <w:tc>
+          <w:tcPr>
+            <w:tcW w:type="dxa" w:w="4387"/>
+            <w:tcMar>
+              <w:top w:type="dxa" w:w="90"/>
+              <w:left w:type="dxa" w:w="120"/>
+              <w:bottom w:type="dxa" w:w="90"/>
+              <w:right w:type="dxa" w:w="120"/>
+            </w:tcMar>
+            <w:vAlign w:val="center"/>
+          </w:tcPr>
+          <w:p>
+            <w:pPr>
+              <w:spacing w:after="0" w:line="280"/>
+            </w:pPr>
+            <w:r>
+              <w:rPr>
+                <w:rFonts w:ascii="Be Vietnam Pro" w:cs="Be Vietnam Pro" w:eastAsia="Be Vietnam Pro" w:hAnsi="Be Vietnam Pro"/>
+                <w:color w:val="101814"/>
+                <w:sz w:val="20"/>
+                <w:szCs w:val="20"/>
+              </w:rPr>
+              <w:t xml:space="preserve">Cho phép biên tập viên tự dựng trang không cần lập trình</w:t>
+            </w:r>
+          </w:p>
+        </w:tc>
+      </w:tr>
+      <w:tr>
+        <w:trPr>
+          <w:tblHeader w:val="false"/>
+        </w:trPr>
+        <w:tc>
+          <w:tcPr>
+            <w:tcW w:type="dxa" w:w="2633"/>
+            <w:tcMar>
+              <w:top w:type="dxa" w:w="90"/>
+              <w:left w:type="dxa" w:w="120"/>
+              <w:bottom w:type="dxa" w:w="90"/>
+              <w:right w:type="dxa" w:w="120"/>
+            </w:tcMar>
+            <w:vAlign w:val="center"/>
+          </w:tcPr>
+          <w:p>
+            <w:pPr>
+              <w:spacing w:after="0" w:line="280"/>
+            </w:pPr>
+            <w:r>
+              <w:rPr>
+                <w:rFonts w:ascii="Be Vietnam Pro" w:cs="Be Vietnam Pro" w:eastAsia="Be Vietnam Pro" w:hAnsi="Be Vietnam Pro"/>
+                <w:b/>
+                <w:bCs/>
+                <w:color w:val="101814"/>
+                <w:sz w:val="20"/>
+                <w:szCs w:val="20"/>
+              </w:rPr>
+              <w:t xml:space="preserve">Cầu nối chat sang kênh nhắn tin</w:t>
+            </w:r>
+          </w:p>
+        </w:tc>
+        <w:tc>
+          <w:tcPr>
+            <w:tcW w:type="dxa" w:w="2340"/>
+            <w:tcMar>
+              <w:top w:type="dxa" w:w="90"/>
+              <w:left w:type="dxa" w:w="120"/>
+              <w:bottom w:type="dxa" w:w="90"/>
+              <w:right w:type="dxa" w:w="120"/>
+            </w:tcMar>
+            <w:vAlign w:val="center"/>
+          </w:tcPr>
+          <w:p>
+            <w:pPr>
+              <w:spacing w:after="0" w:line="280"/>
+            </w:pPr>
+            <w:r>
+              <w:rPr>
+                <w:rFonts w:ascii="Be Vietnam Pro" w:cs="Be Vietnam Pro" w:eastAsia="Be Vietnam Pro" w:hAnsi="Be Vietnam Pro"/>
+                <w:color w:val="101814"/>
+                <w:sz w:val="20"/>
+                <w:szCs w:val="20"/>
+              </w:rPr>
+              <w:t xml:space="preserve">—</w:t>
+            </w:r>
+          </w:p>
+        </w:tc>
+        <w:tc>
+          <w:tcPr>
+            <w:tcW w:type="dxa" w:w="4387"/>
+            <w:tcMar>
+              <w:top w:type="dxa" w:w="90"/>
+              <w:left w:type="dxa" w:w="120"/>
+              <w:bottom w:type="dxa" w:w="90"/>
+              <w:right w:type="dxa" w:w="120"/>
+            </w:tcMar>
+            <w:vAlign w:val="center"/>
+          </w:tcPr>
+          <w:p>
+            <w:pPr>
+              <w:spacing w:after="0" w:line="280"/>
+            </w:pPr>
+            <w:r>
+              <w:rPr>
+                <w:rFonts w:ascii="Be Vietnam Pro" w:cs="Be Vietnam Pro" w:eastAsia="Be Vietnam Pro" w:hAnsi="Be Vietnam Pro"/>
+                <w:color w:val="101814"/>
+                <w:sz w:val="20"/>
+                <w:szCs w:val="20"/>
+              </w:rPr>
+              <w:t xml:space="preserve">Chuyển tin hai chiều, ghi nhận ngữ cảnh khách, chống lạm dụng</w:t>
+            </w:r>
+          </w:p>
+        </w:tc>
+      </w:tr>
+      <w:tr>
+        <w:trPr>
+          <w:tblHeader w:val="false"/>
+        </w:trPr>
+        <w:tc>
+          <w:tcPr>
+            <w:tcW w:type="dxa" w:w="2633"/>
+            <w:tcMar>
+              <w:top w:type="dxa" w:w="90"/>
+              <w:left w:type="dxa" w:w="120"/>
+              <w:bottom w:type="dxa" w:w="90"/>
+              <w:right w:type="dxa" w:w="120"/>
+            </w:tcMar>
+            <w:vAlign w:val="center"/>
+          </w:tcPr>
+          <w:p>
+            <w:pPr>
+              <w:spacing w:after="0" w:line="280"/>
+            </w:pPr>
+            <w:r>
+              <w:rPr>
+                <w:rFonts w:ascii="Be Vietnam Pro" w:cs="Be Vietnam Pro" w:eastAsia="Be Vietnam Pro" w:hAnsi="Be Vietnam Pro"/>
+                <w:b/>
+                <w:bCs/>
+                <w:color w:val="101814"/>
+                <w:sz w:val="20"/>
+                <w:szCs w:val="20"/>
+              </w:rPr>
+              <w:t xml:space="preserve">Kịch bản chuyển đổi cấu trúc dữ liệu</w:t>
+            </w:r>
+          </w:p>
+        </w:tc>
+        <w:tc>
+          <w:tcPr>
+            <w:tcW w:type="dxa" w:w="2340"/>
+            <w:tcMar>
+              <w:top w:type="dxa" w:w="90"/>
+              <w:left w:type="dxa" w:w="120"/>
+              <w:bottom w:type="dxa" w:w="90"/>
+              <w:right w:type="dxa" w:w="120"/>
+            </w:tcMar>
+            <w:vAlign w:val="center"/>
+          </w:tcPr>
+          <w:p>
+            <w:pPr>
+              <w:spacing w:after="0" w:line="280"/>
+            </w:pPr>
+            <w:r>
+              <w:rPr>
+                <w:rFonts w:ascii="Be Vietnam Pro" w:cs="Be Vietnam Pro" w:eastAsia="Be Vietnam Pro" w:hAnsi="Be Vietnam Pro"/>
+                <w:color w:val="101814"/>
+                <w:sz w:val="20"/>
+                <w:szCs w:val="20"/>
+              </w:rPr>
+              <w:t xml:space="preserve">28 tệp</w:t>
+            </w:r>
+          </w:p>
+        </w:tc>
+        <w:tc>
+          <w:tcPr>
+            <w:tcW w:type="dxa" w:w="4387"/>
+            <w:tcMar>
+              <w:top w:type="dxa" w:w="90"/>
+              <w:left w:type="dxa" w:w="120"/>
+              <w:bottom w:type="dxa" w:w="90"/>
+              <w:right w:type="dxa" w:w="120"/>
+            </w:tcMar>
+            <w:vAlign w:val="center"/>
+          </w:tcPr>
+          <w:p>
+            <w:pPr>
+              <w:spacing w:after="0" w:line="280"/>
+            </w:pPr>
+            <w:r>
+              <w:rPr>
+                <w:rFonts w:ascii="Be Vietnam Pro" w:cs="Be Vietnam Pro" w:eastAsia="Be Vietnam Pro" w:hAnsi="Be Vietnam Pro"/>
+                <w:color w:val="101814"/>
+                <w:sz w:val="20"/>
+                <w:szCs w:val="20"/>
+              </w:rPr>
+              <w:t xml:space="preserve">Mỗi tệp là một lần nâng cấp hệ thống thật, đã kiểm chứng</w:t>
+            </w:r>
+          </w:p>
+        </w:tc>
+      </w:tr>
+      <w:tr>
+        <w:trPr>
+          <w:tblHeader w:val="false"/>
+        </w:trPr>
+        <w:tc>
+          <w:tcPr>
+            <w:tcW w:type="dxa" w:w="2633"/>
+            <w:tcMar>
+              <w:top w:type="dxa" w:w="90"/>
+              <w:left w:type="dxa" w:w="120"/>
+              <w:bottom w:type="dxa" w:w="90"/>
+              <w:right w:type="dxa" w:w="120"/>
+            </w:tcMar>
+            <w:vAlign w:val="center"/>
+          </w:tcPr>
+          <w:p>
+            <w:pPr>
+              <w:spacing w:after="0" w:line="280"/>
+            </w:pPr>
+            <w:r>
+              <w:rPr>
+                <w:rFonts w:ascii="Be Vietnam Pro" w:cs="Be Vietnam Pro" w:eastAsia="Be Vietnam Pro" w:hAnsi="Be Vietnam Pro"/>
+                <w:b/>
+                <w:bCs/>
+                <w:color w:val="101814"/>
+                <w:sz w:val="20"/>
+                <w:szCs w:val="20"/>
+              </w:rPr>
+              <w:t xml:space="preserve">Kiến trúc 12 mô-đun</w:t>
+            </w:r>
+          </w:p>
+        </w:tc>
+        <w:tc>
+          <w:tcPr>
+            <w:tcW w:type="dxa" w:w="2340"/>
+            <w:tcMar>
+              <w:top w:type="dxa" w:w="90"/>
+              <w:left w:type="dxa" w:w="120"/>
+              <w:bottom w:type="dxa" w:w="90"/>
+              <w:right w:type="dxa" w:w="120"/>
+            </w:tcMar>
+            <w:vAlign w:val="center"/>
+          </w:tcPr>
+          <w:p>
+            <w:pPr>
+              <w:spacing w:after="0" w:line="280"/>
+            </w:pPr>
+            <w:r>
+              <w:rPr>
+                <w:rFonts w:ascii="Be Vietnam Pro" w:cs="Be Vietnam Pro" w:eastAsia="Be Vietnam Pro" w:hAnsi="Be Vietnam Pro"/>
+                <w:color w:val="101814"/>
+                <w:sz w:val="20"/>
+                <w:szCs w:val="20"/>
+              </w:rPr>
+              <w:t xml:space="preserve">—</w:t>
+            </w:r>
+          </w:p>
+        </w:tc>
+        <w:tc>
+          <w:tcPr>
+            <w:tcW w:type="dxa" w:w="4387"/>
+            <w:tcMar>
+              <w:top w:type="dxa" w:w="90"/>
+              <w:left w:type="dxa" w:w="120"/>
+              <w:bottom w:type="dxa" w:w="90"/>
+              <w:right w:type="dxa" w:w="120"/>
+            </w:tcMar>
+            <w:vAlign w:val="center"/>
+          </w:tcPr>
+          <w:p>
+            <w:pPr>
+              <w:spacing w:after="0" w:line="280"/>
+            </w:pPr>
+            <w:r>
+              <w:rPr>
+                <w:rFonts w:ascii="Be Vietnam Pro" w:cs="Be Vietnam Pro" w:eastAsia="Be Vietnam Pro" w:hAnsi="Be Vietnam Pro"/>
+                <w:color w:val="101814"/>
+                <w:sz w:val="20"/>
+                <w:szCs w:val="20"/>
+              </w:rPr>
+              <w:t xml:space="preserve">Thiết kế cho nền tảng dùng nhiều lần, không phải một website đơn lẻ</w:t>
+            </w:r>
+          </w:p>
+        </w:tc>
+      </w:tr>
+    </w:tbl>
+    <w:p>
+      <w:pPr>
+        <w:spacing w:after="180"/>
+      </w:pPr>
+    </w:p>
+    <w:p>
+      <w:pPr>
+        <w:spacing w:after="130" w:line="300"/>
+      </w:pPr>
+      <w:r>
+        <w:rPr>
+          <w:rFonts w:ascii="Be Vietnam Pro" w:cs="Be Vietnam Pro" w:eastAsia="Be Vietnam Pro" w:hAnsi="Be Vietnam Pro"/>
+          <w:b/>
+          <w:bCs/>
+          <w:color w:val="101814"/>
+          <w:sz w:val="21"/>
+          <w:szCs w:val="21"/>
+        </w:rPr>
+        <w:t xml:space="preserve">Tổng: ~51.300 dòng mã do OPTIMAI viết.</w:t>
+      </w:r>
+    </w:p>
+    <w:p>
+      <w:pPr>
+        <w:pStyle w:val="Heading2"/>
+        <w:spacing w:after="120" w:before="280"/>
+      </w:pPr>
+      <w:r>
+        <w:rPr>
+          <w:rFonts w:ascii="Be Vietnam Pro" w:cs="Be Vietnam Pro" w:eastAsia="Be Vietnam Pro" w:hAnsi="Be Vietnam Pro"/>
+          <w:b/>
+          <w:bCs/>
+          <w:color w:val="008E4D"/>
+          <w:sz w:val="24"/>
+          <w:szCs w:val="24"/>
+        </w:rPr>
+        <w:t xml:space="preserve">10.3 Cách kiểm chứng</w:t>
+      </w:r>
+    </w:p>
+    <w:p>
+      <w:pPr>
+        <w:spacing w:after="130" w:line="300"/>
+      </w:pPr>
+      <w:r>
+        <w:rPr>
+          <w:rFonts w:ascii="Be Vietnam Pro" w:cs="Be Vietnam Pro" w:eastAsia="Be Vietnam Pro" w:hAnsi="Be Vietnam Pro"/>
+          <w:color w:val="101814"/>
+          <w:sz w:val="21"/>
+          <w:szCs w:val="21"/>
+        </w:rPr>
+        <w:t xml:space="preserve">Gỡ toàn bộ thư viện bên ngoài ra, phần còn lại vẫn là hàng chục nghìn dòng mã mang khái niệm riêng của ngành nguyên liệu thực phẩm chức năng — </w:t>
+      </w:r>
+      <w:r>
+        <w:rPr>
+          <w:rFonts w:ascii="Be Vietnam Pro" w:cs="Be Vietnam Pro" w:eastAsia="Be Vietnam Pro" w:hAnsi="Be Vietnam Pro"/>
+          <w:i/>
+          <w:iCs/>
+          <w:color w:val="101814"/>
+          <w:sz w:val="21"/>
+          <w:szCs w:val="21"/>
+        </w:rPr>
+        <w:t xml:space="preserve">nguyên liệu</w:t>
+      </w:r>
+      <w:r>
+        <w:rPr>
+          <w:rFonts w:ascii="Be Vietnam Pro" w:cs="Be Vietnam Pro" w:eastAsia="Be Vietnam Pro" w:hAnsi="Be Vietnam Pro"/>
+          <w:color w:val="101814"/>
+          <w:sz w:val="21"/>
+          <w:szCs w:val="21"/>
+        </w:rPr>
+        <w:t xml:space="preserve">, </w:t>
+      </w:r>
+      <w:r>
+        <w:rPr>
+          <w:rFonts w:ascii="Be Vietnam Pro" w:cs="Be Vietnam Pro" w:eastAsia="Be Vietnam Pro" w:hAnsi="Be Vietnam Pro"/>
+          <w:i/>
+          <w:iCs/>
+          <w:color w:val="101814"/>
+          <w:sz w:val="21"/>
+          <w:szCs w:val="21"/>
+        </w:rPr>
+        <w:t xml:space="preserve">tên INCI</w:t>
+      </w:r>
+      <w:r>
+        <w:rPr>
+          <w:rFonts w:ascii="Be Vietnam Pro" w:cs="Be Vietnam Pro" w:eastAsia="Be Vietnam Pro" w:hAnsi="Be Vietnam Pro"/>
+          <w:color w:val="101814"/>
+          <w:sz w:val="21"/>
+          <w:szCs w:val="21"/>
+        </w:rPr>
+        <w:t xml:space="preserve">, </w:t>
+      </w:r>
+      <w:r>
+        <w:rPr>
+          <w:rFonts w:ascii="Be Vietnam Pro" w:cs="Be Vietnam Pro" w:eastAsia="Be Vietnam Pro" w:hAnsi="Be Vietnam Pro"/>
+          <w:i/>
+          <w:iCs/>
+          <w:color w:val="101814"/>
+          <w:sz w:val="21"/>
+          <w:szCs w:val="21"/>
+        </w:rPr>
+        <w:t xml:space="preserve">chỉ tiêu kỹ thuật</w:t>
+      </w:r>
+      <w:r>
+        <w:rPr>
+          <w:rFonts w:ascii="Be Vietnam Pro" w:cs="Be Vietnam Pro" w:eastAsia="Be Vietnam Pro" w:hAnsi="Be Vietnam Pro"/>
+          <w:color w:val="101814"/>
+          <w:sz w:val="21"/>
+          <w:szCs w:val="21"/>
+        </w:rPr>
+        <w:t xml:space="preserve">, </w:t>
+      </w:r>
+      <w:r>
+        <w:rPr>
+          <w:rFonts w:ascii="Be Vietnam Pro" w:cs="Be Vietnam Pro" w:eastAsia="Be Vietnam Pro" w:hAnsi="Be Vietnam Pro"/>
+          <w:i/>
+          <w:iCs/>
+          <w:color w:val="101814"/>
+          <w:sz w:val="21"/>
+          <w:szCs w:val="21"/>
+        </w:rPr>
+        <w:t xml:space="preserve">trạng thái pháp lý</w:t>
+      </w:r>
+      <w:r>
+        <w:rPr>
+          <w:rFonts w:ascii="Be Vietnam Pro" w:cs="Be Vietnam Pro" w:eastAsia="Be Vietnam Pro" w:hAnsi="Be Vietnam Pro"/>
+          <w:color w:val="101814"/>
+          <w:sz w:val="21"/>
+          <w:szCs w:val="21"/>
+        </w:rPr>
+        <w:t xml:space="preserve">, </w:t>
+      </w:r>
+      <w:r>
+        <w:rPr>
+          <w:rFonts w:ascii="Be Vietnam Pro" w:cs="Be Vietnam Pro" w:eastAsia="Be Vietnam Pro" w:hAnsi="Be Vietnam Pro"/>
+          <w:i/>
+          <w:iCs/>
+          <w:color w:val="101814"/>
+          <w:sz w:val="21"/>
+          <w:szCs w:val="21"/>
+        </w:rPr>
+        <w:t xml:space="preserve">số lượng đặt tối thiểu</w:t>
+      </w:r>
+      <w:r>
+        <w:rPr>
+          <w:rFonts w:ascii="Be Vietnam Pro" w:cs="Be Vietnam Pro" w:eastAsia="Be Vietnam Pro" w:hAnsi="Be Vietnam Pro"/>
+          <w:color w:val="101814"/>
+          <w:sz w:val="21"/>
+          <w:szCs w:val="21"/>
+        </w:rPr>
+        <w:t xml:space="preserve">, </w:t>
+      </w:r>
+      <w:r>
+        <w:rPr>
+          <w:rFonts w:ascii="Be Vietnam Pro" w:cs="Be Vietnam Pro" w:eastAsia="Be Vietnam Pro" w:hAnsi="Be Vietnam Pro"/>
+          <w:i/>
+          <w:iCs/>
+          <w:color w:val="101814"/>
+          <w:sz w:val="21"/>
+          <w:szCs w:val="21"/>
+        </w:rPr>
+        <w:t xml:space="preserve">phiếu phân tích</w:t>
+      </w:r>
+      <w:r>
+        <w:rPr>
+          <w:rFonts w:ascii="Be Vietnam Pro" w:cs="Be Vietnam Pro" w:eastAsia="Be Vietnam Pro" w:hAnsi="Be Vietnam Pro"/>
+          <w:color w:val="101814"/>
+          <w:sz w:val="21"/>
+          <w:szCs w:val="21"/>
+        </w:rPr>
+        <w:t xml:space="preserve">.</w:t>
+      </w:r>
+    </w:p>
+    <w:p>
+      <w:pPr>
+        <w:spacing w:after="130" w:line="300"/>
+      </w:pPr>
+      <w:r>
+        <w:rPr>
+          <w:rFonts w:ascii="Be Vietnam Pro" w:cs="Be Vietnam Pro" w:eastAsia="Be Vietnam Pro" w:hAnsi="Be Vietnam Pro"/>
+          <w:color w:val="101814"/>
+          <w:sz w:val="21"/>
+          <w:szCs w:val="21"/>
+        </w:rPr>
+        <w:t xml:space="preserve">Không sản phẩm đóng gói nào có sẵn những khái niệm đó. Cài Payload và Next.js rồi mở lên sẽ không có gì trong danh sách ở mục 10.2.</w:t>
+      </w:r>
+    </w:p>
+    <w:p>
+      <w:pPr>
+        <w:pStyle w:val="Heading2"/>
+        <w:spacing w:after="120" w:before="280"/>
+      </w:pPr>
+      <w:r>
+        <w:rPr>
+          <w:rFonts w:ascii="Be Vietnam Pro" w:cs="Be Vietnam Pro" w:eastAsia="Be Vietnam Pro" w:hAnsi="Be Vietnam Pro"/>
+          <w:b/>
+          <w:bCs/>
+          <w:color w:val="008E4D"/>
+          <w:sz w:val="24"/>
+          <w:szCs w:val="24"/>
+        </w:rPr>
+        <w:t xml:space="preserve">10.4 Bằng chứng đối chiếu</w:t>
+      </w:r>
+    </w:p>
+    <w:tbl>
+      <w:tblPr>
+        <w:tblW w:type="dxa" w:w="9360"/>
+        <w:tblBorders>
+          <w:top w:val="single" w:color="CFE3D8" w:sz="4"/>
+          <w:left w:val="single" w:color="CFE3D8" w:sz="4"/>
+          <w:bottom w:val="single" w:color="CFE3D8" w:sz="4"/>
+          <w:right w:val="single" w:color="CFE3D8" w:sz="4"/>
+          <w:insideH w:val="single" w:color="CFE3D8" w:sz="4"/>
+          <w:insideV w:val="single" w:color="CFE3D8" w:sz="4"/>
+        </w:tblBorders>
+        <w:tblLayout w:type="fixed"/>
+      </w:tblPr>
+      <w:tblGrid>
+        <w:gridCol w:w="6960"/>
+        <w:gridCol w:w="2400"/>
+      </w:tblGrid>
+      <w:tr>
+        <w:trPr>
+          <w:tblHeader/>
+        </w:trPr>
+        <w:tc>
+          <w:tcPr>
+            <w:tcW w:type="dxa" w:w="6960"/>
+            <w:shd w:fill="EEF6F1" w:color="auto" w:val="clear"/>
+            <w:tcMar>
+              <w:top w:type="dxa" w:w="90"/>
+              <w:left w:type="dxa" w:w="120"/>
+              <w:bottom w:type="dxa" w:w="90"/>
+              <w:right w:type="dxa" w:w="120"/>
+            </w:tcMar>
+            <w:vAlign w:val="center"/>
+          </w:tcPr>
+          <w:p>
+            <w:pPr>
+              <w:spacing w:after="0" w:line="280"/>
+            </w:pPr>
+            <w:r>
+              <w:rPr>
+                <w:rFonts w:ascii="Be Vietnam Pro" w:cs="Be Vietnam Pro" w:eastAsia="Be Vietnam Pro" w:hAnsi="Be Vietnam Pro"/>
+                <w:b/>
+                <w:bCs/>
+                <w:color w:val="036F3D"/>
+                <w:sz w:val="20"/>
+                <w:szCs w:val="20"/>
+              </w:rPr>
+              <w:t xml:space="preserve">Bằng chứng</w:t>
+            </w:r>
+          </w:p>
+        </w:tc>
+        <w:tc>
+          <w:tcPr>
+            <w:tcW w:type="dxa" w:w="2400"/>
+            <w:shd w:fill="EEF6F1" w:color="auto" w:val="clear"/>
+            <w:tcMar>
+              <w:top w:type="dxa" w:w="90"/>
+              <w:left w:type="dxa" w:w="120"/>
+              <w:bottom w:type="dxa" w:w="90"/>
+              <w:right w:type="dxa" w:w="120"/>
+            </w:tcMar>
+            <w:vAlign w:val="center"/>
+          </w:tcPr>
+          <w:p>
+            <w:pPr>
+              <w:spacing w:after="0" w:line="280"/>
+            </w:pPr>
+            <w:r>
+              <w:rPr>
+                <w:rFonts w:ascii="Be Vietnam Pro" w:cs="Be Vietnam Pro" w:eastAsia="Be Vietnam Pro" w:hAnsi="Be Vietnam Pro"/>
+                <w:b/>
+                <w:bCs/>
+                <w:color w:val="036F3D"/>
+                <w:sz w:val="20"/>
+                <w:szCs w:val="20"/>
+              </w:rPr>
+              <w:t xml:space="preserve">Nơi xem</w:t>
+            </w:r>
+          </w:p>
+        </w:tc>
+      </w:tr>
+      <w:tr>
+        <w:trPr>
+          <w:tblHeader w:val="false"/>
+        </w:trPr>
+        <w:tc>
+          <w:tcPr>
+            <w:tcW w:type="dxa" w:w="6960"/>
+            <w:tcMar>
+              <w:top w:type="dxa" w:w="90"/>
+              <w:left w:type="dxa" w:w="120"/>
+              <w:bottom w:type="dxa" w:w="90"/>
+              <w:right w:type="dxa" w:w="120"/>
+            </w:tcMar>
+            <w:vAlign w:val="center"/>
+          </w:tcPr>
+          <w:p>
+            <w:pPr>
+              <w:spacing w:after="0" w:line="280"/>
+            </w:pPr>
+            <w:r>
+              <w:rPr>
+                <w:rFonts w:ascii="Be Vietnam Pro" w:cs="Be Vietnam Pro" w:eastAsia="Be Vietnam Pro" w:hAnsi="Be Vietnam Pro"/>
+                <w:color w:val="101814"/>
+                <w:sz w:val="20"/>
+                <w:szCs w:val="20"/>
+              </w:rPr>
+              <w:t xml:space="preserve">49 nhóm dữ liệu với đầy đủ trường và ràng buộc</w:t>
+            </w:r>
+          </w:p>
+        </w:tc>
+        <w:tc>
+          <w:tcPr>
+            <w:tcW w:type="dxa" w:w="2400"/>
+            <w:tcMar>
+              <w:top w:type="dxa" w:w="90"/>
+              <w:left w:type="dxa" w:w="120"/>
+              <w:bottom w:type="dxa" w:w="90"/>
+              <w:right w:type="dxa" w:w="120"/>
+            </w:tcMar>
+            <w:vAlign w:val="center"/>
+          </w:tcPr>
+          <w:p>
+            <w:pPr>
+              <w:spacing w:after="0" w:line="280"/>
+            </w:pPr>
+            <w:r>
+              <w:rPr>
+                <w:rFonts w:ascii="Menlo" w:cs="Menlo" w:eastAsia="Menlo" w:hAnsi="Menlo"/>
+                <w:color w:val="036F3D"/>
+                <w:sz w:val="20"/>
+                <w:szCs w:val="20"/>
+                <w:shd w:fill="F1F5F3" w:color="auto" w:val="clear"/>
+              </w:rPr>
+              <w:t xml:space="preserve">DA1-04</w:t>
+            </w:r>
+          </w:p>
+        </w:tc>
+      </w:tr>
+      <w:tr>
+        <w:trPr>
+          <w:tblHeader w:val="false"/>
+        </w:trPr>
+        <w:tc>
+          <w:tcPr>
+            <w:tcW w:type="dxa" w:w="6960"/>
+            <w:tcMar>
+              <w:top w:type="dxa" w:w="90"/>
+              <w:left w:type="dxa" w:w="120"/>
+              <w:bottom w:type="dxa" w:w="90"/>
+              <w:right w:type="dxa" w:w="120"/>
+            </w:tcMar>
+            <w:vAlign w:val="center"/>
+          </w:tcPr>
+          <w:p>
+            <w:pPr>
+              <w:spacing w:after="0" w:line="280"/>
+            </w:pPr>
+            <w:r>
+              <w:rPr>
+                <w:rFonts w:ascii="Be Vietnam Pro" w:cs="Be Vietnam Pro" w:eastAsia="Be Vietnam Pro" w:hAnsi="Be Vietnam Pro"/>
+                <w:color w:val="101814"/>
+                <w:sz w:val="20"/>
+                <w:szCs w:val="20"/>
+              </w:rPr>
+              <w:t xml:space="preserve">52 điểm truy cập với phạm vi khoá</w:t>
+            </w:r>
+          </w:p>
+        </w:tc>
+        <w:tc>
+          <w:tcPr>
+            <w:tcW w:type="dxa" w:w="2400"/>
+            <w:tcMar>
+              <w:top w:type="dxa" w:w="90"/>
+              <w:left w:type="dxa" w:w="120"/>
+              <w:bottom w:type="dxa" w:w="90"/>
+              <w:right w:type="dxa" w:w="120"/>
+            </w:tcMar>
+            <w:vAlign w:val="center"/>
+          </w:tcPr>
+          <w:p>
+            <w:pPr>
+              <w:spacing w:after="0" w:line="280"/>
+            </w:pPr>
+            <w:r>
+              <w:rPr>
+                <w:rFonts w:ascii="Menlo" w:cs="Menlo" w:eastAsia="Menlo" w:hAnsi="Menlo"/>
+                <w:color w:val="036F3D"/>
+                <w:sz w:val="20"/>
+                <w:szCs w:val="20"/>
+                <w:shd w:fill="F1F5F3" w:color="auto" w:val="clear"/>
+              </w:rPr>
+              <w:t xml:space="preserve">DA1-10</w:t>
+            </w:r>
+            <w:r>
+              <w:rPr>
+                <w:rFonts w:ascii="Be Vietnam Pro" w:cs="Be Vietnam Pro" w:eastAsia="Be Vietnam Pro" w:hAnsi="Be Vietnam Pro"/>
+                <w:color w:val="101814"/>
+                <w:sz w:val="20"/>
+                <w:szCs w:val="20"/>
+              </w:rPr>
+              <w:t xml:space="preserve"> phần A</w:t>
+            </w:r>
+          </w:p>
+        </w:tc>
+      </w:tr>
+      <w:tr>
+        <w:trPr>
+          <w:tblHeader w:val="false"/>
+        </w:trPr>
+        <w:tc>
+          <w:tcPr>
+            <w:tcW w:type="dxa" w:w="6960"/>
+            <w:tcMar>
+              <w:top w:type="dxa" w:w="90"/>
+              <w:left w:type="dxa" w:w="120"/>
+              <w:bottom w:type="dxa" w:w="90"/>
+              <w:right w:type="dxa" w:w="120"/>
+            </w:tcMar>
+            <w:vAlign w:val="center"/>
+          </w:tcPr>
+          <w:p>
+            <w:pPr>
+              <w:spacing w:after="0" w:line="280"/>
+            </w:pPr>
+            <w:r>
+              <w:rPr>
+                <w:rFonts w:ascii="Be Vietnam Pro" w:cs="Be Vietnam Pro" w:eastAsia="Be Vietnam Pro" w:hAnsi="Be Vietnam Pro"/>
+                <w:color w:val="101814"/>
+                <w:sz w:val="20"/>
+                <w:szCs w:val="20"/>
+              </w:rPr>
+              <w:t xml:space="preserve">218 lần ghi nhận thay đổi, 15/06 → 31/08/2026</w:t>
+            </w:r>
+          </w:p>
+        </w:tc>
+        <w:tc>
+          <w:tcPr>
+            <w:tcW w:type="dxa" w:w="2400"/>
+            <w:tcMar>
+              <w:top w:type="dxa" w:w="90"/>
+              <w:left w:type="dxa" w:w="120"/>
+              <w:bottom w:type="dxa" w:w="90"/>
+              <w:right w:type="dxa" w:w="120"/>
+            </w:tcMar>
+            <w:vAlign w:val="center"/>
+          </w:tcPr>
+          <w:p>
+            <w:pPr>
+              <w:spacing w:after="0" w:line="280"/>
+            </w:pPr>
+            <w:r>
+              <w:rPr>
+                <w:rFonts w:ascii="Be Vietnam Pro" w:cs="Be Vietnam Pro" w:eastAsia="Be Vietnam Pro" w:hAnsi="Be Vietnam Pro"/>
+                <w:color w:val="101814"/>
+                <w:sz w:val="20"/>
+                <w:szCs w:val="20"/>
+              </w:rPr>
+              <w:t xml:space="preserve">Kho mã nguồn</w:t>
+            </w:r>
+          </w:p>
+        </w:tc>
+      </w:tr>
+      <w:tr>
+        <w:trPr>
+          <w:tblHeader w:val="false"/>
+        </w:trPr>
+        <w:tc>
+          <w:tcPr>
+            <w:tcW w:type="dxa" w:w="6960"/>
+            <w:tcMar>
+              <w:top w:type="dxa" w:w="90"/>
+              <w:left w:type="dxa" w:w="120"/>
+              <w:bottom w:type="dxa" w:w="90"/>
+              <w:right w:type="dxa" w:w="120"/>
+            </w:tcMar>
+            <w:vAlign w:val="center"/>
+          </w:tcPr>
+          <w:p>
+            <w:pPr>
+              <w:spacing w:after="0" w:line="280"/>
+            </w:pPr>
+            <w:r>
+              <w:rPr>
+                <w:rFonts w:ascii="Be Vietnam Pro" w:cs="Be Vietnam Pro" w:eastAsia="Be Vietnam Pro" w:hAnsi="Be Vietnam Pro"/>
+                <w:color w:val="101814"/>
+                <w:sz w:val="20"/>
+                <w:szCs w:val="20"/>
+              </w:rPr>
+              <w:t xml:space="preserve">28 kịch bản chuyển đổi cấu trúc dữ liệu</w:t>
+            </w:r>
+          </w:p>
+        </w:tc>
+        <w:tc>
+          <w:tcPr>
+            <w:tcW w:type="dxa" w:w="2400"/>
+            <w:tcMar>
+              <w:top w:type="dxa" w:w="90"/>
+              <w:left w:type="dxa" w:w="120"/>
+              <w:bottom w:type="dxa" w:w="90"/>
+              <w:right w:type="dxa" w:w="120"/>
+            </w:tcMar>
+            <w:vAlign w:val="center"/>
+          </w:tcPr>
+          <w:p>
+            <w:pPr>
+              <w:spacing w:after="0" w:line="280"/>
+            </w:pPr>
+            <w:r>
+              <w:rPr>
+                <w:rFonts w:ascii="Menlo" w:cs="Menlo" w:eastAsia="Menlo" w:hAnsi="Menlo"/>
+                <w:color w:val="036F3D"/>
+                <w:sz w:val="20"/>
+                <w:szCs w:val="20"/>
+                <w:shd w:fill="F1F5F3" w:color="auto" w:val="clear"/>
+              </w:rPr>
+              <w:t xml:space="preserve">dv-cms/scripts/</w:t>
+            </w:r>
+          </w:p>
+        </w:tc>
+      </w:tr>
+      <w:tr>
+        <w:trPr>
+          <w:tblHeader w:val="false"/>
+        </w:trPr>
+        <w:tc>
+          <w:tcPr>
+            <w:tcW w:type="dxa" w:w="6960"/>
+            <w:tcMar>
+              <w:top w:type="dxa" w:w="90"/>
+              <w:left w:type="dxa" w:w="120"/>
+              <w:bottom w:type="dxa" w:w="90"/>
+              <w:right w:type="dxa" w:w="120"/>
+            </w:tcMar>
+            <w:vAlign w:val="center"/>
+          </w:tcPr>
+          <w:p>
+            <w:pPr>
+              <w:spacing w:after="0" w:line="280"/>
+            </w:pPr>
+            <w:r>
+              <w:rPr>
+                <w:rFonts w:ascii="Be Vietnam Pro" w:cs="Be Vietnam Pro" w:eastAsia="Be Vietnam Pro" w:hAnsi="Be Vietnam Pro"/>
+                <w:color w:val="101814"/>
+                <w:sz w:val="20"/>
+                <w:szCs w:val="20"/>
+              </w:rPr>
+              <w:t xml:space="preserve">12 sự cố đã gặp, có nguyên nhân xác minh</w:t>
+            </w:r>
+          </w:p>
+        </w:tc>
+        <w:tc>
+          <w:tcPr>
+            <w:tcW w:type="dxa" w:w="2400"/>
+            <w:tcMar>
+              <w:top w:type="dxa" w:w="90"/>
+              <w:left w:type="dxa" w:w="120"/>
+              <w:bottom w:type="dxa" w:w="90"/>
+              <w:right w:type="dxa" w:w="120"/>
+            </w:tcMar>
+            <w:vAlign w:val="center"/>
+          </w:tcPr>
+          <w:p>
+            <w:pPr>
+              <w:spacing w:after="0" w:line="280"/>
+            </w:pPr>
+            <w:r>
+              <w:rPr>
+                <w:rFonts w:ascii="Menlo" w:cs="Menlo" w:eastAsia="Menlo" w:hAnsi="Menlo"/>
+                <w:color w:val="036F3D"/>
+                <w:sz w:val="20"/>
+                <w:szCs w:val="20"/>
+                <w:shd w:fill="F1F5F3" w:color="auto" w:val="clear"/>
+              </w:rPr>
+              <w:t xml:space="preserve">DA1-10</w:t>
+            </w:r>
+            <w:r>
+              <w:rPr>
+                <w:rFonts w:ascii="Be Vietnam Pro" w:cs="Be Vietnam Pro" w:eastAsia="Be Vietnam Pro" w:hAnsi="Be Vietnam Pro"/>
+                <w:color w:val="101814"/>
+                <w:sz w:val="20"/>
+                <w:szCs w:val="20"/>
+              </w:rPr>
+              <w:t xml:space="preserve"> phần C</w:t>
+            </w:r>
+          </w:p>
+        </w:tc>
+      </w:tr>
+    </w:tbl>
+    <w:p>
+      <w:pPr>
+        <w:spacing w:after="180"/>
+      </w:pPr>
+    </w:p>
+    <w:p>
+      <w:pPr>
+        <w:pBdr>
+          <w:bottom w:val="single" w:color="CFE3D8" w:sz="4" w:space="4"/>
+        </w:pBdr>
+        <w:spacing w:after="160" w:before="160"/>
+      </w:pPr>
+      <w:r>
+        <w:rPr>
+          <w:rFonts w:ascii="Be Vietnam Pro" w:cs="Be Vietnam Pro" w:eastAsia="Be Vietnam Pro" w:hAnsi="Be Vietnam Pro"/>
+          <w:sz w:val="2"/>
+          <w:szCs w:val="2"/>
+        </w:rPr>
+        <w:t xml:space="preserve"/>
+      </w:r>
+    </w:p>
+    <w:p>
+      <w:pPr>
+        <w:pStyle w:val="Heading1"/>
+        <w:pBdr>
+          <w:bottom w:val="single" w:color="008E4D" w:sz="12" w:space="6"/>
+        </w:pBdr>
+        <w:spacing w:after="180" w:before="380"/>
+      </w:pPr>
+      <w:r>
+        <w:rPr>
+          <w:rFonts w:ascii="Be Vietnam Pro" w:cs="Be Vietnam Pro" w:eastAsia="Be Vietnam Pro" w:hAnsi="Be Vietnam Pro"/>
+          <w:b/>
+          <w:bCs/>
+          <w:color w:val="036F3D"/>
+          <w:sz w:val="28"/>
+          <w:szCs w:val="28"/>
+        </w:rPr>
+        <w:t xml:space="preserve">11. Trạng thái hiện tại</w:t>
       </w:r>
     </w:p>
     <w:tbl>
@@ -8295,7 +11914,7 @@
           <w:sz w:val="28"/>
           <w:szCs w:val="28"/>
         </w:rPr>
-        <w:t xml:space="preserve">10. Lịch sử phát triển tóm tắt</w:t>
+        <w:t xml:space="preserve">12. Lịch sử phát triển tóm tắt</w:t>
       </w:r>
     </w:p>
     <w:tbl>
